--- a/mokdong1/2mid/word/md1s2_reading_check_exam.docx
+++ b/mokdong1/2mid/word/md1s2_reading_check_exam.docx
@@ -14,7 +14,7 @@
           <w:sz w:val="26"/>
           <w:u w:val="none"/>
         </w:rPr>
-        <w:t>L5 Reading 프린트 CHECK</w:t>
+        <w:t>L5~6 Reading 프린트 CHECK</w:t>
       </w:r>
     </w:p>
     <w:p>
@@ -56,7 +56,7 @@
           <w:sz w:val="21"/>
           <w:u w:val="none"/>
         </w:rPr>
-        <w:t>■ 1부 단어 박스 — 2025 기말 Monalisa 어휘 세트 (1~4)</w:t>
+        <w:t>■ 1부 L5 Monalisa — 단어 박스 어휘 · 숙어 (1~2)</w:t>
       </w:r>
     </w:p>
     <w:p>
@@ -351,25 +351,7 @@
           <w:sz w:val="20"/>
           <w:u w:val="none"/>
         </w:rPr>
-        <w:t xml:space="preserve">다음 글에서 영영풀이에 해당하는 단어(구)를 찾을 수 </w:t>
-      </w:r>
-      <w:r>
-        <w:rPr>
-          <w:b w:val="0"/>
-          <w:i w:val="0"/>
-          <w:sz w:val="20"/>
-          <w:u w:val="single"/>
-        </w:rPr>
-        <w:t>없는</w:t>
-      </w:r>
-      <w:r>
-        <w:rPr>
-          <w:b w:val="0"/>
-          <w:i w:val="0"/>
-          <w:sz w:val="20"/>
-          <w:u w:val="none"/>
-        </w:rPr>
-        <w:t xml:space="preserve"> 것은? (표적: 지문에서 찾을 수 없는 단어)</w:t>
+        <w:t>(A)~(E)의 각 괄호 안에서 문맥에 맞는 말끼리 짝지어진 것은? (표적: 지문 내 숙어 괄호 선택)</w:t>
       </w:r>
     </w:p>
     <w:p>
@@ -385,7 +367,25 @@
           <w:sz w:val="20"/>
           <w:u w:val="none"/>
         </w:rPr>
-        <w:t xml:space="preserve"> Last Saturday, someone threw a cake at the Monalisa in the Botero Museum in Bogota, Colombia. There were four eyewitnesses. What did they say? Read the following, and find the criminal.</w:t>
+        <w:t xml:space="preserve"> [Ann] I was looking at the Monalisa, and someone threw a cake at the painting. I turned </w:t>
+      </w:r>
+      <w:r>
+        <w:rPr>
+          <w:b/>
+          <w:i w:val="0"/>
+          <w:sz w:val="20"/>
+          <w:u w:val="none"/>
+        </w:rPr>
+        <w:t>(A) (around / down)</w:t>
+      </w:r>
+      <w:r>
+        <w:rPr>
+          <w:b w:val="0"/>
+          <w:i w:val="0"/>
+          <w:sz w:val="20"/>
+          <w:u w:val="none"/>
+        </w:rPr>
+        <w:t xml:space="preserve"> and saw an old man.</w:t>
       </w:r>
       <w:r>
         <w:br/>
@@ -397,24 +397,96 @@
           <w:sz w:val="20"/>
           <w:u w:val="none"/>
         </w:rPr>
-        <w:t xml:space="preserve"> [Ann Jones, a visitor] I was looking at the Monalisa, and someone threw a cake at the painting. I turned around and saw an old man. He was standing in front of a wheelchair. I'm about 170 cm tall, and he was a little taller than me.</w:t>
+        <w:t xml:space="preserve"> [Carlos] An old man with gray hair was running </w:t>
+      </w:r>
+      <w:r>
+        <w:rPr>
+          <w:b/>
+          <w:i w:val="0"/>
+          <w:sz w:val="20"/>
+          <w:u w:val="none"/>
+        </w:rPr>
+        <w:t>(B) (away / over)</w:t>
+      </w:r>
+      <w:r>
+        <w:rPr>
+          <w:b w:val="0"/>
+          <w:i w:val="0"/>
+          <w:sz w:val="20"/>
+          <w:u w:val="none"/>
+        </w:rPr>
+        <w:t xml:space="preserve">, and something fell </w:t>
+      </w:r>
+      <w:r>
+        <w:rPr>
+          <w:b/>
+          <w:i w:val="0"/>
+          <w:sz w:val="20"/>
+          <w:u w:val="none"/>
+        </w:rPr>
+        <w:t>(C) (off / out)</w:t>
+      </w:r>
+      <w:r>
+        <w:rPr>
+          <w:b w:val="0"/>
+          <w:i w:val="0"/>
+          <w:sz w:val="20"/>
+          <w:u w:val="none"/>
+        </w:rPr>
+        <w:t xml:space="preserve"> his head. It was his wig. I ran </w:t>
+      </w:r>
+      <w:r>
+        <w:rPr>
+          <w:b/>
+          <w:i w:val="0"/>
+          <w:sz w:val="20"/>
+          <w:u w:val="none"/>
+        </w:rPr>
+        <w:t>(D) (after / into)</w:t>
+      </w:r>
+      <w:r>
+        <w:rPr>
+          <w:b w:val="0"/>
+          <w:i w:val="0"/>
+          <w:sz w:val="20"/>
+          <w:u w:val="none"/>
+        </w:rPr>
+        <w:t xml:space="preserve"> him, but I couldn't catch him. He was faster than me. </w:t>
+      </w:r>
+      <w:r>
+        <w:rPr>
+          <w:b/>
+          <w:i w:val="0"/>
+          <w:sz w:val="20"/>
+          <w:u w:val="none"/>
+        </w:rPr>
+        <w:t>(E) In (fact / front)</w:t>
+      </w:r>
+      <w:r>
+        <w:rPr>
+          <w:b w:val="0"/>
+          <w:i w:val="0"/>
+          <w:sz w:val="20"/>
+          <w:u w:val="none"/>
+        </w:rPr>
+        <w:t>, the old man was not old. He was a young man with long brown hair.</w:t>
       </w:r>
       <w:r>
         <w:br/>
       </w:r>
       <w:r>
-        <w:rPr>
-          <w:b w:val="0"/>
-          <w:i w:val="0"/>
-          <w:sz w:val="20"/>
-          <w:u w:val="none"/>
-        </w:rPr>
-        <w:t xml:space="preserve"> [Carlos Diaz, a janitor] An old man with gray hair was running away, and something fell off his head. It was his wig. I ran after him, but I couldn't catch him. He was faster than me. In fact, the old man was not old. He was a young man with long brown hair.</w:t>
-      </w:r>
-      <w:r>
         <w:br/>
       </w:r>
       <w:r>
+        <w:rPr>
+          <w:b w:val="0"/>
+          <w:i w:val="0"/>
+          <w:sz w:val="20"/>
+          <w:u w:val="none"/>
+        </w:rPr>
+        <w:t xml:space="preserve"> ① around – over – off – after – fact</w:t>
+      </w:r>
+      <w:r>
         <w:br/>
       </w:r>
       <w:r>
@@ -424,7 +496,7 @@
           <w:sz w:val="20"/>
           <w:u w:val="none"/>
         </w:rPr>
-        <w:t xml:space="preserve"> ① the people or things that come next</w:t>
+        <w:t xml:space="preserve"> ② around – away – off – after – fact</w:t>
       </w:r>
       <w:r>
         <w:br/>
@@ -436,7 +508,7 @@
           <w:sz w:val="20"/>
           <w:u w:val="none"/>
         </w:rPr>
-        <w:t xml:space="preserve"> ② to move your body so that you face the other way</w:t>
+        <w:t xml:space="preserve"> ③ around – away – out – after – front</w:t>
       </w:r>
       <w:r>
         <w:br/>
@@ -448,7 +520,7 @@
           <w:sz w:val="20"/>
           <w:u w:val="none"/>
         </w:rPr>
-        <w:t xml:space="preserve"> ③ to drop down from a place, such as someone's head</w:t>
+        <w:t xml:space="preserve"> ④ down – away – off – into – fact</w:t>
       </w:r>
       <w:r>
         <w:br/>
@@ -460,7 +532,7 @@
           <w:sz w:val="20"/>
           <w:u w:val="none"/>
         </w:rPr>
-        <w:t xml:space="preserve"> ④ to go quickly behind someone to catch him or her</w:t>
+        <w:t xml:space="preserve"> ⑤ around – away – off – into – front</w:t>
       </w:r>
       <w:r>
         <w:br/>
@@ -472,18 +544,6 @@
           <w:sz w:val="20"/>
           <w:u w:val="none"/>
         </w:rPr>
-        <w:t xml:space="preserve"> ⑤ a small part that is cut or broken from something</w:t>
-      </w:r>
-      <w:r>
-        <w:br/>
-      </w:r>
-      <w:r>
-        <w:rPr>
-          <w:b w:val="0"/>
-          <w:i w:val="0"/>
-          <w:sz w:val="20"/>
-          <w:u w:val="none"/>
-        </w:rPr>
         <w:t xml:space="preserve"> → </w:t>
       </w:r>
       <w:r>
@@ -494,6 +554,35 @@
           <w:u w:val="none"/>
         </w:rPr>
         <w:t>__________</w:t>
+      </w:r>
+    </w:p>
+    <w:p>
+      <w:pPr>
+        <w:spacing w:after="30" w:before="100"/>
+      </w:pPr>
+      <w:r>
+        <w:rPr>
+          <w:b/>
+          <w:i w:val="0"/>
+          <w:color w:val="1F3864"/>
+          <w:sz w:val="21"/>
+          <w:u w:val="none"/>
+        </w:rPr>
+        <w:t>■ 2부 L5 Monalisa — 지문 밑줄 어법 · 고쳐쓰기 · 비교급 (3~6)</w:t>
+      </w:r>
+    </w:p>
+    <w:p>
+      <w:pPr>
+        <w:spacing w:after="20"/>
+      </w:pPr>
+      <w:r>
+        <w:rPr>
+          <w:b w:val="0"/>
+          <w:i/>
+          <w:sz w:val="18"/>
+          <w:u w:val="none"/>
+        </w:rPr>
+        <w:t>◆ 프린트 본문 빨간 빈칸(at · There were/was · with) · 문법 ①(과거진행형) ③(비교급 문장) · 본문필사 Camila 진술을 밑줄 판정 · 고쳐쓰기 · 개수형으로 점검합니다. 정답 문장은 원문 그대로, 오답만 한 군데 조작.</w:t>
       </w:r>
     </w:p>
     <w:p>
@@ -517,25 +606,7 @@
           <w:sz w:val="20"/>
           <w:u w:val="none"/>
         </w:rPr>
-        <w:t xml:space="preserve">다음 글의 빈칸 (a)~(d)에 들어갈 수 </w:t>
-      </w:r>
-      <w:r>
-        <w:rPr>
-          <w:b w:val="0"/>
-          <w:i w:val="0"/>
-          <w:sz w:val="20"/>
-          <w:u w:val="single"/>
-        </w:rPr>
-        <w:t>없는</w:t>
-      </w:r>
-      <w:r>
-        <w:rPr>
-          <w:b w:val="0"/>
-          <w:i w:val="0"/>
-          <w:sz w:val="20"/>
-          <w:u w:val="none"/>
-        </w:rPr>
-        <w:t xml:space="preserve"> 것은? (단, 순서는 상관없음) (표적: 빈칸에 못 들어가는 동사)</w:t>
+        <w:t>다음 글의 밑줄 친 ⓐ~ⓔ 중 어법상 옳은 것은? (표적: 지문 밑줄 옳은 것 1개)</w:t>
       </w:r>
     </w:p>
     <w:p>
@@ -551,43 +622,61 @@
           <w:sz w:val="20"/>
           <w:u w:val="none"/>
         </w:rPr>
-        <w:t xml:space="preserve"> [Diego Perez, a guard] I </w:t>
-      </w:r>
-      <w:r>
-        <w:rPr>
-          <w:b/>
-          <w:i w:val="0"/>
-          <w:sz w:val="20"/>
-          <w:u w:val="none"/>
-        </w:rPr>
-        <w:t>(a)</w:t>
-      </w:r>
-      <w:r>
-        <w:rPr>
-          <w:b w:val="0"/>
-          <w:i w:val="0"/>
-          <w:sz w:val="20"/>
-          <w:u w:val="none"/>
-        </w:rPr>
-        <w:t xml:space="preserve"> ______ to the crime scene, and there were pieces of cake all over the painting. There was also a wheelchair near the painting, and I </w:t>
-      </w:r>
-      <w:r>
-        <w:rPr>
-          <w:b/>
-          <w:i w:val="0"/>
-          <w:sz w:val="20"/>
-          <w:u w:val="none"/>
-        </w:rPr>
-        <w:t>(b)</w:t>
-      </w:r>
-      <w:r>
-        <w:rPr>
-          <w:b w:val="0"/>
-          <w:i w:val="0"/>
-          <w:sz w:val="20"/>
-          <w:u w:val="none"/>
-        </w:rPr>
-        <w:t xml:space="preserve"> ______ a cake box next to the wheelchair. The box was from Camila's Bakery.</w:t>
+        <w:t xml:space="preserve"> Last Saturday, someone </w:t>
+      </w:r>
+      <w:r>
+        <w:rPr>
+          <w:b w:val="0"/>
+          <w:i w:val="0"/>
+          <w:sz w:val="20"/>
+          <w:u w:val="single"/>
+        </w:rPr>
+        <w:t>ⓐ throwed a cake</w:t>
+      </w:r>
+      <w:r>
+        <w:rPr>
+          <w:b w:val="0"/>
+          <w:i w:val="0"/>
+          <w:sz w:val="20"/>
+          <w:u w:val="none"/>
+        </w:rPr>
+        <w:t xml:space="preserve"> at the Monalisa in the Botero Museum in Bogota, Colombia. </w:t>
+      </w:r>
+      <w:r>
+        <w:rPr>
+          <w:b w:val="0"/>
+          <w:i w:val="0"/>
+          <w:sz w:val="20"/>
+          <w:u w:val="single"/>
+        </w:rPr>
+        <w:t>ⓑ There was four eyewitnesses.</w:t>
+      </w:r>
+      <w:r>
+        <w:rPr>
+          <w:b w:val="0"/>
+          <w:i w:val="0"/>
+          <w:sz w:val="20"/>
+          <w:u w:val="none"/>
+        </w:rPr>
+        <w:t xml:space="preserve"> </w:t>
+      </w:r>
+      <w:r>
+        <w:rPr>
+          <w:b w:val="0"/>
+          <w:i w:val="0"/>
+          <w:sz w:val="20"/>
+          <w:u w:val="single"/>
+        </w:rPr>
+        <w:t>ⓒ What they said?</w:t>
+      </w:r>
+      <w:r>
+        <w:rPr>
+          <w:b w:val="0"/>
+          <w:i w:val="0"/>
+          <w:sz w:val="20"/>
+          <w:u w:val="none"/>
+        </w:rPr>
+        <w:t xml:space="preserve"> Read the following, and find the criminal.</w:t>
       </w:r>
       <w:r>
         <w:br/>
@@ -599,43 +688,43 @@
           <w:sz w:val="20"/>
           <w:u w:val="none"/>
         </w:rPr>
-        <w:t xml:space="preserve"> [Camila Santos, the owner of Camila's Bakery] Last Friday, a young man came in. I </w:t>
-      </w:r>
-      <w:r>
-        <w:rPr>
-          <w:b/>
-          <w:i w:val="0"/>
-          <w:sz w:val="20"/>
-          <w:u w:val="none"/>
-        </w:rPr>
-        <w:t>(c)</w:t>
-      </w:r>
-      <w:r>
-        <w:rPr>
-          <w:b w:val="0"/>
-          <w:i w:val="0"/>
-          <w:sz w:val="20"/>
-          <w:u w:val="none"/>
-        </w:rPr>
-        <w:t xml:space="preserve"> ______ to him in Spanish, but he didn't understand me. He spoke only English. We had a lot of different cakes, but he just wanted the smallest one. We sold only one cake that day, so I </w:t>
-      </w:r>
-      <w:r>
-        <w:rPr>
-          <w:b/>
-          <w:i w:val="0"/>
-          <w:sz w:val="20"/>
-          <w:u w:val="none"/>
-        </w:rPr>
-        <w:t>(d)</w:t>
-      </w:r>
-      <w:r>
-        <w:rPr>
-          <w:b w:val="0"/>
-          <w:i w:val="0"/>
-          <w:sz w:val="20"/>
-          <w:u w:val="none"/>
-        </w:rPr>
-        <w:t xml:space="preserve"> ______ him clearly. Oh, he had blue eyes.</w:t>
+        <w:t xml:space="preserve"> [Ann Jones, a visitor] I </w:t>
+      </w:r>
+      <w:r>
+        <w:rPr>
+          <w:b w:val="0"/>
+          <w:i w:val="0"/>
+          <w:sz w:val="20"/>
+          <w:u w:val="single"/>
+        </w:rPr>
+        <w:t>ⓓ was look at the Monalisa</w:t>
+      </w:r>
+      <w:r>
+        <w:rPr>
+          <w:b w:val="0"/>
+          <w:i w:val="0"/>
+          <w:sz w:val="20"/>
+          <w:u w:val="none"/>
+        </w:rPr>
+        <w:t xml:space="preserve">, and someone threw a cake at the painting. I turned around and saw an old man. He was standing in front of a wheelchair. I'm about 170 cm tall, and </w:t>
+      </w:r>
+      <w:r>
+        <w:rPr>
+          <w:b w:val="0"/>
+          <w:i w:val="0"/>
+          <w:sz w:val="20"/>
+          <w:u w:val="single"/>
+        </w:rPr>
+        <w:t>ⓔ he was a little taller than me</w:t>
+      </w:r>
+      <w:r>
+        <w:rPr>
+          <w:b w:val="0"/>
+          <w:i w:val="0"/>
+          <w:sz w:val="20"/>
+          <w:u w:val="none"/>
+        </w:rPr>
+        <w:t>.</w:t>
       </w:r>
       <w:r>
         <w:br/>
@@ -650,55 +739,7 @@
           <w:sz w:val="20"/>
           <w:u w:val="none"/>
         </w:rPr>
-        <w:t xml:space="preserve"> ① went</w:t>
-      </w:r>
-      <w:r>
-        <w:br/>
-      </w:r>
-      <w:r>
-        <w:rPr>
-          <w:b w:val="0"/>
-          <w:i w:val="0"/>
-          <w:sz w:val="20"/>
-          <w:u w:val="none"/>
-        </w:rPr>
-        <w:t>② found</w:t>
-      </w:r>
-      <w:r>
-        <w:br/>
-      </w:r>
-      <w:r>
-        <w:rPr>
-          <w:b w:val="0"/>
-          <w:i w:val="0"/>
-          <w:sz w:val="20"/>
-          <w:u w:val="none"/>
-        </w:rPr>
-        <w:t>③ spoke</w:t>
-      </w:r>
-      <w:r>
-        <w:br/>
-      </w:r>
-      <w:r>
-        <w:rPr>
-          <w:b w:val="0"/>
-          <w:i w:val="0"/>
-          <w:sz w:val="20"/>
-          <w:u w:val="none"/>
-        </w:rPr>
-        <w:t>④ remember</w:t>
-      </w:r>
-      <w:r>
-        <w:br/>
-      </w:r>
-      <w:r>
-        <w:rPr>
-          <w:b w:val="0"/>
-          <w:i w:val="0"/>
-          <w:sz w:val="20"/>
-          <w:u w:val="none"/>
-        </w:rPr>
-        <w:t>⑤ fell</w:t>
+        <w:t xml:space="preserve"> ① ⓐ ② ⓑ ③ ⓒ ④ ⓓ ⑤ ⓔ</w:t>
       </w:r>
       <w:r>
         <w:br/>
@@ -743,7 +784,25 @@
           <w:sz w:val="20"/>
           <w:u w:val="none"/>
         </w:rPr>
-        <w:t>(A)~(D)의 각 괄호 안에서 문맥에 맞는 말끼리 짝지어진 것은? (표적: 지문 내 숙어 괄호 선택)</w:t>
+        <w:t xml:space="preserve">다음 글의 밑줄 친 ⓐ~ⓕ 중 어법상 옳은 것을 </w:t>
+      </w:r>
+      <w:r>
+        <w:rPr>
+          <w:b/>
+          <w:i w:val="0"/>
+          <w:sz w:val="20"/>
+          <w:u w:val="none"/>
+        </w:rPr>
+        <w:t>있는 대로</w:t>
+      </w:r>
+      <w:r>
+        <w:rPr>
+          <w:b w:val="0"/>
+          <w:i w:val="0"/>
+          <w:sz w:val="20"/>
+          <w:u w:val="none"/>
+        </w:rPr>
+        <w:t xml:space="preserve"> 고르시오. (표적: 지문 밑줄 옳은 것 복수정답)</w:t>
       </w:r>
     </w:p>
     <w:p>
@@ -759,25 +818,70 @@
           <w:sz w:val="20"/>
           <w:u w:val="none"/>
         </w:rPr>
-        <w:t xml:space="preserve"> [Ann] I was looking at the Monalisa, and someone threw a cake at the painting. I turned </w:t>
-      </w:r>
-      <w:r>
-        <w:rPr>
-          <w:b/>
-          <w:i w:val="0"/>
-          <w:sz w:val="20"/>
-          <w:u w:val="none"/>
-        </w:rPr>
-        <w:t>(A) (around / down)</w:t>
-      </w:r>
-      <w:r>
-        <w:rPr>
-          <w:b w:val="0"/>
-          <w:i w:val="0"/>
-          <w:sz w:val="20"/>
-          <w:u w:val="none"/>
-        </w:rPr>
-        <w:t xml:space="preserve"> and saw an old man.</w:t>
+        <w:t xml:space="preserve"> [Carlos Diaz, a janitor] </w:t>
+      </w:r>
+      <w:r>
+        <w:rPr>
+          <w:b w:val="0"/>
+          <w:i w:val="0"/>
+          <w:sz w:val="20"/>
+          <w:u w:val="single"/>
+        </w:rPr>
+        <w:t>ⓐ An old man with gray hair was running away</w:t>
+      </w:r>
+      <w:r>
+        <w:rPr>
+          <w:b w:val="0"/>
+          <w:i w:val="0"/>
+          <w:sz w:val="20"/>
+          <w:u w:val="none"/>
+        </w:rPr>
+        <w:t xml:space="preserve">, and something fell off his head. It was his wig. </w:t>
+      </w:r>
+      <w:r>
+        <w:rPr>
+          <w:b w:val="0"/>
+          <w:i w:val="0"/>
+          <w:sz w:val="20"/>
+          <w:u w:val="single"/>
+        </w:rPr>
+        <w:t>ⓑ I ran after him, but I couldn't caught him.</w:t>
+      </w:r>
+      <w:r>
+        <w:rPr>
+          <w:b w:val="0"/>
+          <w:i w:val="0"/>
+          <w:sz w:val="20"/>
+          <w:u w:val="none"/>
+        </w:rPr>
+        <w:t xml:space="preserve"> </w:t>
+      </w:r>
+      <w:r>
+        <w:rPr>
+          <w:b w:val="0"/>
+          <w:i w:val="0"/>
+          <w:sz w:val="20"/>
+          <w:u w:val="single"/>
+        </w:rPr>
+        <w:t>ⓒ He was more fast than me.</w:t>
+      </w:r>
+      <w:r>
+        <w:rPr>
+          <w:b w:val="0"/>
+          <w:i w:val="0"/>
+          <w:sz w:val="20"/>
+          <w:u w:val="none"/>
+        </w:rPr>
+        <w:t xml:space="preserve"> In fact, the old man was not old. </w:t>
+      </w:r>
+      <w:r>
+        <w:rPr>
+          <w:b w:val="0"/>
+          <w:i w:val="0"/>
+          <w:sz w:val="20"/>
+          <w:u w:val="single"/>
+        </w:rPr>
+        <w:t>ⓓ He was a young man with long brown hair.</w:t>
       </w:r>
       <w:r>
         <w:br/>
@@ -789,129 +893,48 @@
           <w:sz w:val="20"/>
           <w:u w:val="none"/>
         </w:rPr>
-        <w:t xml:space="preserve"> [Carlos] An old man with gray hair was running </w:t>
-      </w:r>
-      <w:r>
-        <w:rPr>
-          <w:b/>
-          <w:i w:val="0"/>
-          <w:sz w:val="20"/>
-          <w:u w:val="none"/>
-        </w:rPr>
-        <w:t>(B) (away / over)</w:t>
-      </w:r>
-      <w:r>
-        <w:rPr>
-          <w:b w:val="0"/>
-          <w:i w:val="0"/>
-          <w:sz w:val="20"/>
-          <w:u w:val="none"/>
-        </w:rPr>
-        <w:t xml:space="preserve">, and something fell </w:t>
-      </w:r>
-      <w:r>
-        <w:rPr>
-          <w:b/>
-          <w:i w:val="0"/>
-          <w:sz w:val="20"/>
-          <w:u w:val="none"/>
-        </w:rPr>
-        <w:t>(C) (off / out)</w:t>
-      </w:r>
-      <w:r>
-        <w:rPr>
-          <w:b w:val="0"/>
-          <w:i w:val="0"/>
-          <w:sz w:val="20"/>
-          <w:u w:val="none"/>
-        </w:rPr>
-        <w:t xml:space="preserve"> his head. It was his wig. I ran </w:t>
-      </w:r>
-      <w:r>
-        <w:rPr>
-          <w:b/>
-          <w:i w:val="0"/>
-          <w:sz w:val="20"/>
-          <w:u w:val="none"/>
-        </w:rPr>
-        <w:t>(D) (after / into)</w:t>
-      </w:r>
-      <w:r>
-        <w:rPr>
-          <w:b w:val="0"/>
-          <w:i w:val="0"/>
-          <w:sz w:val="20"/>
-          <w:u w:val="none"/>
-        </w:rPr>
-        <w:t xml:space="preserve"> him, but I couldn't catch him. He was faster than me. In fact, the old man was not old.</w:t>
+        <w:t xml:space="preserve"> [Diego Perez, a guard] I went to the crime scene, and </w:t>
+      </w:r>
+      <w:r>
+        <w:rPr>
+          <w:b w:val="0"/>
+          <w:i w:val="0"/>
+          <w:sz w:val="20"/>
+          <w:u w:val="single"/>
+        </w:rPr>
+        <w:t>ⓔ there were pieces of cake all over the painting</w:t>
+      </w:r>
+      <w:r>
+        <w:rPr>
+          <w:b w:val="0"/>
+          <w:i w:val="0"/>
+          <w:sz w:val="20"/>
+          <w:u w:val="none"/>
+        </w:rPr>
+        <w:t xml:space="preserve">. </w:t>
+      </w:r>
+      <w:r>
+        <w:rPr>
+          <w:b w:val="0"/>
+          <w:i w:val="0"/>
+          <w:sz w:val="20"/>
+          <w:u w:val="single"/>
+        </w:rPr>
+        <w:t>ⓕ There were also a wheelchair near the painting</w:t>
+      </w:r>
+      <w:r>
+        <w:rPr>
+          <w:b w:val="0"/>
+          <w:i w:val="0"/>
+          <w:sz w:val="20"/>
+          <w:u w:val="none"/>
+        </w:rPr>
+        <w:t>, and I found a cake box next to the wheelchair.</w:t>
       </w:r>
       <w:r>
         <w:br/>
       </w:r>
       <w:r>
-        <w:br/>
-      </w:r>
-      <w:r>
-        <w:rPr>
-          <w:b w:val="0"/>
-          <w:i w:val="0"/>
-          <w:sz w:val="20"/>
-          <w:u w:val="none"/>
-        </w:rPr>
-        <w:t xml:space="preserve"> ① around – away – off – after</w:t>
-      </w:r>
-      <w:r>
-        <w:br/>
-      </w:r>
-      <w:r>
-        <w:rPr>
-          <w:b w:val="0"/>
-          <w:i w:val="0"/>
-          <w:sz w:val="20"/>
-          <w:u w:val="none"/>
-        </w:rPr>
-        <w:t xml:space="preserve"> ② around – over – off – after</w:t>
-      </w:r>
-      <w:r>
-        <w:br/>
-      </w:r>
-      <w:r>
-        <w:rPr>
-          <w:b w:val="0"/>
-          <w:i w:val="0"/>
-          <w:sz w:val="20"/>
-          <w:u w:val="none"/>
-        </w:rPr>
-        <w:t xml:space="preserve"> ③ around – away – out – into</w:t>
-      </w:r>
-      <w:r>
-        <w:br/>
-      </w:r>
-      <w:r>
-        <w:rPr>
-          <w:b w:val="0"/>
-          <w:i w:val="0"/>
-          <w:sz w:val="20"/>
-          <w:u w:val="none"/>
-        </w:rPr>
-        <w:t xml:space="preserve"> ④ down – away – off – after</w:t>
-      </w:r>
-      <w:r>
-        <w:br/>
-      </w:r>
-      <w:r>
-        <w:rPr>
-          <w:b w:val="0"/>
-          <w:i w:val="0"/>
-          <w:sz w:val="20"/>
-          <w:u w:val="none"/>
-        </w:rPr>
-        <w:t xml:space="preserve"> ⑤ down – over – out – into</w:t>
-      </w:r>
-      <w:r>
-        <w:br/>
-      </w:r>
-      <w:r>
         <w:rPr>
           <w:b w:val="0"/>
           <w:i w:val="0"/>
@@ -928,21 +951,6 @@
           <w:u w:val="none"/>
         </w:rPr>
         <w:t>__________</w:t>
-      </w:r>
-    </w:p>
-    <w:p>
-      <w:pPr>
-        <w:spacing w:after="30" w:before="100"/>
-      </w:pPr>
-      <w:r>
-        <w:rPr>
-          <w:b/>
-          <w:i w:val="0"/>
-          <w:color w:val="1F3864"/>
-          <w:sz w:val="21"/>
-          <w:u w:val="none"/>
-        </w:rPr>
-        <w:t>■ 2부 본문 · 해석 빈칸 — 지문 밑줄 판정형 (5~9)</w:t>
       </w:r>
     </w:p>
     <w:p>
@@ -966,7 +974,7 @@
           <w:sz w:val="20"/>
           <w:u w:val="none"/>
         </w:rPr>
-        <w:t>다음 글의 밑줄 친 ⓐ~ⓔ 중 어법상 옳은 것은? (표적: 지문 밑줄 옳은 것 1개)</w:t>
+        <w:t>다음 글의 ⓐ~ⓕ를 내용과 어법에 맞게 고쳐 쓴 결과가 &lt;보기&gt;와 같을 때, 바르게 고친 것끼리 짝지어진 것은? (표적: 고쳐쓰기 결과 묶음)</w:t>
       </w:r>
     </w:p>
     <w:p>
@@ -982,7 +990,7 @@
           <w:sz w:val="20"/>
           <w:u w:val="none"/>
         </w:rPr>
-        <w:t xml:space="preserve"> Last Saturday, someone </w:t>
+        <w:t xml:space="preserve"> [Camila Santos, the owner of Camila's Bakery] Last Friday, a young man </w:t>
       </w:r>
       <w:r>
         <w:rPr>
@@ -991,16 +999,16 @@
           <w:sz w:val="20"/>
           <w:u w:val="single"/>
         </w:rPr>
-        <w:t>ⓐ throwed a cake</w:t>
-      </w:r>
-      <w:r>
-        <w:rPr>
-          <w:b w:val="0"/>
-          <w:i w:val="0"/>
-          <w:sz w:val="20"/>
-          <w:u w:val="none"/>
-        </w:rPr>
-        <w:t xml:space="preserve"> at the Monalisa in the Botero Museum in Bogota, Colombia. </w:t>
+        <w:t>ⓐ come</w:t>
+      </w:r>
+      <w:r>
+        <w:rPr>
+          <w:b w:val="0"/>
+          <w:i w:val="0"/>
+          <w:sz w:val="20"/>
+          <w:u w:val="none"/>
+        </w:rPr>
+        <w:t xml:space="preserve"> in. I </w:t>
       </w:r>
       <w:r>
         <w:rPr>
@@ -1009,16 +1017,16 @@
           <w:sz w:val="20"/>
           <w:u w:val="single"/>
         </w:rPr>
-        <w:t>ⓑ There was four eyewitnesses.</w:t>
-      </w:r>
-      <w:r>
-        <w:rPr>
-          <w:b w:val="0"/>
-          <w:i w:val="0"/>
-          <w:sz w:val="20"/>
-          <w:u w:val="none"/>
-        </w:rPr>
-        <w:t xml:space="preserve"> </w:t>
+        <w:t>ⓑ speak</w:t>
+      </w:r>
+      <w:r>
+        <w:rPr>
+          <w:b w:val="0"/>
+          <w:i w:val="0"/>
+          <w:sz w:val="20"/>
+          <w:u w:val="none"/>
+        </w:rPr>
+        <w:t xml:space="preserve"> to him in Spanish, but he didn't understand me. He spoke only English. We had a lot of different cakes, but he just </w:t>
       </w:r>
       <w:r>
         <w:rPr>
@@ -1027,79 +1035,148 @@
           <w:sz w:val="20"/>
           <w:u w:val="single"/>
         </w:rPr>
-        <w:t>ⓒ What they said?</w:t>
-      </w:r>
-      <w:r>
-        <w:rPr>
-          <w:b w:val="0"/>
-          <w:i w:val="0"/>
-          <w:sz w:val="20"/>
-          <w:u w:val="none"/>
-        </w:rPr>
-        <w:t xml:space="preserve"> Read the following, and find the criminal.</w:t>
+        <w:t>ⓒ want</w:t>
+      </w:r>
+      <w:r>
+        <w:rPr>
+          <w:b w:val="0"/>
+          <w:i w:val="0"/>
+          <w:sz w:val="20"/>
+          <w:u w:val="none"/>
+        </w:rPr>
+        <w:t xml:space="preserve"> the </w:t>
+      </w:r>
+      <w:r>
+        <w:rPr>
+          <w:b w:val="0"/>
+          <w:i w:val="0"/>
+          <w:sz w:val="20"/>
+          <w:u w:val="single"/>
+        </w:rPr>
+        <w:t>ⓓ small</w:t>
+      </w:r>
+      <w:r>
+        <w:rPr>
+          <w:b w:val="0"/>
+          <w:i w:val="0"/>
+          <w:sz w:val="20"/>
+          <w:u w:val="none"/>
+        </w:rPr>
+        <w:t xml:space="preserve"> one. We </w:t>
+      </w:r>
+      <w:r>
+        <w:rPr>
+          <w:b w:val="0"/>
+          <w:i w:val="0"/>
+          <w:sz w:val="20"/>
+          <w:u w:val="single"/>
+        </w:rPr>
+        <w:t>ⓔ sell</w:t>
+      </w:r>
+      <w:r>
+        <w:rPr>
+          <w:b w:val="0"/>
+          <w:i w:val="0"/>
+          <w:sz w:val="20"/>
+          <w:u w:val="none"/>
+        </w:rPr>
+        <w:t xml:space="preserve"> only one cake that day, so I remember him clearly. Oh, he </w:t>
+      </w:r>
+      <w:r>
+        <w:rPr>
+          <w:b w:val="0"/>
+          <w:i w:val="0"/>
+          <w:sz w:val="20"/>
+          <w:u w:val="single"/>
+        </w:rPr>
+        <w:t>ⓕ have</w:t>
+      </w:r>
+      <w:r>
+        <w:rPr>
+          <w:b w:val="0"/>
+          <w:i w:val="0"/>
+          <w:sz w:val="20"/>
+          <w:u w:val="none"/>
+        </w:rPr>
+        <w:t xml:space="preserve"> blue eyes.</w:t>
       </w:r>
       <w:r>
         <w:br/>
       </w:r>
       <w:r>
-        <w:rPr>
-          <w:b w:val="0"/>
-          <w:i w:val="0"/>
-          <w:sz w:val="20"/>
-          <w:u w:val="none"/>
-        </w:rPr>
-        <w:t xml:space="preserve"> [Ann Jones, a visitor] I </w:t>
-      </w:r>
-      <w:r>
-        <w:rPr>
-          <w:b w:val="0"/>
-          <w:i w:val="0"/>
-          <w:sz w:val="20"/>
-          <w:u w:val="single"/>
-        </w:rPr>
-        <w:t>ⓓ was look at the Monalisa</w:t>
-      </w:r>
-      <w:r>
-        <w:rPr>
-          <w:b w:val="0"/>
-          <w:i w:val="0"/>
-          <w:sz w:val="20"/>
-          <w:u w:val="none"/>
-        </w:rPr>
-        <w:t xml:space="preserve">, and someone threw a cake at the painting. I turned around and saw an old man. He was standing in front of a wheelchair. I'm about 170 cm tall, and </w:t>
-      </w:r>
-      <w:r>
-        <w:rPr>
-          <w:b w:val="0"/>
-          <w:i w:val="0"/>
-          <w:sz w:val="20"/>
-          <w:u w:val="single"/>
-        </w:rPr>
-        <w:t>ⓔ he was a little taller than me</w:t>
-      </w:r>
-      <w:r>
-        <w:rPr>
-          <w:b w:val="0"/>
-          <w:i w:val="0"/>
-          <w:sz w:val="20"/>
-          <w:u w:val="none"/>
-        </w:rPr>
-        <w:t>.</w:t>
-      </w:r>
-      <w:r>
         <w:br/>
       </w:r>
       <w:r>
+        <w:rPr>
+          <w:b w:val="0"/>
+          <w:i w:val="0"/>
+          <w:sz w:val="20"/>
+          <w:u w:val="none"/>
+        </w:rPr>
+        <w:t xml:space="preserve"> &lt;보기&gt; ⓐ came ⓑ speaked ⓒ wanted ⓓ smaller ⓔ sold ⓕ has</w:t>
+      </w:r>
+      <w:r>
         <w:br/>
       </w:r>
       <w:r>
-        <w:rPr>
-          <w:b w:val="0"/>
-          <w:i w:val="0"/>
-          <w:sz w:val="20"/>
-          <w:u w:val="none"/>
-        </w:rPr>
-        <w:t xml:space="preserve"> ① ⓐ ② ⓑ ③ ⓒ ④ ⓓ ⑤ ⓔ</w:t>
+        <w:br/>
+      </w:r>
+      <w:r>
+        <w:rPr>
+          <w:b w:val="0"/>
+          <w:i w:val="0"/>
+          <w:sz w:val="20"/>
+          <w:u w:val="none"/>
+        </w:rPr>
+        <w:t xml:space="preserve"> ① ⓐ, ⓒ, ⓔ</w:t>
+      </w:r>
+      <w:r>
+        <w:br/>
+      </w:r>
+      <w:r>
+        <w:rPr>
+          <w:b w:val="0"/>
+          <w:i w:val="0"/>
+          <w:sz w:val="20"/>
+          <w:u w:val="none"/>
+        </w:rPr>
+        <w:t>② ⓐ, ⓑ, ⓔ</w:t>
+      </w:r>
+      <w:r>
+        <w:br/>
+      </w:r>
+      <w:r>
+        <w:rPr>
+          <w:b w:val="0"/>
+          <w:i w:val="0"/>
+          <w:sz w:val="20"/>
+          <w:u w:val="none"/>
+        </w:rPr>
+        <w:t>③ ⓒ, ⓓ, ⓔ</w:t>
+      </w:r>
+      <w:r>
+        <w:br/>
+      </w:r>
+      <w:r>
+        <w:rPr>
+          <w:b w:val="0"/>
+          <w:i w:val="0"/>
+          <w:sz w:val="20"/>
+          <w:u w:val="none"/>
+        </w:rPr>
+        <w:t>④ ⓐ, ⓒ, ⓕ</w:t>
+      </w:r>
+      <w:r>
+        <w:br/>
+      </w:r>
+      <w:r>
+        <w:rPr>
+          <w:b w:val="0"/>
+          <w:i w:val="0"/>
+          <w:sz w:val="20"/>
+          <w:u w:val="none"/>
+        </w:rPr>
+        <w:t>⑤ ⓑ, ⓓ, ⓕ</w:t>
       </w:r>
       <w:r>
         <w:br/>
@@ -1144,25 +1221,7 @@
           <w:sz w:val="20"/>
           <w:u w:val="none"/>
         </w:rPr>
-        <w:t xml:space="preserve">다음 글의 밑줄 친 ⓐ~ⓕ 중 어법상 옳은 것을 </w:t>
-      </w:r>
-      <w:r>
-        <w:rPr>
-          <w:b/>
-          <w:i w:val="0"/>
-          <w:sz w:val="20"/>
-          <w:u w:val="none"/>
-        </w:rPr>
-        <w:t>있는 대로</w:t>
-      </w:r>
-      <w:r>
-        <w:rPr>
-          <w:b w:val="0"/>
-          <w:i w:val="0"/>
-          <w:sz w:val="20"/>
-          <w:u w:val="none"/>
-        </w:rPr>
-        <w:t xml:space="preserve"> 고르시오. (표적: 지문 밑줄 옳은 것 복수정답)</w:t>
+        <w:t>다음은 목격자 진술과 용의자 정보를 비교한 문장이다. 어법상 옳은 문장의 개수는? (표적: 비교급 개수)</w:t>
       </w:r>
     </w:p>
     <w:p>
@@ -1178,120 +1237,12 @@
           <w:sz w:val="20"/>
           <w:u w:val="none"/>
         </w:rPr>
-        <w:t xml:space="preserve"> [Carlos Diaz, a janitor] </w:t>
-      </w:r>
-      <w:r>
-        <w:rPr>
-          <w:b w:val="0"/>
-          <w:i w:val="0"/>
-          <w:sz w:val="20"/>
-          <w:u w:val="single"/>
-        </w:rPr>
-        <w:t>ⓐ An old man with gray hair was running away</w:t>
-      </w:r>
-      <w:r>
-        <w:rPr>
-          <w:b w:val="0"/>
-          <w:i w:val="0"/>
-          <w:sz w:val="20"/>
-          <w:u w:val="none"/>
-        </w:rPr>
-        <w:t xml:space="preserve">, and something fell off his head. It was his wig. </w:t>
-      </w:r>
-      <w:r>
-        <w:rPr>
-          <w:b w:val="0"/>
-          <w:i w:val="0"/>
-          <w:sz w:val="20"/>
-          <w:u w:val="single"/>
-        </w:rPr>
-        <w:t>ⓑ I ran after him, but I couldn't caught him.</w:t>
-      </w:r>
-      <w:r>
-        <w:rPr>
-          <w:b w:val="0"/>
-          <w:i w:val="0"/>
-          <w:sz w:val="20"/>
-          <w:u w:val="none"/>
-        </w:rPr>
-        <w:t xml:space="preserve"> </w:t>
-      </w:r>
-      <w:r>
-        <w:rPr>
-          <w:b w:val="0"/>
-          <w:i w:val="0"/>
-          <w:sz w:val="20"/>
-          <w:u w:val="single"/>
-        </w:rPr>
-        <w:t>ⓒ He was more fast than me.</w:t>
-      </w:r>
-      <w:r>
-        <w:rPr>
-          <w:b w:val="0"/>
-          <w:i w:val="0"/>
-          <w:sz w:val="20"/>
-          <w:u w:val="none"/>
-        </w:rPr>
-        <w:t xml:space="preserve"> In fact, the old man was not old. </w:t>
-      </w:r>
-      <w:r>
-        <w:rPr>
-          <w:b w:val="0"/>
-          <w:i w:val="0"/>
-          <w:sz w:val="20"/>
-          <w:u w:val="single"/>
-        </w:rPr>
-        <w:t>ⓓ He was a young man with long brown hair.</w:t>
+        <w:t xml:space="preserve"> [참고] Ann Jones 170 cm · Andres Lozano 176 cm · Larry Johnson 173 cm · Tim Baker 182 cm · Luca Ferez 166 cm</w:t>
       </w:r>
       <w:r>
         <w:br/>
       </w:r>
       <w:r>
-        <w:rPr>
-          <w:b w:val="0"/>
-          <w:i w:val="0"/>
-          <w:sz w:val="20"/>
-          <w:u w:val="none"/>
-        </w:rPr>
-        <w:t xml:space="preserve"> [Diego Perez, a guard] I went to the crime scene, and </w:t>
-      </w:r>
-      <w:r>
-        <w:rPr>
-          <w:b w:val="0"/>
-          <w:i w:val="0"/>
-          <w:sz w:val="20"/>
-          <w:u w:val="single"/>
-        </w:rPr>
-        <w:t>ⓔ there were pieces of cake all over the painting</w:t>
-      </w:r>
-      <w:r>
-        <w:rPr>
-          <w:b w:val="0"/>
-          <w:i w:val="0"/>
-          <w:sz w:val="20"/>
-          <w:u w:val="none"/>
-        </w:rPr>
-        <w:t xml:space="preserve">. </w:t>
-      </w:r>
-      <w:r>
-        <w:rPr>
-          <w:b w:val="0"/>
-          <w:i w:val="0"/>
-          <w:sz w:val="20"/>
-          <w:u w:val="single"/>
-        </w:rPr>
-        <w:t>ⓕ There were also a wheelchair near the painting</w:t>
-      </w:r>
-      <w:r>
-        <w:rPr>
-          <w:b w:val="0"/>
-          <w:i w:val="0"/>
-          <w:sz w:val="20"/>
-          <w:u w:val="none"/>
-        </w:rPr>
-        <w:t>, and I found a cake box next to the wheelchair.</w:t>
-      </w:r>
-      <w:r>
         <w:br/>
       </w:r>
       <w:r>
@@ -1301,6 +1252,105 @@
           <w:sz w:val="20"/>
           <w:u w:val="none"/>
         </w:rPr>
+        <w:t xml:space="preserve"> ⓐ Larry Johnson is a little taller than Ann Jones.</w:t>
+      </w:r>
+      <w:r>
+        <w:br/>
+      </w:r>
+      <w:r>
+        <w:rPr>
+          <w:b w:val="0"/>
+          <w:i w:val="0"/>
+          <w:sz w:val="20"/>
+          <w:u w:val="none"/>
+        </w:rPr>
+        <w:t xml:space="preserve"> ⓑ Tim Baker is more tall than Andres Lozano.</w:t>
+      </w:r>
+      <w:r>
+        <w:br/>
+      </w:r>
+      <w:r>
+        <w:rPr>
+          <w:b w:val="0"/>
+          <w:i w:val="0"/>
+          <w:sz w:val="20"/>
+          <w:u w:val="none"/>
+        </w:rPr>
+        <w:t xml:space="preserve"> ⓒ Luca Ferez is shorter than Ann Jones.</w:t>
+      </w:r>
+      <w:r>
+        <w:br/>
+      </w:r>
+      <w:r>
+        <w:rPr>
+          <w:b w:val="0"/>
+          <w:i w:val="0"/>
+          <w:sz w:val="20"/>
+          <w:u w:val="none"/>
+        </w:rPr>
+        <w:t xml:space="preserve"> ⓓ The young man was faster than Carlos.</w:t>
+      </w:r>
+      <w:r>
+        <w:br/>
+      </w:r>
+      <w:r>
+        <w:rPr>
+          <w:b w:val="0"/>
+          <w:i w:val="0"/>
+          <w:sz w:val="20"/>
+          <w:u w:val="none"/>
+        </w:rPr>
+        <w:t xml:space="preserve"> ⓔ Tim Baker is the tallest than the other suspects.</w:t>
+      </w:r>
+      <w:r>
+        <w:br/>
+      </w:r>
+      <w:r>
+        <w:rPr>
+          <w:b w:val="0"/>
+          <w:i w:val="0"/>
+          <w:sz w:val="20"/>
+          <w:u w:val="none"/>
+        </w:rPr>
+        <w:t xml:space="preserve"> ⓕ The young man just wanted the smallest cake.</w:t>
+      </w:r>
+      <w:r>
+        <w:br/>
+      </w:r>
+      <w:r>
+        <w:rPr>
+          <w:b w:val="0"/>
+          <w:i w:val="0"/>
+          <w:sz w:val="20"/>
+          <w:u w:val="none"/>
+        </w:rPr>
+        <w:t xml:space="preserve"> ⓖ Tim's hair is long than Luca's hair.</w:t>
+      </w:r>
+      <w:r>
+        <w:br/>
+      </w:r>
+      <w:r>
+        <w:br/>
+      </w:r>
+      <w:r>
+        <w:rPr>
+          <w:b w:val="0"/>
+          <w:i w:val="0"/>
+          <w:sz w:val="20"/>
+          <w:u w:val="none"/>
+        </w:rPr>
+        <w:t xml:space="preserve"> ① 2개 ② 3개 ③ 4개 ④ 5개 ⑤ 6개</w:t>
+      </w:r>
+      <w:r>
+        <w:br/>
+      </w:r>
+      <w:r>
+        <w:rPr>
+          <w:b w:val="0"/>
+          <w:i w:val="0"/>
+          <w:sz w:val="20"/>
+          <w:u w:val="none"/>
+        </w:rPr>
         <w:t xml:space="preserve"> → </w:t>
       </w:r>
       <w:r>
@@ -1311,6 +1361,21 @@
           <w:u w:val="none"/>
         </w:rPr>
         <w:t>__________</w:t>
+      </w:r>
+    </w:p>
+    <w:p>
+      <w:pPr>
+        <w:spacing w:after="30" w:before="100"/>
+      </w:pPr>
+      <w:r>
+        <w:rPr>
+          <w:b/>
+          <w:i w:val="0"/>
+          <w:color w:val="1F3864"/>
+          <w:sz w:val="21"/>
+          <w:u w:val="none"/>
+        </w:rPr>
+        <w:t>■ 3부 L5 Monalisa — 해석쓰기 필기 · 본문확인 · Reading Questions · 배열 (7~10)</w:t>
       </w:r>
     </w:p>
     <w:p>
@@ -1334,7 +1399,25 @@
           <w:sz w:val="20"/>
           <w:u w:val="none"/>
         </w:rPr>
-        <w:t>다음 글의 ⓐ~ⓕ를 내용과 어법에 맞게 고쳐 쓴 결과가 &lt;보기&gt;와 같을 때, 바르게 고친 것끼리 짝지어진 것은? (표적: 고쳐쓰기 결과 묶음)</w:t>
+        <w:t xml:space="preserve">다음은 학생이 본문 문장에 적은 필기이다. 필기 내용이 옳은 것만을 </w:t>
+      </w:r>
+      <w:r>
+        <w:rPr>
+          <w:b/>
+          <w:i w:val="0"/>
+          <w:sz w:val="20"/>
+          <w:u w:val="none"/>
+        </w:rPr>
+        <w:t>모두 고른 것</w:t>
+      </w:r>
+      <w:r>
+        <w:rPr>
+          <w:b w:val="0"/>
+          <w:i w:val="0"/>
+          <w:sz w:val="20"/>
+          <w:u w:val="none"/>
+        </w:rPr>
+        <w:t>은? (표적: 지칭 · 어휘 의미 필기)</w:t>
       </w:r>
     </w:p>
     <w:p>
@@ -1350,7 +1433,7 @@
           <w:sz w:val="20"/>
           <w:u w:val="none"/>
         </w:rPr>
-        <w:t xml:space="preserve"> [Camila Santos, the owner of Camila's Bakery] Last Friday, a young man </w:t>
+        <w:t xml:space="preserve"> ⓐ What did </w:t>
       </w:r>
       <w:r>
         <w:rPr>
@@ -1359,16 +1442,28 @@
           <w:sz w:val="20"/>
           <w:u w:val="single"/>
         </w:rPr>
-        <w:t>ⓐ come</w:t>
-      </w:r>
-      <w:r>
-        <w:rPr>
-          <w:b w:val="0"/>
-          <w:i w:val="0"/>
-          <w:sz w:val="20"/>
-          <w:u w:val="none"/>
-        </w:rPr>
-        <w:t xml:space="preserve"> in. I </w:t>
+        <w:t>they</w:t>
+      </w:r>
+      <w:r>
+        <w:rPr>
+          <w:b w:val="0"/>
+          <w:i w:val="0"/>
+          <w:sz w:val="20"/>
+          <w:u w:val="none"/>
+        </w:rPr>
+        <w:t xml:space="preserve"> say? → they = four eyewitnesses</w:t>
+      </w:r>
+      <w:r>
+        <w:br/>
+      </w:r>
+      <w:r>
+        <w:rPr>
+          <w:b w:val="0"/>
+          <w:i w:val="0"/>
+          <w:sz w:val="20"/>
+          <w:u w:val="none"/>
+        </w:rPr>
+        <w:t xml:space="preserve"> ⓑ someone threw a cake at </w:t>
       </w:r>
       <w:r>
         <w:rPr>
@@ -1377,16 +1472,28 @@
           <w:sz w:val="20"/>
           <w:u w:val="single"/>
         </w:rPr>
-        <w:t>ⓑ speak</w:t>
-      </w:r>
-      <w:r>
-        <w:rPr>
-          <w:b w:val="0"/>
-          <w:i w:val="0"/>
-          <w:sz w:val="20"/>
-          <w:u w:val="none"/>
-        </w:rPr>
-        <w:t xml:space="preserve"> to him in Spanish, but he didn't understand me. He spoke only English. We had a lot of different cakes, but he just </w:t>
+        <w:t>the painting</w:t>
+      </w:r>
+      <w:r>
+        <w:rPr>
+          <w:b w:val="0"/>
+          <w:i w:val="0"/>
+          <w:sz w:val="20"/>
+          <w:u w:val="none"/>
+        </w:rPr>
+        <w:t>. → the painting = the Monalisa</w:t>
+      </w:r>
+      <w:r>
+        <w:br/>
+      </w:r>
+      <w:r>
+        <w:rPr>
+          <w:b w:val="0"/>
+          <w:i w:val="0"/>
+          <w:sz w:val="20"/>
+          <w:u w:val="none"/>
+        </w:rPr>
+        <w:t xml:space="preserve"> ⓒ We had a lot of different cakes, but he just wanted the smallest </w:t>
       </w:r>
       <w:r>
         <w:rPr>
@@ -1395,16 +1502,28 @@
           <w:sz w:val="20"/>
           <w:u w:val="single"/>
         </w:rPr>
-        <w:t>ⓒ want</w:t>
-      </w:r>
-      <w:r>
-        <w:rPr>
-          <w:b w:val="0"/>
-          <w:i w:val="0"/>
-          <w:sz w:val="20"/>
-          <w:u w:val="none"/>
-        </w:rPr>
-        <w:t xml:space="preserve"> the </w:t>
+        <w:t>one</w:t>
+      </w:r>
+      <w:r>
+        <w:rPr>
+          <w:b w:val="0"/>
+          <w:i w:val="0"/>
+          <w:sz w:val="20"/>
+          <w:u w:val="none"/>
+        </w:rPr>
+        <w:t>. → one = a young man</w:t>
+      </w:r>
+      <w:r>
+        <w:br/>
+      </w:r>
+      <w:r>
+        <w:rPr>
+          <w:b w:val="0"/>
+          <w:i w:val="0"/>
+          <w:sz w:val="20"/>
+          <w:u w:val="none"/>
+        </w:rPr>
+        <w:t xml:space="preserve"> ⓓ We sold only one cake </w:t>
       </w:r>
       <w:r>
         <w:rPr>
@@ -1413,16 +1532,28 @@
           <w:sz w:val="20"/>
           <w:u w:val="single"/>
         </w:rPr>
-        <w:t>ⓓ small</w:t>
-      </w:r>
-      <w:r>
-        <w:rPr>
-          <w:b w:val="0"/>
-          <w:i w:val="0"/>
-          <w:sz w:val="20"/>
-          <w:u w:val="none"/>
-        </w:rPr>
-        <w:t xml:space="preserve"> one. We </w:t>
+        <w:t>that day</w:t>
+      </w:r>
+      <w:r>
+        <w:rPr>
+          <w:b w:val="0"/>
+          <w:i w:val="0"/>
+          <w:sz w:val="20"/>
+          <w:u w:val="none"/>
+        </w:rPr>
+        <w:t>, so I remember him clearly. → that day = last Saturday</w:t>
+      </w:r>
+      <w:r>
+        <w:br/>
+      </w:r>
+      <w:r>
+        <w:rPr>
+          <w:b w:val="0"/>
+          <w:i w:val="0"/>
+          <w:sz w:val="20"/>
+          <w:u w:val="none"/>
+        </w:rPr>
+        <w:t xml:space="preserve"> ⓔ I'm </w:t>
       </w:r>
       <w:r>
         <w:rPr>
@@ -1431,16 +1562,28 @@
           <w:sz w:val="20"/>
           <w:u w:val="single"/>
         </w:rPr>
-        <w:t>ⓔ sell</w:t>
-      </w:r>
-      <w:r>
-        <w:rPr>
-          <w:b w:val="0"/>
-          <w:i w:val="0"/>
-          <w:sz w:val="20"/>
-          <w:u w:val="none"/>
-        </w:rPr>
-        <w:t xml:space="preserve"> only one cake that day, so I remember him clearly. Oh, he </w:t>
+        <w:t>about</w:t>
+      </w:r>
+      <w:r>
+        <w:rPr>
+          <w:b w:val="0"/>
+          <w:i w:val="0"/>
+          <w:sz w:val="20"/>
+          <w:u w:val="none"/>
+        </w:rPr>
+        <w:t xml:space="preserve"> 170 cm tall. → about: 전 ~에 대한</w:t>
+      </w:r>
+      <w:r>
+        <w:br/>
+      </w:r>
+      <w:r>
+        <w:rPr>
+          <w:b w:val="0"/>
+          <w:i w:val="0"/>
+          <w:sz w:val="20"/>
+          <w:u w:val="none"/>
+        </w:rPr>
+        <w:t xml:space="preserve"> ⓕ Now, look at the information </w:t>
       </w:r>
       <w:r>
         <w:rPr>
@@ -1449,36 +1592,63 @@
           <w:sz w:val="20"/>
           <w:u w:val="single"/>
         </w:rPr>
-        <w:t>ⓕ have</w:t>
-      </w:r>
-      <w:r>
-        <w:rPr>
-          <w:b w:val="0"/>
-          <w:i w:val="0"/>
-          <w:sz w:val="20"/>
-          <w:u w:val="none"/>
-        </w:rPr>
-        <w:t xml:space="preserve"> blue eyes.</w:t>
+        <w:t>about</w:t>
+      </w:r>
+      <w:r>
+        <w:rPr>
+          <w:b w:val="0"/>
+          <w:i w:val="0"/>
+          <w:sz w:val="20"/>
+          <w:u w:val="none"/>
+        </w:rPr>
+        <w:t xml:space="preserve"> the suspects. → about: 전 ~에 대한</w:t>
       </w:r>
       <w:r>
         <w:br/>
       </w:r>
       <w:r>
+        <w:rPr>
+          <w:b w:val="0"/>
+          <w:i w:val="0"/>
+          <w:sz w:val="20"/>
+          <w:u w:val="none"/>
+        </w:rPr>
+        <w:t xml:space="preserve"> ⓖ I turned around and </w:t>
+      </w:r>
+      <w:r>
+        <w:rPr>
+          <w:b w:val="0"/>
+          <w:i w:val="0"/>
+          <w:sz w:val="20"/>
+          <w:u w:val="single"/>
+        </w:rPr>
+        <w:t>saw</w:t>
+      </w:r>
+      <w:r>
+        <w:rPr>
+          <w:b w:val="0"/>
+          <w:i w:val="0"/>
+          <w:sz w:val="20"/>
+          <w:u w:val="none"/>
+        </w:rPr>
+        <w:t xml:space="preserve"> an old man. → saw: see의 과거형</w:t>
+      </w:r>
+      <w:r>
         <w:br/>
       </w:r>
       <w:r>
-        <w:rPr>
-          <w:b w:val="0"/>
-          <w:i w:val="0"/>
-          <w:sz w:val="20"/>
-          <w:u w:val="none"/>
-        </w:rPr>
-        <w:t xml:space="preserve"> &lt;보기&gt; ⓐ came ⓑ speaked ⓒ wanted ⓓ smaller ⓔ sold ⓕ has</w:t>
-      </w:r>
-      <w:r>
         <w:br/>
       </w:r>
       <w:r>
+        <w:rPr>
+          <w:b w:val="0"/>
+          <w:i w:val="0"/>
+          <w:sz w:val="20"/>
+          <w:u w:val="none"/>
+        </w:rPr>
+        <w:t xml:space="preserve"> ① ⓐ, ⓑ, ⓒ, ⓕ</w:t>
+      </w:r>
+      <w:r>
         <w:br/>
       </w:r>
       <w:r>
@@ -1488,7 +1658,7 @@
           <w:sz w:val="20"/>
           <w:u w:val="none"/>
         </w:rPr>
-        <w:t xml:space="preserve"> ① ⓐ, ⓒ, ⓔ</w:t>
+        <w:t>② ⓑ, ⓓ, ⓔ, ⓖ</w:t>
       </w:r>
       <w:r>
         <w:br/>
@@ -1500,7 +1670,7 @@
           <w:sz w:val="20"/>
           <w:u w:val="none"/>
         </w:rPr>
-        <w:t>② ⓐ, ⓑ, ⓔ</w:t>
+        <w:t>③ ⓐ, ⓒ, ⓓ, ⓖ</w:t>
       </w:r>
       <w:r>
         <w:br/>
@@ -1512,7 +1682,7 @@
           <w:sz w:val="20"/>
           <w:u w:val="none"/>
         </w:rPr>
-        <w:t>③ ⓒ, ⓓ, ⓔ</w:t>
+        <w:t>④ ⓐ, ⓑ, ⓕ, ⓖ</w:t>
       </w:r>
       <w:r>
         <w:br/>
@@ -1524,19 +1694,7 @@
           <w:sz w:val="20"/>
           <w:u w:val="none"/>
         </w:rPr>
-        <w:t>④ ⓐ, ⓒ, ⓕ</w:t>
-      </w:r>
-      <w:r>
-        <w:br/>
-      </w:r>
-      <w:r>
-        <w:rPr>
-          <w:b w:val="0"/>
-          <w:i w:val="0"/>
-          <w:sz w:val="20"/>
-          <w:u w:val="none"/>
-        </w:rPr>
-        <w:t>⑤ ⓑ, ⓓ, ⓕ</w:t>
+        <w:t>⑤ ⓐ, ⓑ, ⓔ, ⓕ, ⓖ</w:t>
       </w:r>
       <w:r>
         <w:br/>
@@ -1581,7 +1739,25 @@
           <w:sz w:val="20"/>
           <w:u w:val="none"/>
         </w:rPr>
-        <w:t xml:space="preserve">다음 글의 밑줄 친 ★about과 쓰임이 같은 것을 </w:t>
+        <w:t xml:space="preserve">[A]는 본문을 경찰 인터뷰로, [B]는 신문 기사로 바꾼 글이다. (1) [A]의 빈칸 (a)~(g)를 &lt;보기&gt;에서 골라 완성하고, (2) [B]의 밑줄 친 ⓐ~ⓗ 중 본문의 내용과 일치하지 </w:t>
+      </w:r>
+      <w:r>
+        <w:rPr>
+          <w:b w:val="0"/>
+          <w:i w:val="0"/>
+          <w:sz w:val="20"/>
+          <w:u w:val="single"/>
+        </w:rPr>
+        <w:t>않는</w:t>
+      </w:r>
+      <w:r>
+        <w:rPr>
+          <w:b w:val="0"/>
+          <w:i w:val="0"/>
+          <w:sz w:val="20"/>
+          <w:u w:val="none"/>
+        </w:rPr>
+        <w:t xml:space="preserve"> 것만을 </w:t>
       </w:r>
       <w:r>
         <w:rPr>
@@ -1599,7 +1775,7 @@
           <w:sz w:val="20"/>
           <w:u w:val="none"/>
         </w:rPr>
-        <w:t>은? (표적: 같은 용법)</w:t>
+        <w:t>을 고른 뒤, (3) 그 부분을 바르게 고쳐 쓰시오. (표적: 본문 변형 2단계)</w:t>
       </w:r>
     </w:p>
     <w:p>
@@ -1615,7 +1791,304 @@
           <w:sz w:val="20"/>
           <w:u w:val="none"/>
         </w:rPr>
-        <w:t xml:space="preserve"> [Ann Jones, a visitor] … He was standing in front of a wheelchair. I'm </w:t>
+        <w:t xml:space="preserve"> [A] Reporter: What happened at the Botero Museum last Saturday?</w:t>
+      </w:r>
+      <w:r>
+        <w:br/>
+      </w:r>
+      <w:r>
+        <w:rPr>
+          <w:b w:val="0"/>
+          <w:i w:val="0"/>
+          <w:sz w:val="20"/>
+          <w:u w:val="none"/>
+        </w:rPr>
+        <w:t xml:space="preserve"> Police: Someone threw a </w:t>
+      </w:r>
+      <w:r>
+        <w:rPr>
+          <w:b/>
+          <w:i w:val="0"/>
+          <w:sz w:val="20"/>
+          <w:u w:val="none"/>
+        </w:rPr>
+        <w:t xml:space="preserve">(a) </w:t>
+      </w:r>
+      <w:r>
+        <w:rPr>
+          <w:b w:val="0"/>
+          <w:i w:val="0"/>
+          <w:sz w:val="20"/>
+          <w:u w:val="none"/>
+        </w:rPr>
+        <w:t>__________</w:t>
+      </w:r>
+      <w:r>
+        <w:rPr>
+          <w:b w:val="0"/>
+          <w:i w:val="0"/>
+          <w:sz w:val="20"/>
+          <w:u w:val="none"/>
+        </w:rPr>
+        <w:t xml:space="preserve"> at the Monalisa.</w:t>
+      </w:r>
+      <w:r>
+        <w:br/>
+      </w:r>
+      <w:r>
+        <w:rPr>
+          <w:b w:val="0"/>
+          <w:i w:val="0"/>
+          <w:sz w:val="20"/>
+          <w:u w:val="none"/>
+        </w:rPr>
+        <w:t xml:space="preserve"> Reporter: Are there any </w:t>
+      </w:r>
+      <w:r>
+        <w:rPr>
+          <w:b/>
+          <w:i w:val="0"/>
+          <w:sz w:val="20"/>
+          <w:u w:val="none"/>
+        </w:rPr>
+        <w:t xml:space="preserve">(b) </w:t>
+      </w:r>
+      <w:r>
+        <w:rPr>
+          <w:b w:val="0"/>
+          <w:i w:val="0"/>
+          <w:sz w:val="20"/>
+          <w:u w:val="none"/>
+        </w:rPr>
+        <w:t>__________</w:t>
+      </w:r>
+      <w:r>
+        <w:rPr>
+          <w:b w:val="0"/>
+          <w:i w:val="0"/>
+          <w:sz w:val="20"/>
+          <w:u w:val="none"/>
+        </w:rPr>
+        <w:t>?</w:t>
+      </w:r>
+      <w:r>
+        <w:br/>
+      </w:r>
+      <w:r>
+        <w:rPr>
+          <w:b w:val="0"/>
+          <w:i w:val="0"/>
+          <w:sz w:val="20"/>
+          <w:u w:val="none"/>
+        </w:rPr>
+        <w:t xml:space="preserve"> Police: Yes, there are four of them.</w:t>
+      </w:r>
+      <w:r>
+        <w:br/>
+      </w:r>
+      <w:r>
+        <w:rPr>
+          <w:b w:val="0"/>
+          <w:i w:val="0"/>
+          <w:sz w:val="20"/>
+          <w:u w:val="none"/>
+        </w:rPr>
+        <w:t xml:space="preserve"> Reporter: What did they say about the suspect?</w:t>
+      </w:r>
+      <w:r>
+        <w:br/>
+      </w:r>
+      <w:r>
+        <w:rPr>
+          <w:b w:val="0"/>
+          <w:i w:val="0"/>
+          <w:sz w:val="20"/>
+          <w:u w:val="none"/>
+        </w:rPr>
+        <w:t xml:space="preserve"> Police: The suspect is a </w:t>
+      </w:r>
+      <w:r>
+        <w:rPr>
+          <w:b/>
+          <w:i w:val="0"/>
+          <w:sz w:val="20"/>
+          <w:u w:val="none"/>
+        </w:rPr>
+        <w:t xml:space="preserve">(c) </w:t>
+      </w:r>
+      <w:r>
+        <w:rPr>
+          <w:b w:val="0"/>
+          <w:i w:val="0"/>
+          <w:sz w:val="20"/>
+          <w:u w:val="none"/>
+        </w:rPr>
+        <w:t>__________</w:t>
+      </w:r>
+      <w:r>
+        <w:rPr>
+          <w:b w:val="0"/>
+          <w:i w:val="0"/>
+          <w:sz w:val="20"/>
+          <w:u w:val="none"/>
+        </w:rPr>
+        <w:t xml:space="preserve"> man with long </w:t>
+      </w:r>
+      <w:r>
+        <w:rPr>
+          <w:b/>
+          <w:i w:val="0"/>
+          <w:sz w:val="20"/>
+          <w:u w:val="none"/>
+        </w:rPr>
+        <w:t xml:space="preserve">(d) </w:t>
+      </w:r>
+      <w:r>
+        <w:rPr>
+          <w:b w:val="0"/>
+          <w:i w:val="0"/>
+          <w:sz w:val="20"/>
+          <w:u w:val="none"/>
+        </w:rPr>
+        <w:t>__________</w:t>
+      </w:r>
+      <w:r>
+        <w:rPr>
+          <w:b w:val="0"/>
+          <w:i w:val="0"/>
+          <w:sz w:val="20"/>
+          <w:u w:val="none"/>
+        </w:rPr>
+        <w:t xml:space="preserve"> hair. He is a little </w:t>
+      </w:r>
+      <w:r>
+        <w:rPr>
+          <w:b/>
+          <w:i w:val="0"/>
+          <w:sz w:val="20"/>
+          <w:u w:val="none"/>
+        </w:rPr>
+        <w:t xml:space="preserve">(e) </w:t>
+      </w:r>
+      <w:r>
+        <w:rPr>
+          <w:b w:val="0"/>
+          <w:i w:val="0"/>
+          <w:sz w:val="20"/>
+          <w:u w:val="none"/>
+        </w:rPr>
+        <w:t>__________</w:t>
+      </w:r>
+      <w:r>
+        <w:rPr>
+          <w:b w:val="0"/>
+          <w:i w:val="0"/>
+          <w:sz w:val="20"/>
+          <w:u w:val="none"/>
+        </w:rPr>
+        <w:t xml:space="preserve"> than 170 cm. He has </w:t>
+      </w:r>
+      <w:r>
+        <w:rPr>
+          <w:b/>
+          <w:i w:val="0"/>
+          <w:sz w:val="20"/>
+          <w:u w:val="none"/>
+        </w:rPr>
+        <w:t xml:space="preserve">(f) </w:t>
+      </w:r>
+      <w:r>
+        <w:rPr>
+          <w:b w:val="0"/>
+          <w:i w:val="0"/>
+          <w:sz w:val="20"/>
+          <w:u w:val="none"/>
+        </w:rPr>
+        <w:t>__________</w:t>
+      </w:r>
+      <w:r>
+        <w:rPr>
+          <w:b w:val="0"/>
+          <w:i w:val="0"/>
+          <w:sz w:val="20"/>
+          <w:u w:val="none"/>
+        </w:rPr>
+        <w:t xml:space="preserve"> eyes and only speaks </w:t>
+      </w:r>
+      <w:r>
+        <w:rPr>
+          <w:b/>
+          <w:i w:val="0"/>
+          <w:sz w:val="20"/>
+          <w:u w:val="none"/>
+        </w:rPr>
+        <w:t xml:space="preserve">(g) </w:t>
+      </w:r>
+      <w:r>
+        <w:rPr>
+          <w:b w:val="0"/>
+          <w:i w:val="0"/>
+          <w:sz w:val="20"/>
+          <w:u w:val="none"/>
+        </w:rPr>
+        <w:t>__________</w:t>
+      </w:r>
+      <w:r>
+        <w:rPr>
+          <w:b w:val="0"/>
+          <w:i w:val="0"/>
+          <w:sz w:val="20"/>
+          <w:u w:val="none"/>
+        </w:rPr>
+        <w:t>.</w:t>
+      </w:r>
+      <w:r>
+        <w:br/>
+      </w:r>
+      <w:r>
+        <w:rPr>
+          <w:b w:val="0"/>
+          <w:i w:val="0"/>
+          <w:sz w:val="20"/>
+          <w:u w:val="none"/>
+        </w:rPr>
+        <w:t xml:space="preserve"> &lt;보기&gt; eyewitnesses · cake · blue · young · English · brown · taller</w:t>
+      </w:r>
+      <w:r>
+        <w:br/>
+      </w:r>
+      <w:r>
+        <w:br/>
+      </w:r>
+      <w:r>
+        <w:rPr>
+          <w:b w:val="0"/>
+          <w:i w:val="0"/>
+          <w:sz w:val="20"/>
+          <w:u w:val="none"/>
+        </w:rPr>
+        <w:t xml:space="preserve"> [B] </w:t>
+      </w:r>
+      <w:r>
+        <w:rPr>
+          <w:b/>
+          <w:i w:val="0"/>
+          <w:sz w:val="20"/>
+          <w:u w:val="none"/>
+        </w:rPr>
+        <w:t>The Bogota Times — Man Damages Monalisa in Botero Museum</w:t>
+      </w:r>
+      <w:r>
+        <w:br/>
+      </w:r>
+      <w:r>
+        <w:rPr>
+          <w:b w:val="0"/>
+          <w:i w:val="0"/>
+          <w:sz w:val="20"/>
+          <w:u w:val="none"/>
+        </w:rPr>
+        <w:t xml:space="preserve"> Last </w:t>
       </w:r>
       <w:r>
         <w:rPr>
@@ -1624,16 +2097,142 @@
           <w:sz w:val="20"/>
           <w:u w:val="single"/>
         </w:rPr>
-        <w:t>★about</w:t>
-      </w:r>
-      <w:r>
-        <w:rPr>
-          <w:b w:val="0"/>
-          <w:i w:val="0"/>
-          <w:sz w:val="20"/>
-          <w:u w:val="none"/>
-        </w:rPr>
-        <w:t xml:space="preserve"> 170 cm tall, and he was a little taller than me.</w:t>
+        <w:t>ⓐ Friday</w:t>
+      </w:r>
+      <w:r>
+        <w:rPr>
+          <w:b w:val="0"/>
+          <w:i w:val="0"/>
+          <w:sz w:val="20"/>
+          <w:u w:val="none"/>
+        </w:rPr>
+        <w:t xml:space="preserve">, someone threw a cake at the Monalisa in the Botero Museum in Bogota, Colombia. According to </w:t>
+      </w:r>
+      <w:r>
+        <w:rPr>
+          <w:b w:val="0"/>
+          <w:i w:val="0"/>
+          <w:sz w:val="20"/>
+          <w:u w:val="single"/>
+        </w:rPr>
+        <w:t>ⓑ four</w:t>
+      </w:r>
+      <w:r>
+        <w:rPr>
+          <w:b w:val="0"/>
+          <w:i w:val="0"/>
+          <w:sz w:val="20"/>
+          <w:u w:val="none"/>
+        </w:rPr>
+        <w:t xml:space="preserve"> eyewitnesses, the suspect is a little </w:t>
+      </w:r>
+      <w:r>
+        <w:rPr>
+          <w:b w:val="0"/>
+          <w:i w:val="0"/>
+          <w:sz w:val="20"/>
+          <w:u w:val="single"/>
+        </w:rPr>
+        <w:t>ⓒ shorter</w:t>
+      </w:r>
+      <w:r>
+        <w:rPr>
+          <w:b w:val="0"/>
+          <w:i w:val="0"/>
+          <w:sz w:val="20"/>
+          <w:u w:val="none"/>
+        </w:rPr>
+        <w:t xml:space="preserve"> than 170 cm. He is a </w:t>
+      </w:r>
+      <w:r>
+        <w:rPr>
+          <w:b w:val="0"/>
+          <w:i w:val="0"/>
+          <w:sz w:val="20"/>
+          <w:u w:val="single"/>
+        </w:rPr>
+        <w:t>ⓓ young</w:t>
+      </w:r>
+      <w:r>
+        <w:rPr>
+          <w:b w:val="0"/>
+          <w:i w:val="0"/>
+          <w:sz w:val="20"/>
+          <w:u w:val="none"/>
+        </w:rPr>
+        <w:t xml:space="preserve"> man with long </w:t>
+      </w:r>
+      <w:r>
+        <w:rPr>
+          <w:b w:val="0"/>
+          <w:i w:val="0"/>
+          <w:sz w:val="20"/>
+          <w:u w:val="single"/>
+        </w:rPr>
+        <w:t>ⓔ gray</w:t>
+      </w:r>
+      <w:r>
+        <w:rPr>
+          <w:b w:val="0"/>
+          <w:i w:val="0"/>
+          <w:sz w:val="20"/>
+          <w:u w:val="none"/>
+        </w:rPr>
+        <w:t xml:space="preserve"> hair and </w:t>
+      </w:r>
+      <w:r>
+        <w:rPr>
+          <w:b w:val="0"/>
+          <w:i w:val="0"/>
+          <w:sz w:val="20"/>
+          <w:u w:val="single"/>
+        </w:rPr>
+        <w:t>ⓕ blue</w:t>
+      </w:r>
+      <w:r>
+        <w:rPr>
+          <w:b w:val="0"/>
+          <w:i w:val="0"/>
+          <w:sz w:val="20"/>
+          <w:u w:val="none"/>
+        </w:rPr>
+        <w:t xml:space="preserve"> eyes. He speaks only </w:t>
+      </w:r>
+      <w:r>
+        <w:rPr>
+          <w:b w:val="0"/>
+          <w:i w:val="0"/>
+          <w:sz w:val="20"/>
+          <w:u w:val="single"/>
+        </w:rPr>
+        <w:t>ⓖ Spanish</w:t>
+      </w:r>
+      <w:r>
+        <w:rPr>
+          <w:b w:val="0"/>
+          <w:i w:val="0"/>
+          <w:sz w:val="20"/>
+          <w:u w:val="none"/>
+        </w:rPr>
+        <w:t xml:space="preserve">. The museum guard found a cake box from Camila's Bakery </w:t>
+      </w:r>
+      <w:r>
+        <w:rPr>
+          <w:b w:val="0"/>
+          <w:i w:val="0"/>
+          <w:sz w:val="20"/>
+          <w:u w:val="single"/>
+        </w:rPr>
+        <w:t>ⓗ on</w:t>
+      </w:r>
+      <w:r>
+        <w:rPr>
+          <w:b w:val="0"/>
+          <w:i w:val="0"/>
+          <w:sz w:val="20"/>
+          <w:u w:val="none"/>
+        </w:rPr>
+        <w:t xml:space="preserve"> the wheelchair. The police are looking for the suspect.</w:t>
       </w:r>
       <w:r>
         <w:br/>
@@ -1648,25 +2247,7 @@
           <w:sz w:val="20"/>
           <w:u w:val="none"/>
         </w:rPr>
-        <w:t xml:space="preserve"> ⓐ Now, look at the information </w:t>
-      </w:r>
-      <w:r>
-        <w:rPr>
-          <w:b w:val="0"/>
-          <w:i w:val="0"/>
-          <w:sz w:val="20"/>
-          <w:u w:val="single"/>
-        </w:rPr>
-        <w:t>about</w:t>
-      </w:r>
-      <w:r>
-        <w:rPr>
-          <w:b w:val="0"/>
-          <w:i w:val="0"/>
-          <w:sz w:val="20"/>
-          <w:u w:val="none"/>
-        </w:rPr>
-        <w:t xml:space="preserve"> the suspects.</w:t>
+        <w:t xml:space="preserve"> (2) ① ⓐ, ⓒ, ⓔ, ⓖ</w:t>
       </w:r>
       <w:r>
         <w:br/>
@@ -1678,25 +2259,7 @@
           <w:sz w:val="20"/>
           <w:u w:val="none"/>
         </w:rPr>
-        <w:t xml:space="preserve"> ⓑ It takes </w:t>
-      </w:r>
-      <w:r>
-        <w:rPr>
-          <w:b w:val="0"/>
-          <w:i w:val="0"/>
-          <w:sz w:val="20"/>
-          <w:u w:val="single"/>
-        </w:rPr>
-        <w:t>about</w:t>
-      </w:r>
-      <w:r>
-        <w:rPr>
-          <w:b w:val="0"/>
-          <w:i w:val="0"/>
-          <w:sz w:val="20"/>
-          <w:u w:val="none"/>
-        </w:rPr>
-        <w:t xml:space="preserve"> 10 minutes to get to the museum.</w:t>
+        <w:t>② ⓐ, ⓒ, ⓔ, ⓖ, ⓗ</w:t>
       </w:r>
       <w:r>
         <w:br/>
@@ -1708,25 +2271,7 @@
           <w:sz w:val="20"/>
           <w:u w:val="none"/>
         </w:rPr>
-        <w:t xml:space="preserve"> ⓒ There were </w:t>
-      </w:r>
-      <w:r>
-        <w:rPr>
-          <w:b w:val="0"/>
-          <w:i w:val="0"/>
-          <w:sz w:val="20"/>
-          <w:u w:val="single"/>
-        </w:rPr>
-        <w:t>about</w:t>
-      </w:r>
-      <w:r>
-        <w:rPr>
-          <w:b w:val="0"/>
-          <w:i w:val="0"/>
-          <w:sz w:val="20"/>
-          <w:u w:val="none"/>
-        </w:rPr>
-        <w:t xml:space="preserve"> 20 people in the museum that day.</w:t>
+        <w:t>③ ⓐ, ⓑ, ⓒ, ⓔ, ⓖ</w:t>
       </w:r>
       <w:r>
         <w:br/>
@@ -1738,25 +2283,7 @@
           <w:sz w:val="20"/>
           <w:u w:val="none"/>
         </w:rPr>
-        <w:t xml:space="preserve"> ⓓ The book is </w:t>
-      </w:r>
-      <w:r>
-        <w:rPr>
-          <w:b w:val="0"/>
-          <w:i w:val="0"/>
-          <w:sz w:val="20"/>
-          <w:u w:val="single"/>
-        </w:rPr>
-        <w:t>about</w:t>
-      </w:r>
-      <w:r>
-        <w:rPr>
-          <w:b w:val="0"/>
-          <w:i w:val="0"/>
-          <w:sz w:val="20"/>
-          <w:u w:val="none"/>
-        </w:rPr>
-        <w:t xml:space="preserve"> a famous painting.</w:t>
+        <w:t>④ ⓒ, ⓓ, ⓔ, ⓖ, ⓗ</w:t>
       </w:r>
       <w:r>
         <w:br/>
@@ -1768,30 +2295,30 @@
           <w:sz w:val="20"/>
           <w:u w:val="none"/>
         </w:rPr>
-        <w:t xml:space="preserve"> ⓔ I'm going to Bogota. What </w:t>
-      </w:r>
-      <w:r>
-        <w:rPr>
-          <w:b w:val="0"/>
-          <w:i w:val="0"/>
-          <w:sz w:val="20"/>
-          <w:u w:val="single"/>
-        </w:rPr>
-        <w:t>about</w:t>
-      </w:r>
-      <w:r>
-        <w:rPr>
-          <w:b w:val="0"/>
-          <w:i w:val="0"/>
-          <w:sz w:val="20"/>
-          <w:u w:val="none"/>
-        </w:rPr>
-        <w:t xml:space="preserve"> you?</w:t>
+        <w:t>⑤ ⓐ, ⓒ, ⓕ, ⓖ, ⓗ</w:t>
       </w:r>
       <w:r>
         <w:br/>
       </w:r>
       <w:r>
+        <w:rPr>
+          <w:b w:val="0"/>
+          <w:i w:val="0"/>
+          <w:sz w:val="20"/>
+          <w:u w:val="none"/>
+        </w:rPr>
+        <w:t xml:space="preserve"> → </w:t>
+      </w:r>
+      <w:r>
+        <w:rPr>
+          <w:b w:val="0"/>
+          <w:i w:val="0"/>
+          <w:sz w:val="20"/>
+          <w:u w:val="none"/>
+        </w:rPr>
+        <w:t>__________</w:t>
+      </w:r>
+      <w:r>
         <w:br/>
       </w:r>
       <w:r>
@@ -1801,67 +2328,79 @@
           <w:sz w:val="20"/>
           <w:u w:val="none"/>
         </w:rPr>
-        <w:t xml:space="preserve"> ① ⓐ, ⓓ</w:t>
-      </w:r>
-      <w:r>
-        <w:br/>
-      </w:r>
-      <w:r>
-        <w:rPr>
-          <w:b w:val="0"/>
-          <w:i w:val="0"/>
-          <w:sz w:val="20"/>
-          <w:u w:val="none"/>
-        </w:rPr>
-        <w:t>② ⓑ, ⓒ</w:t>
-      </w:r>
-      <w:r>
-        <w:br/>
-      </w:r>
-      <w:r>
-        <w:rPr>
-          <w:b w:val="0"/>
-          <w:i w:val="0"/>
-          <w:sz w:val="20"/>
-          <w:u w:val="none"/>
-        </w:rPr>
-        <w:t>③ ⓑ, ⓒ, ⓔ</w:t>
-      </w:r>
-      <w:r>
-        <w:br/>
-      </w:r>
-      <w:r>
-        <w:rPr>
-          <w:b w:val="0"/>
-          <w:i w:val="0"/>
-          <w:sz w:val="20"/>
-          <w:u w:val="none"/>
-        </w:rPr>
-        <w:t>④ ⓐ, ⓑ</w:t>
-      </w:r>
-      <w:r>
-        <w:br/>
-      </w:r>
-      <w:r>
-        <w:rPr>
-          <w:b w:val="0"/>
-          <w:i w:val="0"/>
-          <w:sz w:val="20"/>
-          <w:u w:val="none"/>
-        </w:rPr>
-        <w:t>⑤ ⓒ, ⓓ, ⓔ</w:t>
-      </w:r>
-      <w:r>
-        <w:br/>
-      </w:r>
-      <w:r>
-        <w:rPr>
-          <w:b w:val="0"/>
-          <w:i w:val="0"/>
-          <w:sz w:val="20"/>
-          <w:u w:val="none"/>
-        </w:rPr>
-        <w:t xml:space="preserve"> → </w:t>
+        <w:t xml:space="preserve"> (3) ⓐ → </w:t>
+      </w:r>
+      <w:r>
+        <w:rPr>
+          <w:b w:val="0"/>
+          <w:i w:val="0"/>
+          <w:sz w:val="20"/>
+          <w:u w:val="none"/>
+        </w:rPr>
+        <w:t>__________</w:t>
+      </w:r>
+      <w:r>
+        <w:rPr>
+          <w:b w:val="0"/>
+          <w:i w:val="0"/>
+          <w:sz w:val="20"/>
+          <w:u w:val="none"/>
+        </w:rPr>
+        <w:t xml:space="preserve"> ⓒ → </w:t>
+      </w:r>
+      <w:r>
+        <w:rPr>
+          <w:b w:val="0"/>
+          <w:i w:val="0"/>
+          <w:sz w:val="20"/>
+          <w:u w:val="none"/>
+        </w:rPr>
+        <w:t>__________</w:t>
+      </w:r>
+      <w:r>
+        <w:rPr>
+          <w:b w:val="0"/>
+          <w:i w:val="0"/>
+          <w:sz w:val="20"/>
+          <w:u w:val="none"/>
+        </w:rPr>
+        <w:t xml:space="preserve"> ⓔ → </w:t>
+      </w:r>
+      <w:r>
+        <w:rPr>
+          <w:b w:val="0"/>
+          <w:i w:val="0"/>
+          <w:sz w:val="20"/>
+          <w:u w:val="none"/>
+        </w:rPr>
+        <w:t>__________</w:t>
+      </w:r>
+      <w:r>
+        <w:rPr>
+          <w:b w:val="0"/>
+          <w:i w:val="0"/>
+          <w:sz w:val="20"/>
+          <w:u w:val="none"/>
+        </w:rPr>
+        <w:t xml:space="preserve"> ⓖ → </w:t>
+      </w:r>
+      <w:r>
+        <w:rPr>
+          <w:b w:val="0"/>
+          <w:i w:val="0"/>
+          <w:sz w:val="20"/>
+          <w:u w:val="none"/>
+        </w:rPr>
+        <w:t>__________</w:t>
+      </w:r>
+      <w:r>
+        <w:rPr>
+          <w:b w:val="0"/>
+          <w:i w:val="0"/>
+          <w:sz w:val="20"/>
+          <w:u w:val="none"/>
+        </w:rPr>
+        <w:t xml:space="preserve"> ⓗ → </w:t>
       </w:r>
       <w:r>
         <w:rPr>
@@ -1894,7 +2433,25 @@
           <w:sz w:val="20"/>
           <w:u w:val="none"/>
         </w:rPr>
-        <w:t xml:space="preserve">목격자 진술을 읽고 학생들이 나눈 대화이다. 글의 내용을 바르게 이해한 학생을 </w:t>
+        <w:t xml:space="preserve">다음 글과 용의자 표를 읽고, (1) 답할 수 </w:t>
+      </w:r>
+      <w:r>
+        <w:rPr>
+          <w:b w:val="0"/>
+          <w:i w:val="0"/>
+          <w:sz w:val="20"/>
+          <w:u w:val="single"/>
+        </w:rPr>
+        <w:t>없는</w:t>
+      </w:r>
+      <w:r>
+        <w:rPr>
+          <w:b w:val="0"/>
+          <w:i w:val="0"/>
+          <w:sz w:val="20"/>
+          <w:u w:val="none"/>
+        </w:rPr>
+        <w:t xml:space="preserve"> 질문만을 </w:t>
       </w:r>
       <w:r>
         <w:rPr>
@@ -1912,7 +2469,7 @@
           <w:sz w:val="20"/>
           <w:u w:val="none"/>
         </w:rPr>
-        <w:t>은? (표적: 학생 반응 · 해석 이해)</w:t>
+        <w:t>을 고르고, (2) 케이크를 던진 범인을 고르시오. (표적: 답할 수 없는 질문 + 단서 종합)</w:t>
       </w:r>
     </w:p>
     <w:p>
@@ -1928,7 +2485,7 @@
           <w:sz w:val="20"/>
           <w:u w:val="none"/>
         </w:rPr>
-        <w:t xml:space="preserve"> [Ann] I turned around and saw an old man. He was standing in front of a wheelchair. I'm about 170 cm tall, and he was a little taller than me.</w:t>
+        <w:t xml:space="preserve"> [Carlos] … I ran after him, but I couldn't catch him. He was faster than me. In fact, the old man was not old. He was a young man with long brown hair.</w:t>
       </w:r>
       <w:r>
         <w:br/>
@@ -1940,7 +2497,7 @@
           <w:sz w:val="20"/>
           <w:u w:val="none"/>
         </w:rPr>
-        <w:t xml:space="preserve"> [Carlos] An old man with gray hair was running away, and something fell off his head. It was his wig. I ran after him, but I couldn't catch him. He was faster than me. In fact, the old man was not old. He was a young man with long brown hair.</w:t>
+        <w:t xml:space="preserve"> [Diego] … There was also a wheelchair near the painting, and I found a cake box next to the wheelchair. The box was from Camila's Bakery.</w:t>
       </w:r>
       <w:r>
         <w:br/>
@@ -1952,12 +2509,318 @@
           <w:sz w:val="20"/>
           <w:u w:val="none"/>
         </w:rPr>
-        <w:t xml:space="preserve"> [Diego] There was also a wheelchair near the painting, and I found a cake box next to the wheelchair.</w:t>
+        <w:t xml:space="preserve"> [Camila] Last Friday, a young man came in. I spoke to him in Spanish, but he didn't understand me. He spoke only English. We had a lot of different cakes, but he just wanted the smallest one. We sold only one cake that day, so I remember him clearly. Oh, he had blue eyes.</w:t>
       </w:r>
       <w:r>
         <w:br/>
       </w:r>
       <w:r>
+        <w:rPr>
+          <w:b w:val="0"/>
+          <w:i w:val="0"/>
+          <w:sz w:val="20"/>
+          <w:u w:val="none"/>
+        </w:rPr>
+        <w:t xml:space="preserve"> </w:t>
+      </w:r>
+      <w:r>
+        <w:rPr>
+          <w:b/>
+          <w:i w:val="0"/>
+          <w:sz w:val="20"/>
+          <w:u w:val="none"/>
+        </w:rPr>
+        <w:t>The Suspects</w:t>
+      </w:r>
+      <w:r>
+        <w:rPr>
+          <w:b w:val="0"/>
+          <w:i w:val="0"/>
+          <w:sz w:val="20"/>
+          <w:u w:val="none"/>
+        </w:rPr>
+        <w:t xml:space="preserve"> (Ann Jones: "I'm about 170 cm tall, and he was a little taller than me.") </w:t>
+      </w:r>
+      <w:r>
+        <w:rPr>
+          <w:b w:val="0"/>
+          <w:i w:val="0"/>
+          <w:sz w:val="20"/>
+          <w:u w:val="none"/>
+        </w:rPr>
+        <w:t xml:space="preserve"> </w:t>
+      </w:r>
+      <w:r>
+        <w:rPr>
+          <w:b w:val="0"/>
+          <w:i w:val="0"/>
+          <w:sz w:val="20"/>
+          <w:u w:val="none"/>
+        </w:rPr>
+        <w:t>Andres Lozano</w:t>
+      </w:r>
+      <w:r>
+        <w:rPr>
+          <w:b w:val="0"/>
+          <w:i w:val="0"/>
+          <w:sz w:val="20"/>
+          <w:u w:val="none"/>
+        </w:rPr>
+        <w:t>Larry Johnson</w:t>
+      </w:r>
+      <w:r>
+        <w:rPr>
+          <w:b w:val="0"/>
+          <w:i w:val="0"/>
+          <w:sz w:val="20"/>
+          <w:u w:val="none"/>
+        </w:rPr>
+        <w:t>Tim Baker</w:t>
+      </w:r>
+      <w:r>
+        <w:rPr>
+          <w:b w:val="0"/>
+          <w:i w:val="0"/>
+          <w:sz w:val="20"/>
+          <w:u w:val="none"/>
+        </w:rPr>
+        <w:t>Luca Ferez</w:t>
+      </w:r>
+      <w:r>
+        <w:rPr>
+          <w:b w:val="0"/>
+          <w:i w:val="0"/>
+          <w:sz w:val="20"/>
+          <w:u w:val="none"/>
+        </w:rPr>
+        <w:t xml:space="preserve"> </w:t>
+      </w:r>
+      <w:r>
+        <w:rPr>
+          <w:b w:val="0"/>
+          <w:i w:val="0"/>
+          <w:sz w:val="20"/>
+          <w:u w:val="none"/>
+        </w:rPr>
+        <w:t>Height</w:t>
+      </w:r>
+      <w:r>
+        <w:rPr>
+          <w:b w:val="0"/>
+          <w:i w:val="0"/>
+          <w:sz w:val="20"/>
+          <w:u w:val="none"/>
+        </w:rPr>
+        <w:t>176 cm</w:t>
+      </w:r>
+      <w:r>
+        <w:rPr>
+          <w:b w:val="0"/>
+          <w:i w:val="0"/>
+          <w:sz w:val="20"/>
+          <w:u w:val="none"/>
+        </w:rPr>
+        <w:t>173 cm</w:t>
+      </w:r>
+      <w:r>
+        <w:rPr>
+          <w:b w:val="0"/>
+          <w:i w:val="0"/>
+          <w:sz w:val="20"/>
+          <w:u w:val="none"/>
+        </w:rPr>
+        <w:t>182 cm</w:t>
+      </w:r>
+      <w:r>
+        <w:rPr>
+          <w:b w:val="0"/>
+          <w:i w:val="0"/>
+          <w:sz w:val="20"/>
+          <w:u w:val="none"/>
+        </w:rPr>
+        <w:t>166 cm</w:t>
+      </w:r>
+      <w:r>
+        <w:rPr>
+          <w:b w:val="0"/>
+          <w:i w:val="0"/>
+          <w:sz w:val="20"/>
+          <w:u w:val="none"/>
+        </w:rPr>
+        <w:t xml:space="preserve"> </w:t>
+      </w:r>
+      <w:r>
+        <w:rPr>
+          <w:b w:val="0"/>
+          <w:i w:val="0"/>
+          <w:sz w:val="20"/>
+          <w:u w:val="none"/>
+        </w:rPr>
+        <w:t>Hair</w:t>
+      </w:r>
+      <w:r>
+        <w:rPr>
+          <w:b w:val="0"/>
+          <w:i w:val="0"/>
+          <w:sz w:val="20"/>
+          <w:u w:val="none"/>
+        </w:rPr>
+        <w:t>long, black</w:t>
+      </w:r>
+      <w:r>
+        <w:rPr>
+          <w:b w:val="0"/>
+          <w:i w:val="0"/>
+          <w:sz w:val="20"/>
+          <w:u w:val="none"/>
+        </w:rPr>
+        <w:t>long, brown</w:t>
+      </w:r>
+      <w:r>
+        <w:rPr>
+          <w:b w:val="0"/>
+          <w:i w:val="0"/>
+          <w:sz w:val="20"/>
+          <w:u w:val="none"/>
+        </w:rPr>
+        <w:t>long, brown</w:t>
+      </w:r>
+      <w:r>
+        <w:rPr>
+          <w:b w:val="0"/>
+          <w:i w:val="0"/>
+          <w:sz w:val="20"/>
+          <w:u w:val="none"/>
+        </w:rPr>
+        <w:t>short, gray</w:t>
+      </w:r>
+      <w:r>
+        <w:rPr>
+          <w:b w:val="0"/>
+          <w:i w:val="0"/>
+          <w:sz w:val="20"/>
+          <w:u w:val="none"/>
+        </w:rPr>
+        <w:t xml:space="preserve"> </w:t>
+      </w:r>
+      <w:r>
+        <w:rPr>
+          <w:b w:val="0"/>
+          <w:i w:val="0"/>
+          <w:sz w:val="20"/>
+          <w:u w:val="none"/>
+        </w:rPr>
+        <w:t>Languages</w:t>
+      </w:r>
+      <w:r>
+        <w:rPr>
+          <w:b w:val="0"/>
+          <w:i w:val="0"/>
+          <w:sz w:val="20"/>
+          <w:u w:val="none"/>
+        </w:rPr>
+        <w:t>Spanish, English</w:t>
+      </w:r>
+      <w:r>
+        <w:rPr>
+          <w:b w:val="0"/>
+          <w:i w:val="0"/>
+          <w:sz w:val="20"/>
+          <w:u w:val="none"/>
+        </w:rPr>
+        <w:t>English</w:t>
+      </w:r>
+      <w:r>
+        <w:rPr>
+          <w:b w:val="0"/>
+          <w:i w:val="0"/>
+          <w:sz w:val="20"/>
+          <w:u w:val="none"/>
+        </w:rPr>
+        <w:t>English</w:t>
+      </w:r>
+      <w:r>
+        <w:rPr>
+          <w:b w:val="0"/>
+          <w:i w:val="0"/>
+          <w:sz w:val="20"/>
+          <w:u w:val="none"/>
+        </w:rPr>
+        <w:t>Spanish</w:t>
+      </w:r>
+      <w:r>
+        <w:rPr>
+          <w:b w:val="0"/>
+          <w:i w:val="0"/>
+          <w:sz w:val="20"/>
+          <w:u w:val="none"/>
+        </w:rPr>
+        <w:t xml:space="preserve"> </w:t>
+      </w:r>
+      <w:r>
+        <w:rPr>
+          <w:b w:val="0"/>
+          <w:i w:val="0"/>
+          <w:sz w:val="20"/>
+          <w:u w:val="none"/>
+        </w:rPr>
+        <w:t>Eyes</w:t>
+      </w:r>
+      <w:r>
+        <w:rPr>
+          <w:b w:val="0"/>
+          <w:i w:val="0"/>
+          <w:sz w:val="20"/>
+          <w:u w:val="none"/>
+        </w:rPr>
+        <w:t>brown</w:t>
+      </w:r>
+      <w:r>
+        <w:rPr>
+          <w:b w:val="0"/>
+          <w:i w:val="0"/>
+          <w:sz w:val="20"/>
+          <w:u w:val="none"/>
+        </w:rPr>
+        <w:t>blue</w:t>
+      </w:r>
+      <w:r>
+        <w:rPr>
+          <w:b w:val="0"/>
+          <w:i w:val="0"/>
+          <w:sz w:val="20"/>
+          <w:u w:val="none"/>
+        </w:rPr>
+        <w:t>green</w:t>
+      </w:r>
+      <w:r>
+        <w:rPr>
+          <w:b w:val="0"/>
+          <w:i w:val="0"/>
+          <w:sz w:val="20"/>
+          <w:u w:val="none"/>
+        </w:rPr>
+        <w:t>blue</w:t>
+      </w:r>
+      <w:r>
+        <w:rPr>
+          <w:b w:val="0"/>
+          <w:i w:val="0"/>
+          <w:sz w:val="20"/>
+          <w:u w:val="none"/>
+        </w:rPr>
+        <w:t xml:space="preserve"> </w:t>
+      </w:r>
+      <w:r>
+        <w:rPr>
+          <w:b w:val="0"/>
+          <w:i w:val="0"/>
+          <w:sz w:val="20"/>
+          <w:u w:val="none"/>
+        </w:rPr>
+        <w:t xml:space="preserve"> ⓐ Why couldn't Carlos catch the man?</w:t>
+      </w:r>
+      <w:r>
         <w:br/>
       </w:r>
       <w:r>
@@ -1967,7 +2830,7 @@
           <w:sz w:val="20"/>
           <w:u w:val="none"/>
         </w:rPr>
-        <w:t xml:space="preserve"> A: Ann은 그 남자가 자기보다 훨씬 더 크다고 말했어.</w:t>
+        <w:t xml:space="preserve"> ⓑ Where did Diego find the cake box?</w:t>
       </w:r>
       <w:r>
         <w:br/>
@@ -1979,7 +2842,7 @@
           <w:sz w:val="20"/>
           <w:u w:val="none"/>
         </w:rPr>
-        <w:t xml:space="preserve"> B: Carlos는 그 남자의 머리에서 가발이 떨어지는 것을 봤어.</w:t>
+        <w:t xml:space="preserve"> ⓒ How old was the young man?</w:t>
       </w:r>
       <w:r>
         <w:br/>
@@ -1991,7 +2854,7 @@
           <w:sz w:val="20"/>
           <w:u w:val="none"/>
         </w:rPr>
-        <w:t xml:space="preserve"> C: Carlos는 무서워서 그 남자에게서 도망쳤어.</w:t>
+        <w:t xml:space="preserve"> ⓓ What did the young man want at the bakery?</w:t>
       </w:r>
       <w:r>
         <w:br/>
@@ -2003,7 +2866,7 @@
           <w:sz w:val="20"/>
           <w:u w:val="none"/>
         </w:rPr>
-        <w:t xml:space="preserve"> D: 사실 그 노인은 긴 갈색 머리의 젊은 남자였어.</w:t>
+        <w:t xml:space="preserve"> ⓔ What languages does Andres Lozano speak?</w:t>
       </w:r>
       <w:r>
         <w:br/>
@@ -2015,7 +2878,7 @@
           <w:sz w:val="20"/>
           <w:u w:val="none"/>
         </w:rPr>
-        <w:t xml:space="preserve"> E: Diego는 휠체어 옆에서 케이크 상자를 발견했어.</w:t>
+        <w:t xml:space="preserve"> ⓕ What time did the young man come into the bakery?</w:t>
       </w:r>
       <w:r>
         <w:br/>
@@ -2027,24 +2890,24 @@
           <w:sz w:val="20"/>
           <w:u w:val="none"/>
         </w:rPr>
-        <w:t xml:space="preserve"> F: Ann이 봤을 때 그 남자는 휠체어에 앉아 있었어.</w:t>
+        <w:t xml:space="preserve"> ⓖ Which suspects have long brown hair?</w:t>
       </w:r>
       <w:r>
         <w:br/>
       </w:r>
       <w:r>
+        <w:rPr>
+          <w:b w:val="0"/>
+          <w:i w:val="0"/>
+          <w:sz w:val="20"/>
+          <w:u w:val="none"/>
+        </w:rPr>
+        <w:t xml:space="preserve"> ⓗ What color are Luca Ferez's eyes?</w:t>
+      </w:r>
+      <w:r>
         <w:br/>
       </w:r>
       <w:r>
-        <w:rPr>
-          <w:b w:val="0"/>
-          <w:i w:val="0"/>
-          <w:sz w:val="20"/>
-          <w:u w:val="none"/>
-        </w:rPr>
-        <w:t xml:space="preserve"> ① A, B, D</w:t>
-      </w:r>
-      <w:r>
         <w:br/>
       </w:r>
       <w:r>
@@ -2054,7 +2917,7 @@
           <w:sz w:val="20"/>
           <w:u w:val="none"/>
         </w:rPr>
-        <w:t>② B, D, E</w:t>
+        <w:t xml:space="preserve"> (1) ① ⓒ</w:t>
       </w:r>
       <w:r>
         <w:br/>
@@ -2066,7 +2929,7 @@
           <w:sz w:val="20"/>
           <w:u w:val="none"/>
         </w:rPr>
-        <w:t>③ B, C, E</w:t>
+        <w:t>② ⓕ</w:t>
       </w:r>
       <w:r>
         <w:br/>
@@ -2078,7 +2941,7 @@
           <w:sz w:val="20"/>
           <w:u w:val="none"/>
         </w:rPr>
-        <w:t>④ D, E, F</w:t>
+        <w:t>③ ⓒ, ⓕ</w:t>
       </w:r>
       <w:r>
         <w:br/>
@@ -2090,7 +2953,7 @@
           <w:sz w:val="20"/>
           <w:u w:val="none"/>
         </w:rPr>
-        <w:t>⑤ B, D, E, F</w:t>
+        <w:t>④ ⓒ, ⓔ, ⓕ</w:t>
       </w:r>
       <w:r>
         <w:br/>
@@ -2102,6 +2965,18 @@
           <w:sz w:val="20"/>
           <w:u w:val="none"/>
         </w:rPr>
+        <w:t>⑤ ⓑ, ⓒ, ⓕ</w:t>
+      </w:r>
+      <w:r>
+        <w:br/>
+      </w:r>
+      <w:r>
+        <w:rPr>
+          <w:b w:val="0"/>
+          <w:i w:val="0"/>
+          <w:sz w:val="20"/>
+          <w:u w:val="none"/>
+        </w:rPr>
         <w:t xml:space="preserve"> → </w:t>
       </w:r>
       <w:r>
@@ -2113,34 +2988,38 @@
         </w:rPr>
         <w:t>__________</w:t>
       </w:r>
-    </w:p>
-    <w:p>
-      <w:pPr>
-        <w:spacing w:after="30" w:before="100"/>
-      </w:pPr>
-      <w:r>
-        <w:rPr>
-          <w:b/>
-          <w:i w:val="0"/>
-          <w:color w:val="1F3864"/>
-          <w:sz w:val="21"/>
-          <w:u w:val="none"/>
-        </w:rPr>
-        <w:t>■ 3부 문법 필기 ①②③ — 지칭 · 비교급 · 과거진행 (10~12)</w:t>
-      </w:r>
-    </w:p>
-    <w:p>
-      <w:pPr>
-        <w:spacing w:after="20"/>
-      </w:pPr>
-      <w:r>
-        <w:rPr>
-          <w:b w:val="0"/>
-          <w:i/>
-          <w:sz w:val="18"/>
-          <w:u w:val="none"/>
-        </w:rPr>
-        <w:t>◆ 프린트 〈문법〉 칸: ① was looking = 과거진행형(~하고 있었다) ② the painting = the Monalisa ③ 비교급 문장 S + be동사 + 비교급(-er) + than + 비교 대상.</w:t>
+      <w:r>
+        <w:br/>
+      </w:r>
+      <w:r>
+        <w:rPr>
+          <w:b w:val="0"/>
+          <w:i w:val="0"/>
+          <w:sz w:val="20"/>
+          <w:u w:val="none"/>
+        </w:rPr>
+        <w:t xml:space="preserve"> (2) Who threw the cake at the Monalisa? ① Andres Lozano ② Larry Johnson ③ Tim Baker ④ Luca Ferez ⑤ 알 수 없음</w:t>
+      </w:r>
+      <w:r>
+        <w:br/>
+      </w:r>
+      <w:r>
+        <w:rPr>
+          <w:b w:val="0"/>
+          <w:i w:val="0"/>
+          <w:sz w:val="20"/>
+          <w:u w:val="none"/>
+        </w:rPr>
+        <w:t xml:space="preserve"> → </w:t>
+      </w:r>
+      <w:r>
+        <w:rPr>
+          <w:b w:val="0"/>
+          <w:i w:val="0"/>
+          <w:sz w:val="20"/>
+          <w:u w:val="none"/>
+        </w:rPr>
+        <w:t>__________</w:t>
       </w:r>
     </w:p>
     <w:p>
@@ -2164,25 +3043,7 @@
           <w:sz w:val="20"/>
           <w:u w:val="none"/>
         </w:rPr>
-        <w:t xml:space="preserve">다음 글의 밑줄 친 ⓐ~ⓔ 중 가리키는 대상이 나머지 넷과 </w:t>
-      </w:r>
-      <w:r>
-        <w:rPr>
-          <w:b w:val="0"/>
-          <w:i w:val="0"/>
-          <w:sz w:val="20"/>
-          <w:u w:val="single"/>
-        </w:rPr>
-        <w:t>다른</w:t>
-      </w:r>
-      <w:r>
-        <w:rPr>
-          <w:b w:val="0"/>
-          <w:i w:val="0"/>
-          <w:sz w:val="20"/>
-          <w:u w:val="none"/>
-        </w:rPr>
-        <w:t xml:space="preserve"> 것을 고르고, 그것이 가리키는 대상을 본문에서 찾아 쓰시오. (표적: 지칭 대상)</w:t>
+        <w:t>우리말과 같은 뜻이 되도록 괄호 안의 말을 모두 한 번씩 사용하여 배열할 때, ★ 자리에 오는 말을 각각 쓰고 문장을 완성하시오. (표적: 배열영작★)</w:t>
       </w:r>
     </w:p>
     <w:p>
@@ -2198,61 +3059,7 @@
           <w:sz w:val="20"/>
           <w:u w:val="none"/>
         </w:rPr>
-        <w:t xml:space="preserve"> [Ann Jones, a visitor] I was looking at the Monalisa, and someone threw a cake at </w:t>
-      </w:r>
-      <w:r>
-        <w:rPr>
-          <w:b w:val="0"/>
-          <w:i w:val="0"/>
-          <w:sz w:val="20"/>
-          <w:u w:val="single"/>
-        </w:rPr>
-        <w:t>ⓐ the painting</w:t>
-      </w:r>
-      <w:r>
-        <w:rPr>
-          <w:b w:val="0"/>
-          <w:i w:val="0"/>
-          <w:sz w:val="20"/>
-          <w:u w:val="none"/>
-        </w:rPr>
-        <w:t xml:space="preserve">. I turned around and saw </w:t>
-      </w:r>
-      <w:r>
-        <w:rPr>
-          <w:b w:val="0"/>
-          <w:i w:val="0"/>
-          <w:sz w:val="20"/>
-          <w:u w:val="single"/>
-        </w:rPr>
-        <w:t>ⓑ an old man</w:t>
-      </w:r>
-      <w:r>
-        <w:rPr>
-          <w:b w:val="0"/>
-          <w:i w:val="0"/>
-          <w:sz w:val="20"/>
-          <w:u w:val="none"/>
-        </w:rPr>
-        <w:t xml:space="preserve">. </w:t>
-      </w:r>
-      <w:r>
-        <w:rPr>
-          <w:b w:val="0"/>
-          <w:i w:val="0"/>
-          <w:sz w:val="20"/>
-          <w:u w:val="single"/>
-        </w:rPr>
-        <w:t>ⓒ He</w:t>
-      </w:r>
-      <w:r>
-        <w:rPr>
-          <w:b w:val="0"/>
-          <w:i w:val="0"/>
-          <w:sz w:val="20"/>
-          <w:u w:val="none"/>
-        </w:rPr>
-        <w:t xml:space="preserve"> was standing in front of a wheelchair. I'm about 170 cm tall, and he was a little taller than me.</w:t>
+        <w:t xml:space="preserve"> (1) 지난 토요일, 누군가가 '모나리자'에 케이크를 던졌다.</w:t>
       </w:r>
       <w:r>
         <w:br/>
@@ -2264,48 +3071,39 @@
           <w:sz w:val="20"/>
           <w:u w:val="none"/>
         </w:rPr>
-        <w:t xml:space="preserve"> [Carlos Diaz, a janitor] An old man with gray hair was running away, and something fell off </w:t>
-      </w:r>
-      <w:r>
-        <w:rPr>
-          <w:b w:val="0"/>
-          <w:i w:val="0"/>
-          <w:sz w:val="20"/>
-          <w:u w:val="single"/>
-        </w:rPr>
-        <w:t>ⓓ his</w:t>
-      </w:r>
-      <w:r>
-        <w:rPr>
-          <w:b w:val="0"/>
-          <w:i w:val="0"/>
-          <w:sz w:val="20"/>
-          <w:u w:val="none"/>
-        </w:rPr>
-        <w:t xml:space="preserve"> head. It was his wig. I ran after </w:t>
-      </w:r>
-      <w:r>
-        <w:rPr>
-          <w:b w:val="0"/>
-          <w:i w:val="0"/>
-          <w:sz w:val="20"/>
-          <w:u w:val="single"/>
-        </w:rPr>
-        <w:t>ⓔ him</w:t>
-      </w:r>
-      <w:r>
-        <w:rPr>
-          <w:b w:val="0"/>
-          <w:i w:val="0"/>
-          <w:sz w:val="20"/>
-          <w:u w:val="none"/>
-        </w:rPr>
-        <w:t>, but I couldn't catch him.</w:t>
+        <w:t xml:space="preserve"> Last Saturday, someone ( at / a cake / threw / the Monalisa ) in the Botero Museum in Bogota, Colombia.</w:t>
       </w:r>
       <w:r>
         <w:br/>
       </w:r>
       <w:r>
+        <w:rPr>
+          <w:b w:val="0"/>
+          <w:i w:val="0"/>
+          <w:sz w:val="20"/>
+          <w:u w:val="none"/>
+        </w:rPr>
+        <w:t xml:space="preserve"> → someone ___ ___ ★ ___ ★ = </w:t>
+      </w:r>
+      <w:r>
+        <w:rPr>
+          <w:b/>
+          <w:i w:val="0"/>
+          <w:sz w:val="20"/>
+          <w:u w:val="none"/>
+        </w:rPr>
+        <w:t xml:space="preserve">(1) </w:t>
+      </w:r>
+      <w:r>
+        <w:rPr>
+          <w:b w:val="0"/>
+          <w:i w:val="0"/>
+          <w:sz w:val="20"/>
+          <w:u w:val="none"/>
+        </w:rPr>
+        <w:t>__________</w:t>
+      </w:r>
+      <w:r>
         <w:br/>
       </w:r>
       <w:r>
@@ -2315,7 +3113,7 @@
           <w:sz w:val="20"/>
           <w:u w:val="none"/>
         </w:rPr>
-        <w:t xml:space="preserve"> ① ⓐ ② ⓑ ③ ⓒ ④ ⓓ ⑤ ⓔ</w:t>
+        <w:t xml:space="preserve"> (2) 저는 키가 약 170cm 정도인데, 그는 저보다 조금 더 컸어요.</w:t>
       </w:r>
       <w:r>
         <w:br/>
@@ -2327,7 +3125,28 @@
           <w:sz w:val="20"/>
           <w:u w:val="none"/>
         </w:rPr>
-        <w:t xml:space="preserve"> → </w:t>
+        <w:t xml:space="preserve"> I'm about 170 cm tall, and he was ( than / a / me / taller / little ).</w:t>
+      </w:r>
+      <w:r>
+        <w:br/>
+      </w:r>
+      <w:r>
+        <w:rPr>
+          <w:b w:val="0"/>
+          <w:i w:val="0"/>
+          <w:sz w:val="20"/>
+          <w:u w:val="none"/>
+        </w:rPr>
+        <w:t xml:space="preserve"> → he was ___ ___ ★ ___ ___ ★ = </w:t>
+      </w:r>
+      <w:r>
+        <w:rPr>
+          <w:b/>
+          <w:i w:val="0"/>
+          <w:sz w:val="20"/>
+          <w:u w:val="none"/>
+        </w:rPr>
+        <w:t xml:space="preserve">(2) </w:t>
       </w:r>
       <w:r>
         <w:rPr>
@@ -2339,13 +3158,49 @@
         <w:t>__________</w:t>
       </w:r>
       <w:r>
-        <w:rPr>
-          <w:b w:val="0"/>
-          <w:i w:val="0"/>
-          <w:sz w:val="20"/>
-          <w:u w:val="none"/>
-        </w:rPr>
-        <w:t xml:space="preserve"> 가리키는 대상: </w:t>
+        <w:br/>
+      </w:r>
+      <w:r>
+        <w:rPr>
+          <w:b w:val="0"/>
+          <w:i w:val="0"/>
+          <w:sz w:val="20"/>
+          <w:u w:val="none"/>
+        </w:rPr>
+        <w:t xml:space="preserve"> (3) 우리는 그날 케이크를 딱 한 개 팔아서, 저는 그를 똑똑히 기억해요.</w:t>
+      </w:r>
+      <w:r>
+        <w:br/>
+      </w:r>
+      <w:r>
+        <w:rPr>
+          <w:b w:val="0"/>
+          <w:i w:val="0"/>
+          <w:sz w:val="20"/>
+          <w:u w:val="none"/>
+        </w:rPr>
+        <w:t xml:space="preserve"> We ( one / that day / sold / cake / only ), so I remember him clearly.</w:t>
+      </w:r>
+      <w:r>
+        <w:br/>
+      </w:r>
+      <w:r>
+        <w:rPr>
+          <w:b w:val="0"/>
+          <w:i w:val="0"/>
+          <w:sz w:val="20"/>
+          <w:u w:val="none"/>
+        </w:rPr>
+        <w:t xml:space="preserve"> → We ___ ___ ★ ___ ___ ★ = </w:t>
+      </w:r>
+      <w:r>
+        <w:rPr>
+          <w:b/>
+          <w:i w:val="0"/>
+          <w:sz w:val="20"/>
+          <w:u w:val="none"/>
+        </w:rPr>
+        <w:t xml:space="preserve">(3) </w:t>
       </w:r>
       <w:r>
         <w:rPr>
@@ -2355,6 +3210,21 @@
           <w:u w:val="none"/>
         </w:rPr>
         <w:t>__________</w:t>
+      </w:r>
+    </w:p>
+    <w:p>
+      <w:pPr>
+        <w:spacing w:after="30" w:before="100"/>
+      </w:pPr>
+      <w:r>
+        <w:rPr>
+          <w:b/>
+          <w:i w:val="0"/>
+          <w:color w:val="1F3864"/>
+          <w:sz w:val="21"/>
+          <w:u w:val="none"/>
+        </w:rPr>
+        <w:t>■ 4부 L6 Zero-Waste Challenge — 내용 · 빈칸 추론 · 어휘 (11~14)</w:t>
       </w:r>
     </w:p>
     <w:p>
@@ -2378,7 +3248,25 @@
           <w:sz w:val="20"/>
           <w:u w:val="none"/>
         </w:rPr>
-        <w:t>다음은 목격자 진술과 용의자 정보를 비교한 문장이다. 어법상 옳은 문장의 개수는? (표적: 비교급 개수)</w:t>
+        <w:t xml:space="preserve">다음 글을 읽고 답할 수 </w:t>
+      </w:r>
+      <w:r>
+        <w:rPr>
+          <w:b w:val="0"/>
+          <w:i w:val="0"/>
+          <w:sz w:val="20"/>
+          <w:u w:val="single"/>
+        </w:rPr>
+        <w:t>없는</w:t>
+      </w:r>
+      <w:r>
+        <w:rPr>
+          <w:b w:val="0"/>
+          <w:i w:val="0"/>
+          <w:sz w:val="20"/>
+          <w:u w:val="none"/>
+        </w:rPr>
+        <w:t xml:space="preserve"> 질문은? (표적: 답을 찾을 수 없는 질문)</w:t>
       </w:r>
     </w:p>
     <w:p>
@@ -2394,12 +3282,39 @@
           <w:sz w:val="20"/>
           <w:u w:val="none"/>
         </w:rPr>
-        <w:t xml:space="preserve"> [참고] Ann Jones 170 cm · Andres Lozano 176 cm · Larry Johnson 173 cm · Tim Baker 182 cm · Luca Ferez 166 cm</w:t>
+        <w:t xml:space="preserve"> Every day, we produce lots of waste, and the Earth is getting sicker and sicker. Do you want to save the Earth? Then, join the zero-waste challenge, and share your stories.</w:t>
       </w:r>
       <w:r>
         <w:br/>
       </w:r>
       <w:r>
+        <w:rPr>
+          <w:b w:val="0"/>
+          <w:i w:val="0"/>
+          <w:sz w:val="20"/>
+          <w:u w:val="none"/>
+        </w:rPr>
+        <w:t xml:space="preserve"> </w:t>
+      </w:r>
+      <w:r>
+        <w:rPr>
+          <w:b/>
+          <w:i w:val="0"/>
+          <w:sz w:val="20"/>
+          <w:u w:val="none"/>
+        </w:rPr>
+        <w:t>Challenge 01 Reduce Food Waste</w:t>
+      </w:r>
+      <w:r>
+        <w:rPr>
+          <w:b w:val="0"/>
+          <w:i w:val="0"/>
+          <w:sz w:val="20"/>
+          <w:u w:val="none"/>
+        </w:rPr>
+        <w:t xml:space="preserve"> — Olivia: My birthday was last Saturday, and my family and I ate out. There were lots of leftovers, but we brought them home. The next day, I made a nice lunch out of them. FYI, you can find great cooking ideas for leftovers on the Internet.</w:t>
+      </w:r>
+      <w:r>
         <w:br/>
       </w:r>
       <w:r>
@@ -2409,7 +3324,25 @@
           <w:sz w:val="20"/>
           <w:u w:val="none"/>
         </w:rPr>
-        <w:t xml:space="preserve"> ⓐ Larry Johnson is a little taller than Ann Jones.</w:t>
+        <w:t xml:space="preserve"> </w:t>
+      </w:r>
+      <w:r>
+        <w:rPr>
+          <w:b/>
+          <w:i w:val="0"/>
+          <w:sz w:val="20"/>
+          <w:u w:val="none"/>
+        </w:rPr>
+        <w:t>Challenge 02 Reuse</w:t>
+      </w:r>
+      <w:r>
+        <w:rPr>
+          <w:b w:val="0"/>
+          <w:i w:val="0"/>
+          <w:sz w:val="20"/>
+          <w:u w:val="none"/>
+        </w:rPr>
+        <w:t xml:space="preserve"> — Domingo: My dog tore my bag. I wanted to buy a new one, but I thought again. I learned that reusing is important for zero-waste living. So, I decided to fix it and reuse it. I'm not very good at sewing, and I don't think that the bag looks perfect. I guess it's all right.</w:t>
       </w:r>
       <w:r>
         <w:br/>
@@ -2421,7 +3354,25 @@
           <w:sz w:val="20"/>
           <w:u w:val="none"/>
         </w:rPr>
-        <w:t xml:space="preserve"> ⓑ Tim Baker is more tall than Andres Lozano.</w:t>
+        <w:t xml:space="preserve"> </w:t>
+      </w:r>
+      <w:r>
+        <w:rPr>
+          <w:b/>
+          <w:i w:val="0"/>
+          <w:sz w:val="20"/>
+          <w:u w:val="none"/>
+        </w:rPr>
+        <w:t>Challenge 03 Say No to Single-Use Plastic</w:t>
+      </w:r>
+      <w:r>
+        <w:rPr>
+          <w:b w:val="0"/>
+          <w:i w:val="0"/>
+          <w:sz w:val="20"/>
+          <w:u w:val="none"/>
+        </w:rPr>
+        <w:t xml:space="preserve"> — Emma: I often use food delivery services, but today I didn't. Instead, I walked to my favorite restaurant with a reusable container and picked up the food. I heard that plastic never goes away completely. I didn't use any single-use plastic today. I felt good!</w:t>
       </w:r>
       <w:r>
         <w:br/>
@@ -2433,21 +3384,30 @@
           <w:sz w:val="20"/>
           <w:u w:val="none"/>
         </w:rPr>
-        <w:t xml:space="preserve"> ⓒ Luca Ferez is shorter than Ann Jones.</w:t>
+        <w:t xml:space="preserve"> </w:t>
+      </w:r>
+      <w:r>
+        <w:rPr>
+          <w:b/>
+          <w:i w:val="0"/>
+          <w:sz w:val="20"/>
+          <w:u w:val="none"/>
+        </w:rPr>
+        <w:t>Challenge 04 Recycle</w:t>
+      </w:r>
+      <w:r>
+        <w:rPr>
+          <w:b w:val="0"/>
+          <w:i w:val="0"/>
+          <w:sz w:val="20"/>
+          <w:u w:val="none"/>
+        </w:rPr>
+        <w:t xml:space="preserve"> — Minsu: Yesterday, I took some plastic and glass bottles to a recycling machine near my house. I put them into the machine one by one, and I got some points in return. What can I do with those points? Well, I can use them like money. Don't you think that's cool?</w:t>
       </w:r>
       <w:r>
         <w:br/>
       </w:r>
       <w:r>
-        <w:rPr>
-          <w:b w:val="0"/>
-          <w:i w:val="0"/>
-          <w:sz w:val="20"/>
-          <w:u w:val="none"/>
-        </w:rPr>
-        <w:t xml:space="preserve"> ⓓ The young man was faster than Carlos.</w:t>
-      </w:r>
-      <w:r>
         <w:br/>
       </w:r>
       <w:r>
@@ -2457,7 +3417,7 @@
           <w:sz w:val="20"/>
           <w:u w:val="none"/>
         </w:rPr>
-        <w:t xml:space="preserve"> ⓔ Tim Baker is the tallest than the other suspects.</w:t>
+        <w:t xml:space="preserve"> ① What did Olivia do with the leftovers the next day?</w:t>
       </w:r>
       <w:r>
         <w:br/>
@@ -2469,7 +3429,7 @@
           <w:sz w:val="20"/>
           <w:u w:val="none"/>
         </w:rPr>
-        <w:t xml:space="preserve"> ⓕ The young man just wanted the smallest cake.</w:t>
+        <w:t xml:space="preserve"> ② Who tore Domingo's bag?</w:t>
       </w:r>
       <w:r>
         <w:br/>
@@ -2481,12 +3441,21 @@
           <w:sz w:val="20"/>
           <w:u w:val="none"/>
         </w:rPr>
-        <w:t xml:space="preserve"> ⓖ Tim's hair is long than Luca's hair.</w:t>
+        <w:t xml:space="preserve"> ③ What did Olivia's family eat at the restaurant?</w:t>
       </w:r>
       <w:r>
         <w:br/>
       </w:r>
       <w:r>
+        <w:rPr>
+          <w:b w:val="0"/>
+          <w:i w:val="0"/>
+          <w:sz w:val="20"/>
+          <w:u w:val="none"/>
+        </w:rPr>
+        <w:t xml:space="preserve"> ④ What services does Emma often use?</w:t>
+      </w:r>
+      <w:r>
         <w:br/>
       </w:r>
       <w:r>
@@ -2496,7 +3465,7 @@
           <w:sz w:val="20"/>
           <w:u w:val="none"/>
         </w:rPr>
-        <w:t xml:space="preserve"> ① 2개 ② 3개 ③ 4개 ④ 5개 ⑤ 6개</w:t>
+        <w:t xml:space="preserve"> ⑤ How can Minsu use the points?</w:t>
       </w:r>
       <w:r>
         <w:br/>
@@ -2541,7 +3510,7 @@
           <w:sz w:val="20"/>
           <w:u w:val="none"/>
         </w:rPr>
-        <w:t>다음은 Ann Jones와 Diego Perez의 진술을 3인칭으로 바꾸어 쓴 글이다. (A)~(C)를 어법상 바르게 고친 것은? (표적: 3인칭 변형 고치기)</w:t>
+        <w:t>다음 글의 빈칸 (가), (나)에 들어갈 말로 가장 적절한 것은? (표적: (가)(나) 동시 빈칸 추론)</w:t>
       </w:r>
     </w:p>
     <w:p>
@@ -2557,43 +3526,16 @@
           <w:sz w:val="20"/>
           <w:u w:val="none"/>
         </w:rPr>
-        <w:t xml:space="preserve"> Ann Jones was </w:t>
-      </w:r>
-      <w:r>
-        <w:rPr>
-          <w:b w:val="0"/>
-          <w:i w:val="0"/>
-          <w:sz w:val="20"/>
-          <w:u w:val="single"/>
-        </w:rPr>
-        <w:t>(A) look</w:t>
-      </w:r>
-      <w:r>
-        <w:rPr>
-          <w:b w:val="0"/>
-          <w:i w:val="0"/>
-          <w:sz w:val="20"/>
-          <w:u w:val="none"/>
-        </w:rPr>
-        <w:t xml:space="preserve"> at the Monalisa, and someone threw a cake at the painting. She turned around and saw an old man. He was standing in front of a wheelchair. Ann </w:t>
-      </w:r>
-      <w:r>
-        <w:rPr>
-          <w:b w:val="0"/>
-          <w:i w:val="0"/>
-          <w:sz w:val="20"/>
-          <w:u w:val="single"/>
-        </w:rPr>
-        <w:t>(B) be</w:t>
-      </w:r>
-      <w:r>
-        <w:rPr>
-          <w:b w:val="0"/>
-          <w:i w:val="0"/>
-          <w:sz w:val="20"/>
-          <w:u w:val="none"/>
-        </w:rPr>
-        <w:t xml:space="preserve"> about 170 cm tall, and the old man was a little taller than her.</w:t>
+        <w:t xml:space="preserve"> </w:t>
+      </w:r>
+      <w:r>
+        <w:rPr>
+          <w:b/>
+          <w:i w:val="0"/>
+          <w:sz w:val="20"/>
+          <w:u w:val="none"/>
+        </w:rPr>
+        <w:t>Challenge 03 Say No to Single-Use Plastic</w:t>
       </w:r>
       <w:r>
         <w:br/>
@@ -2605,30 +3547,48 @@
           <w:sz w:val="20"/>
           <w:u w:val="none"/>
         </w:rPr>
-        <w:t xml:space="preserve"> Diego Perez went to the crime scene, and there were pieces of cake all over the painting. There was also a wheelchair near the painting, and he </w:t>
-      </w:r>
-      <w:r>
-        <w:rPr>
-          <w:b w:val="0"/>
-          <w:i w:val="0"/>
-          <w:sz w:val="20"/>
-          <w:u w:val="single"/>
-        </w:rPr>
-        <w:t>(C) find</w:t>
-      </w:r>
-      <w:r>
-        <w:rPr>
-          <w:b w:val="0"/>
-          <w:i w:val="0"/>
-          <w:sz w:val="20"/>
-          <w:u w:val="none"/>
-        </w:rPr>
-        <w:t xml:space="preserve"> a cake box next to the wheelchair.</w:t>
+        <w:t xml:space="preserve"> Emma: I often use food delivery services, but today I didn't. Instead, I walked to my favorite restaurant with a reusable container and picked up the food. I heard that plastic never goes away completely. </w:t>
+      </w:r>
+      <w:r>
+        <w:rPr>
+          <w:b/>
+          <w:i w:val="0"/>
+          <w:sz w:val="20"/>
+          <w:u w:val="none"/>
+        </w:rPr>
+        <w:t>(가)</w:t>
+      </w:r>
+      <w:r>
+        <w:rPr>
+          <w:b w:val="0"/>
+          <w:i w:val="0"/>
+          <w:sz w:val="20"/>
+          <w:u w:val="none"/>
+        </w:rPr>
+        <w:t xml:space="preserve"> ______________________. I felt good!</w:t>
       </w:r>
       <w:r>
         <w:br/>
       </w:r>
       <w:r>
+        <w:rPr>
+          <w:b w:val="0"/>
+          <w:i w:val="0"/>
+          <w:sz w:val="20"/>
+          <w:u w:val="none"/>
+        </w:rPr>
+        <w:t xml:space="preserve"> </w:t>
+      </w:r>
+      <w:r>
+        <w:rPr>
+          <w:b/>
+          <w:i w:val="0"/>
+          <w:sz w:val="20"/>
+          <w:u w:val="none"/>
+        </w:rPr>
+        <w:t>Challenge 04 Recycle</w:t>
+      </w:r>
+      <w:r>
         <w:br/>
       </w:r>
       <w:r>
@@ -2638,21 +3598,30 @@
           <w:sz w:val="20"/>
           <w:u w:val="none"/>
         </w:rPr>
-        <w:t xml:space="preserve"> ① looking – is – found</w:t>
+        <w:t xml:space="preserve"> Minsu: Yesterday, I took some plastic and glass bottles to a recycling machine near my house. I put them into the machine one by one, and I got some points in return. What can I do with those points? Well, </w:t>
+      </w:r>
+      <w:r>
+        <w:rPr>
+          <w:b/>
+          <w:i w:val="0"/>
+          <w:sz w:val="20"/>
+          <w:u w:val="none"/>
+        </w:rPr>
+        <w:t>(나)</w:t>
+      </w:r>
+      <w:r>
+        <w:rPr>
+          <w:b w:val="0"/>
+          <w:i w:val="0"/>
+          <w:sz w:val="20"/>
+          <w:u w:val="none"/>
+        </w:rPr>
+        <w:t xml:space="preserve"> ______________________. Don't you think that's cool?</w:t>
       </w:r>
       <w:r>
         <w:br/>
       </w:r>
       <w:r>
-        <w:rPr>
-          <w:b w:val="0"/>
-          <w:i w:val="0"/>
-          <w:sz w:val="20"/>
-          <w:u w:val="none"/>
-        </w:rPr>
-        <w:t xml:space="preserve"> ② looked – is – found</w:t>
-      </w:r>
-      <w:r>
         <w:br/>
       </w:r>
       <w:r>
@@ -2662,7 +3631,7 @@
           <w:sz w:val="20"/>
           <w:u w:val="none"/>
         </w:rPr>
-        <w:t xml:space="preserve"> ③ looking – are – found</w:t>
+        <w:t xml:space="preserve"> ① (가) I didn't use any reusable containers today (나) I can use them like money</w:t>
       </w:r>
       <w:r>
         <w:br/>
@@ -2674,7 +3643,7 @@
           <w:sz w:val="20"/>
           <w:u w:val="none"/>
         </w:rPr>
-        <w:t xml:space="preserve"> ④ looking – is – finded</w:t>
+        <w:t xml:space="preserve"> ② (가) I didn't use any single-use plastic today (나) I can spend much money for them</w:t>
       </w:r>
       <w:r>
         <w:br/>
@@ -2686,7 +3655,7 @@
           <w:sz w:val="20"/>
           <w:u w:val="none"/>
         </w:rPr>
-        <w:t xml:space="preserve"> ⑤ looking – is – finds</w:t>
+        <w:t xml:space="preserve"> ③ (가) I used a lot of single-use plastic today (나) I can make a recycling machine with them</w:t>
       </w:r>
       <w:r>
         <w:br/>
@@ -2698,6 +3667,30 @@
           <w:sz w:val="20"/>
           <w:u w:val="none"/>
         </w:rPr>
+        <w:t xml:space="preserve"> ④ (가) I didn't use any single-use plastic today (나) I will buy them with money</w:t>
+      </w:r>
+      <w:r>
+        <w:br/>
+      </w:r>
+      <w:r>
+        <w:rPr>
+          <w:b w:val="0"/>
+          <w:i w:val="0"/>
+          <w:sz w:val="20"/>
+          <w:u w:val="none"/>
+        </w:rPr>
+        <w:t xml:space="preserve"> ⑤ (가) I didn't use any single-use plastic today (나) I can use them like money</w:t>
+      </w:r>
+      <w:r>
+        <w:br/>
+      </w:r>
+      <w:r>
+        <w:rPr>
+          <w:b w:val="0"/>
+          <w:i w:val="0"/>
+          <w:sz w:val="20"/>
+          <w:u w:val="none"/>
+        </w:rPr>
         <w:t xml:space="preserve"> → </w:t>
       </w:r>
       <w:r>
@@ -2708,21 +3701,6 @@
           <w:u w:val="none"/>
         </w:rPr>
         <w:t>__________</w:t>
-      </w:r>
-    </w:p>
-    <w:p>
-      <w:pPr>
-        <w:spacing w:after="30" w:before="100"/>
-      </w:pPr>
-      <w:r>
-        <w:rPr>
-          <w:b/>
-          <w:i w:val="0"/>
-          <w:color w:val="1F3864"/>
-          <w:sz w:val="21"/>
-          <w:u w:val="none"/>
-        </w:rPr>
-        <w:t>■ 4부 Reading Questions · 본문 변형 — 내용 확인 (13~15)</w:t>
       </w:r>
     </w:p>
     <w:p>
@@ -2746,7 +3724,7 @@
           <w:sz w:val="20"/>
           <w:u w:val="none"/>
         </w:rPr>
-        <w:t xml:space="preserve">다음 글을 읽고 답할 수 </w:t>
+        <w:t xml:space="preserve">다음은 본문을 각 사람의 말과 질문·대답으로 바꾼 글이다. (1) [A]의 빈칸 (a)~(d)에 들어갈 수 </w:t>
       </w:r>
       <w:r>
         <w:rPr>
@@ -2764,7 +3742,7 @@
           <w:sz w:val="20"/>
           <w:u w:val="none"/>
         </w:rPr>
-        <w:t xml:space="preserve"> 질문은? (표적: 답을 찾을 수 없는 질문)</w:t>
+        <w:t xml:space="preserve"> 것을 고르고(단, 순서는 상관없음), (2) [B]의 빈칸 (e)~(i)를 &lt;보기&gt;에서 골라 완성하시오. (표적: 본문 변형 · 빈칸에 못 들어가는 단어)</w:t>
       </w:r>
     </w:p>
     <w:p>
@@ -2780,7 +3758,7 @@
           <w:sz w:val="20"/>
           <w:u w:val="none"/>
         </w:rPr>
-        <w:t xml:space="preserve"> Last Saturday, someone threw a cake at the Monalisa in the Botero Museum in Bogota, Colombia. There were four eyewitnesses. What did they say? Read the following, and find the criminal.</w:t>
+        <w:t xml:space="preserve"> [A]</w:t>
       </w:r>
       <w:r>
         <w:br/>
@@ -2792,7 +3770,25 @@
           <w:sz w:val="20"/>
           <w:u w:val="none"/>
         </w:rPr>
-        <w:t xml:space="preserve"> [Ann Jones, a visitor] I was looking at the Monalisa, and someone threw a cake at the painting. I turned around and saw an old man. He was standing in front of a wheelchair. I'm about 170 cm tall, and he was a little taller than me.</w:t>
+        <w:t xml:space="preserve"> Olivia: I brought </w:t>
+      </w:r>
+      <w:r>
+        <w:rPr>
+          <w:b/>
+          <w:i w:val="0"/>
+          <w:sz w:val="20"/>
+          <w:u w:val="none"/>
+        </w:rPr>
+        <w:t>(a)</w:t>
+      </w:r>
+      <w:r>
+        <w:rPr>
+          <w:b w:val="0"/>
+          <w:i w:val="0"/>
+          <w:sz w:val="20"/>
+          <w:u w:val="none"/>
+        </w:rPr>
+        <w:t xml:space="preserve"> ______ home to reduce food waste. I made a nice lunch out of them.</w:t>
       </w:r>
       <w:r>
         <w:br/>
@@ -2804,12 +3800,57 @@
           <w:sz w:val="20"/>
           <w:u w:val="none"/>
         </w:rPr>
-        <w:t xml:space="preserve"> [Carlos Diaz, a janitor] An old man with gray hair was running away, and something fell off his head. It was his wig. I ran after him, but I couldn't catch him. He was faster than me. In fact, the old man was not old. He was a young man with long brown hair.</w:t>
+        <w:t xml:space="preserve"> Domingo: I learned that </w:t>
+      </w:r>
+      <w:r>
+        <w:rPr>
+          <w:b/>
+          <w:i w:val="0"/>
+          <w:sz w:val="20"/>
+          <w:u w:val="none"/>
+        </w:rPr>
+        <w:t>(b)</w:t>
+      </w:r>
+      <w:r>
+        <w:rPr>
+          <w:b w:val="0"/>
+          <w:i w:val="0"/>
+          <w:sz w:val="20"/>
+          <w:u w:val="none"/>
+        </w:rPr>
+        <w:t xml:space="preserve"> ______ is important for zero-waste living. So, I decided to fix my bag and reuse it.</w:t>
       </w:r>
       <w:r>
         <w:br/>
       </w:r>
       <w:r>
+        <w:rPr>
+          <w:b w:val="0"/>
+          <w:i w:val="0"/>
+          <w:sz w:val="20"/>
+          <w:u w:val="none"/>
+        </w:rPr>
+        <w:t xml:space="preserve"> Emma: I took reusable </w:t>
+      </w:r>
+      <w:r>
+        <w:rPr>
+          <w:b/>
+          <w:i w:val="0"/>
+          <w:sz w:val="20"/>
+          <w:u w:val="none"/>
+        </w:rPr>
+        <w:t>(c)</w:t>
+      </w:r>
+      <w:r>
+        <w:rPr>
+          <w:b w:val="0"/>
+          <w:i w:val="0"/>
+          <w:sz w:val="20"/>
+          <w:u w:val="none"/>
+        </w:rPr>
+        <w:t xml:space="preserve"> ______ to pick up the food. I didn't use any single-use plastic today.</w:t>
+      </w:r>
+      <w:r>
         <w:br/>
       </w:r>
       <w:r>
@@ -2819,7 +3860,25 @@
           <w:sz w:val="20"/>
           <w:u w:val="none"/>
         </w:rPr>
-        <w:t xml:space="preserve"> ① What happened at the Botero Museum last Saturday?</w:t>
+        <w:t xml:space="preserve"> Minsu: I put some plastic and glass </w:t>
+      </w:r>
+      <w:r>
+        <w:rPr>
+          <w:b/>
+          <w:i w:val="0"/>
+          <w:sz w:val="20"/>
+          <w:u w:val="none"/>
+        </w:rPr>
+        <w:t>(d)</w:t>
+      </w:r>
+      <w:r>
+        <w:rPr>
+          <w:b w:val="0"/>
+          <w:i w:val="0"/>
+          <w:sz w:val="20"/>
+          <w:u w:val="none"/>
+        </w:rPr>
+        <w:t xml:space="preserve"> ______ into a recycling machine. I got some points in return, and I can use them like money.</w:t>
       </w:r>
       <w:r>
         <w:br/>
@@ -2831,7 +3890,7 @@
           <w:sz w:val="20"/>
           <w:u w:val="none"/>
         </w:rPr>
-        <w:t xml:space="preserve"> ② How many eyewitnesses were there?</w:t>
+        <w:t xml:space="preserve"> (1) ① delivery ② leftovers ③ reusing ④ container ⑤ bottles</w:t>
       </w:r>
       <w:r>
         <w:br/>
@@ -2843,21 +3902,21 @@
           <w:sz w:val="20"/>
           <w:u w:val="none"/>
         </w:rPr>
-        <w:t xml:space="preserve"> ③ How tall is Ann Jones?</w:t>
+        <w:t xml:space="preserve"> → </w:t>
+      </w:r>
+      <w:r>
+        <w:rPr>
+          <w:b w:val="0"/>
+          <w:i w:val="0"/>
+          <w:sz w:val="20"/>
+          <w:u w:val="none"/>
+        </w:rPr>
+        <w:t>__________</w:t>
       </w:r>
       <w:r>
         <w:br/>
       </w:r>
       <w:r>
-        <w:rPr>
-          <w:b w:val="0"/>
-          <w:i w:val="0"/>
-          <w:sz w:val="20"/>
-          <w:u w:val="none"/>
-        </w:rPr>
-        <w:t xml:space="preserve"> ④ Why couldn't Carlos catch the man?</w:t>
-      </w:r>
-      <w:r>
         <w:br/>
       </w:r>
       <w:r>
@@ -2867,7 +3926,7 @@
           <w:sz w:val="20"/>
           <w:u w:val="none"/>
         </w:rPr>
-        <w:t xml:space="preserve"> ⑤ How old was the young man?</w:t>
+        <w:t xml:space="preserve"> [B]</w:t>
       </w:r>
       <w:r>
         <w:br/>
@@ -2879,7 +3938,16 @@
           <w:sz w:val="20"/>
           <w:u w:val="none"/>
         </w:rPr>
-        <w:t xml:space="preserve"> → </w:t>
+        <w:t xml:space="preserve"> Q: What did Domingo decide to do with his bag? A: He decided to fix his bag and </w:t>
+      </w:r>
+      <w:r>
+        <w:rPr>
+          <w:b/>
+          <w:i w:val="0"/>
+          <w:sz w:val="20"/>
+          <w:u w:val="none"/>
+        </w:rPr>
+        <w:t xml:space="preserve">(e) </w:t>
       </w:r>
       <w:r>
         <w:rPr>
@@ -2889,6 +3957,159 @@
           <w:u w:val="none"/>
         </w:rPr>
         <w:t>__________</w:t>
+      </w:r>
+      <w:r>
+        <w:rPr>
+          <w:b w:val="0"/>
+          <w:i w:val="0"/>
+          <w:sz w:val="20"/>
+          <w:u w:val="none"/>
+        </w:rPr>
+        <w:t xml:space="preserve"> it.</w:t>
+      </w:r>
+      <w:r>
+        <w:br/>
+      </w:r>
+      <w:r>
+        <w:rPr>
+          <w:b w:val="0"/>
+          <w:i w:val="0"/>
+          <w:sz w:val="20"/>
+          <w:u w:val="none"/>
+        </w:rPr>
+        <w:t xml:space="preserve"> Q: Why did Emma take a reusable container to pick up the food? A: She heard that </w:t>
+      </w:r>
+      <w:r>
+        <w:rPr>
+          <w:b/>
+          <w:i w:val="0"/>
+          <w:sz w:val="20"/>
+          <w:u w:val="none"/>
+        </w:rPr>
+        <w:t xml:space="preserve">(f) </w:t>
+      </w:r>
+      <w:r>
+        <w:rPr>
+          <w:b w:val="0"/>
+          <w:i w:val="0"/>
+          <w:sz w:val="20"/>
+          <w:u w:val="none"/>
+        </w:rPr>
+        <w:t>__________</w:t>
+      </w:r>
+      <w:r>
+        <w:rPr>
+          <w:b w:val="0"/>
+          <w:i w:val="0"/>
+          <w:sz w:val="20"/>
+          <w:u w:val="none"/>
+        </w:rPr>
+        <w:t xml:space="preserve"> never goes away </w:t>
+      </w:r>
+      <w:r>
+        <w:rPr>
+          <w:b/>
+          <w:i w:val="0"/>
+          <w:sz w:val="20"/>
+          <w:u w:val="none"/>
+        </w:rPr>
+        <w:t xml:space="preserve">(g) </w:t>
+      </w:r>
+      <w:r>
+        <w:rPr>
+          <w:b w:val="0"/>
+          <w:i w:val="0"/>
+          <w:sz w:val="20"/>
+          <w:u w:val="none"/>
+        </w:rPr>
+        <w:t>__________</w:t>
+      </w:r>
+      <w:r>
+        <w:rPr>
+          <w:b w:val="0"/>
+          <w:i w:val="0"/>
+          <w:sz w:val="20"/>
+          <w:u w:val="none"/>
+        </w:rPr>
+        <w:t>.</w:t>
+      </w:r>
+      <w:r>
+        <w:br/>
+      </w:r>
+      <w:r>
+        <w:rPr>
+          <w:b w:val="0"/>
+          <w:i w:val="0"/>
+          <w:sz w:val="20"/>
+          <w:u w:val="none"/>
+        </w:rPr>
+        <w:t xml:space="preserve"> Q: Where did Minsu take some plastic and glass bottles? A: He put them into a </w:t>
+      </w:r>
+      <w:r>
+        <w:rPr>
+          <w:b/>
+          <w:i w:val="0"/>
+          <w:sz w:val="20"/>
+          <w:u w:val="none"/>
+        </w:rPr>
+        <w:t xml:space="preserve">(h) </w:t>
+      </w:r>
+      <w:r>
+        <w:rPr>
+          <w:b w:val="0"/>
+          <w:i w:val="0"/>
+          <w:sz w:val="20"/>
+          <w:u w:val="none"/>
+        </w:rPr>
+        <w:t>__________</w:t>
+      </w:r>
+      <w:r>
+        <w:rPr>
+          <w:b w:val="0"/>
+          <w:i w:val="0"/>
+          <w:sz w:val="20"/>
+          <w:u w:val="none"/>
+        </w:rPr>
+        <w:t xml:space="preserve"> machine near his house and got some </w:t>
+      </w:r>
+      <w:r>
+        <w:rPr>
+          <w:b/>
+          <w:i w:val="0"/>
+          <w:sz w:val="20"/>
+          <w:u w:val="none"/>
+        </w:rPr>
+        <w:t xml:space="preserve">(i) </w:t>
+      </w:r>
+      <w:r>
+        <w:rPr>
+          <w:b w:val="0"/>
+          <w:i w:val="0"/>
+          <w:sz w:val="20"/>
+          <w:u w:val="none"/>
+        </w:rPr>
+        <w:t>__________</w:t>
+      </w:r>
+      <w:r>
+        <w:rPr>
+          <w:b w:val="0"/>
+          <w:i w:val="0"/>
+          <w:sz w:val="20"/>
+          <w:u w:val="none"/>
+        </w:rPr>
+        <w:t xml:space="preserve"> in return.</w:t>
+      </w:r>
+      <w:r>
+        <w:br/>
+      </w:r>
+      <w:r>
+        <w:rPr>
+          <w:b w:val="0"/>
+          <w:i w:val="0"/>
+          <w:sz w:val="20"/>
+          <w:u w:val="none"/>
+        </w:rPr>
+        <w:t xml:space="preserve"> &lt;보기&gt; points · reuse · plastic · recycling · leftovers · completely</w:t>
       </w:r>
     </w:p>
     <w:p>
@@ -2912,25 +4133,25 @@
           <w:sz w:val="20"/>
           <w:u w:val="none"/>
         </w:rPr>
-        <w:t xml:space="preserve">다음 글을 읽고 답할 수 있는 질문을 </w:t>
-      </w:r>
-      <w:r>
-        <w:rPr>
-          <w:b/>
-          <w:i w:val="0"/>
-          <w:sz w:val="20"/>
-          <w:u w:val="none"/>
-        </w:rPr>
-        <w:t>모두 고른 것</w:t>
-      </w:r>
-      <w:r>
-        <w:rPr>
-          <w:b w:val="0"/>
-          <w:i w:val="0"/>
-          <w:sz w:val="20"/>
-          <w:u w:val="none"/>
-        </w:rPr>
-        <w:t>은? (표적: 답할 수 있는 질문 복수정답)</w:t>
+        <w:t xml:space="preserve">다음 글에서 영영풀이에 해당하는 단어를 찾을 수 </w:t>
+      </w:r>
+      <w:r>
+        <w:rPr>
+          <w:b w:val="0"/>
+          <w:i w:val="0"/>
+          <w:sz w:val="20"/>
+          <w:u w:val="single"/>
+        </w:rPr>
+        <w:t>없는</w:t>
+      </w:r>
+      <w:r>
+        <w:rPr>
+          <w:b w:val="0"/>
+          <w:i w:val="0"/>
+          <w:sz w:val="20"/>
+          <w:u w:val="none"/>
+        </w:rPr>
+        <w:t xml:space="preserve"> 것은? (표적: 지문에서 찾을 수 없는 단어)</w:t>
       </w:r>
     </w:p>
     <w:p>
@@ -2946,7 +4167,25 @@
           <w:sz w:val="20"/>
           <w:u w:val="none"/>
         </w:rPr>
-        <w:t xml:space="preserve"> [Diego Perez, a guard] I went to the crime scene, and there were pieces of cake all over the painting. There was also a wheelchair near the painting, and I found a cake box next to the wheelchair. The box was from Camila's Bakery.</w:t>
+        <w:t xml:space="preserve"> </w:t>
+      </w:r>
+      <w:r>
+        <w:rPr>
+          <w:b/>
+          <w:i w:val="0"/>
+          <w:sz w:val="20"/>
+          <w:u w:val="none"/>
+        </w:rPr>
+        <w:t>Challenge 01 Reduce Food Waste</w:t>
+      </w:r>
+      <w:r>
+        <w:rPr>
+          <w:b w:val="0"/>
+          <w:i w:val="0"/>
+          <w:sz w:val="20"/>
+          <w:u w:val="none"/>
+        </w:rPr>
+        <w:t xml:space="preserve"> — Olivia: My birthday was last Saturday, and my family and I ate out. There were lots of leftovers, but we brought them home. The next day, I made a nice lunch out of them.</w:t>
       </w:r>
       <w:r>
         <w:br/>
@@ -2958,24 +4197,60 @@
           <w:sz w:val="20"/>
           <w:u w:val="none"/>
         </w:rPr>
-        <w:t xml:space="preserve"> [Camila Santos, the owner of Camila's Bakery] Last Friday, a young man came in. I spoke to him in Spanish, but he didn't understand me. He spoke only English. We had a lot of different cakes, but he just wanted the smallest one. We sold only one cake that day, so I remember him clearly. Oh, he had blue eyes.</w:t>
+        <w:t xml:space="preserve"> </w:t>
+      </w:r>
+      <w:r>
+        <w:rPr>
+          <w:b/>
+          <w:i w:val="0"/>
+          <w:sz w:val="20"/>
+          <w:u w:val="none"/>
+        </w:rPr>
+        <w:t>Challenge 02 Reuse</w:t>
+      </w:r>
+      <w:r>
+        <w:rPr>
+          <w:b w:val="0"/>
+          <w:i w:val="0"/>
+          <w:sz w:val="20"/>
+          <w:u w:val="none"/>
+        </w:rPr>
+        <w:t xml:space="preserve"> — Domingo: My dog tore my bag. I wanted to buy a new one, but I thought again. I learned that reusing is important for zero-waste living. So, I decided to fix it and reuse it.</w:t>
       </w:r>
       <w:r>
         <w:br/>
       </w:r>
       <w:r>
+        <w:rPr>
+          <w:b w:val="0"/>
+          <w:i w:val="0"/>
+          <w:sz w:val="20"/>
+          <w:u w:val="none"/>
+        </w:rPr>
+        <w:t xml:space="preserve"> </w:t>
+      </w:r>
+      <w:r>
+        <w:rPr>
+          <w:b/>
+          <w:i w:val="0"/>
+          <w:sz w:val="20"/>
+          <w:u w:val="none"/>
+        </w:rPr>
+        <w:t>Challenge 03 Say No to Single-Use Plastic</w:t>
+      </w:r>
+      <w:r>
+        <w:rPr>
+          <w:b w:val="0"/>
+          <w:i w:val="0"/>
+          <w:sz w:val="20"/>
+          <w:u w:val="none"/>
+        </w:rPr>
+        <w:t xml:space="preserve"> — Emma: I often use food delivery services, but today I didn't. Instead, I walked to my favorite restaurant with a reusable container and picked up the food.</w:t>
+      </w:r>
+      <w:r>
         <w:br/>
       </w:r>
       <w:r>
-        <w:rPr>
-          <w:b w:val="0"/>
-          <w:i w:val="0"/>
-          <w:sz w:val="20"/>
-          <w:u w:val="none"/>
-        </w:rPr>
-        <w:t xml:space="preserve"> ⓐ Where did Diego find the cake box?</w:t>
-      </w:r>
-      <w:r>
         <w:br/>
       </w:r>
       <w:r>
@@ -2985,7 +4260,7 @@
           <w:sz w:val="20"/>
           <w:u w:val="none"/>
         </w:rPr>
-        <w:t xml:space="preserve"> ⓑ Which bakery was the cake box from?</w:t>
+        <w:t xml:space="preserve"> ① food that is left after a meal is finished</w:t>
       </w:r>
       <w:r>
         <w:br/>
@@ -2997,7 +4272,7 @@
           <w:sz w:val="20"/>
           <w:u w:val="none"/>
         </w:rPr>
-        <w:t xml:space="preserve"> ⓒ What time did the young man come into the bakery?</w:t>
+        <w:t xml:space="preserve"> ② to pull something apart into pieces</w:t>
       </w:r>
       <w:r>
         <w:br/>
@@ -3009,7 +4284,7 @@
           <w:sz w:val="20"/>
           <w:u w:val="none"/>
         </w:rPr>
-        <w:t xml:space="preserve"> ⓓ What language did the young man speak?</w:t>
+        <w:t xml:space="preserve"> ③ to treat used things such as bottles and paper so that new things can be made from them</w:t>
       </w:r>
       <w:r>
         <w:br/>
@@ -3021,7 +4296,7 @@
           <w:sz w:val="20"/>
           <w:u w:val="none"/>
         </w:rPr>
-        <w:t xml:space="preserve"> ⓔ How many cakes did Camila's Bakery sell that day?</w:t>
+        <w:t xml:space="preserve"> ④ to make something smaller in size or amount</w:t>
       </w:r>
       <w:r>
         <w:br/>
@@ -3033,75 +4308,12 @@
           <w:sz w:val="20"/>
           <w:u w:val="none"/>
         </w:rPr>
-        <w:t xml:space="preserve"> ⓕ How much was the cake?</w:t>
+        <w:t xml:space="preserve"> ⑤ something such as a box or a bottle that you keep things in</w:t>
       </w:r>
       <w:r>
         <w:br/>
       </w:r>
       <w:r>
-        <w:br/>
-      </w:r>
-      <w:r>
-        <w:rPr>
-          <w:b w:val="0"/>
-          <w:i w:val="0"/>
-          <w:sz w:val="20"/>
-          <w:u w:val="none"/>
-        </w:rPr>
-        <w:t xml:space="preserve"> ① ⓐ, ⓑ, ⓒ</w:t>
-      </w:r>
-      <w:r>
-        <w:br/>
-      </w:r>
-      <w:r>
-        <w:rPr>
-          <w:b w:val="0"/>
-          <w:i w:val="0"/>
-          <w:sz w:val="20"/>
-          <w:u w:val="none"/>
-        </w:rPr>
-        <w:t>② ⓐ, ⓑ, ⓓ, ⓔ</w:t>
-      </w:r>
-      <w:r>
-        <w:br/>
-      </w:r>
-      <w:r>
-        <w:rPr>
-          <w:b w:val="0"/>
-          <w:i w:val="0"/>
-          <w:sz w:val="20"/>
-          <w:u w:val="none"/>
-        </w:rPr>
-        <w:t>③ ⓑ, ⓒ, ⓓ</w:t>
-      </w:r>
-      <w:r>
-        <w:br/>
-      </w:r>
-      <w:r>
-        <w:rPr>
-          <w:b w:val="0"/>
-          <w:i w:val="0"/>
-          <w:sz w:val="20"/>
-          <w:u w:val="none"/>
-        </w:rPr>
-        <w:t>④ ⓐ, ⓓ, ⓔ, ⓕ</w:t>
-      </w:r>
-      <w:r>
-        <w:br/>
-      </w:r>
-      <w:r>
-        <w:rPr>
-          <w:b w:val="0"/>
-          <w:i w:val="0"/>
-          <w:sz w:val="20"/>
-          <w:u w:val="none"/>
-        </w:rPr>
-        <w:t>⑤ ⓐ, ⓑ, ⓓ, ⓔ, ⓕ</w:t>
-      </w:r>
-      <w:r>
-        <w:br/>
-      </w:r>
-      <w:r>
         <w:rPr>
           <w:b w:val="0"/>
           <w:i w:val="0"/>
@@ -3118,6 +4330,21 @@
           <w:u w:val="none"/>
         </w:rPr>
         <w:t>__________</w:t>
+      </w:r>
+    </w:p>
+    <w:p>
+      <w:pPr>
+        <w:spacing w:after="30" w:before="100"/>
+      </w:pPr>
+      <w:r>
+        <w:rPr>
+          <w:b/>
+          <w:i w:val="0"/>
+          <w:color w:val="1F3864"/>
+          <w:sz w:val="21"/>
+          <w:u w:val="none"/>
+        </w:rPr>
+        <w:t>■ 5부 L6 Zero-Waste Challenge — 지문 어법 · 용법 (15~18)</w:t>
       </w:r>
     </w:p>
     <w:p>
@@ -3141,7 +4368,7 @@
           <w:sz w:val="20"/>
           <w:u w:val="none"/>
         </w:rPr>
-        <w:t>다음은 본문을 신문 기사로 바꾼 글이다. (1) 빈칸 (a)~(e)에 알맞은 말을 주어진 철자로 시작하여 쓰고, (2) 기사와 용의자 정보를 종합하여 케이크를 던진 범인을 고르시오. (표적: 본문 변형(기사) 2단계)</w:t>
+        <w:t>다음 글의 ⓐ~ⓕ를 내용과 어법에 맞게 고쳐 쓴 결과가 &lt;보기&gt;와 같을 때, 바르게 고친 것끼리 짝지어진 것은? (표적: 고쳐쓰기 결과 묶음)</w:t>
       </w:r>
     </w:p>
     <w:p>
@@ -3157,6 +4384,36 @@
           <w:sz w:val="20"/>
           <w:u w:val="none"/>
         </w:rPr>
+        <w:t xml:space="preserve"> Every day, we produce lots of waste, and the Earth is </w:t>
+      </w:r>
+      <w:r>
+        <w:rPr>
+          <w:b w:val="0"/>
+          <w:i w:val="0"/>
+          <w:sz w:val="20"/>
+          <w:u w:val="single"/>
+        </w:rPr>
+        <w:t>ⓐ get</w:t>
+      </w:r>
+      <w:r>
+        <w:rPr>
+          <w:b w:val="0"/>
+          <w:i w:val="0"/>
+          <w:sz w:val="20"/>
+          <w:u w:val="none"/>
+        </w:rPr>
+        <w:t xml:space="preserve"> sicker and sicker. Do you want to save the Earth? Then, join the zero-waste challenge, and share your stories.</w:t>
+      </w:r>
+      <w:r>
+        <w:br/>
+      </w:r>
+      <w:r>
+        <w:rPr>
+          <w:b w:val="0"/>
+          <w:i w:val="0"/>
+          <w:sz w:val="20"/>
+          <w:u w:val="none"/>
+        </w:rPr>
         <w:t xml:space="preserve"> </w:t>
       </w:r>
       <w:r>
@@ -3166,7 +4423,34 @@
           <w:sz w:val="20"/>
           <w:u w:val="none"/>
         </w:rPr>
-        <w:t>Cake Attack on the Monalisa</w:t>
+        <w:t>Challenge 01 Reduce Food Waste</w:t>
+      </w:r>
+      <w:r>
+        <w:rPr>
+          <w:b w:val="0"/>
+          <w:i w:val="0"/>
+          <w:sz w:val="20"/>
+          <w:u w:val="none"/>
+        </w:rPr>
+        <w:t xml:space="preserve"> — Olivia: My birthday was last Saturday, and my family and I ate out. There were lots of leftovers, but we brought them home. The next day, I made a nice lunch out of them. FYI, you can find great </w:t>
+      </w:r>
+      <w:r>
+        <w:rPr>
+          <w:b w:val="0"/>
+          <w:i w:val="0"/>
+          <w:sz w:val="20"/>
+          <w:u w:val="single"/>
+        </w:rPr>
+        <w:t>ⓑ cook</w:t>
+      </w:r>
+      <w:r>
+        <w:rPr>
+          <w:b w:val="0"/>
+          <w:i w:val="0"/>
+          <w:sz w:val="20"/>
+          <w:u w:val="none"/>
+        </w:rPr>
+        <w:t xml:space="preserve"> ideas for leftovers on the Internet.</w:t>
       </w:r>
       <w:r>
         <w:br/>
@@ -3178,7 +4462,7 @@
           <w:sz w:val="20"/>
           <w:u w:val="none"/>
         </w:rPr>
-        <w:t xml:space="preserve"> Last Saturday, a man threw a cake at the Monalisa in the Botero Museum. There were four </w:t>
+        <w:t xml:space="preserve"> </w:t>
       </w:r>
       <w:r>
         <w:rPr>
@@ -3187,109 +4471,178 @@
           <w:sz w:val="20"/>
           <w:u w:val="none"/>
         </w:rPr>
-        <w:t>(a)</w:t>
-      </w:r>
-      <w:r>
-        <w:rPr>
-          <w:b w:val="0"/>
-          <w:i w:val="0"/>
-          <w:sz w:val="20"/>
-          <w:u w:val="none"/>
-        </w:rPr>
-        <w:t xml:space="preserve"> e___________. A visitor, Ann Jones, said, "The man was a little </w:t>
-      </w:r>
-      <w:r>
-        <w:rPr>
-          <w:b/>
-          <w:i w:val="0"/>
-          <w:sz w:val="20"/>
-          <w:u w:val="none"/>
-        </w:rPr>
-        <w:t>(b)</w:t>
-      </w:r>
-      <w:r>
-        <w:rPr>
-          <w:b w:val="0"/>
-          <w:i w:val="0"/>
-          <w:sz w:val="20"/>
-          <w:u w:val="none"/>
-        </w:rPr>
-        <w:t xml:space="preserve"> t_____ than me." A janitor, Carlos Diaz, </w:t>
-      </w:r>
-      <w:r>
-        <w:rPr>
-          <w:b/>
-          <w:i w:val="0"/>
-          <w:sz w:val="20"/>
-          <w:u w:val="none"/>
-        </w:rPr>
-        <w:t>(c)</w:t>
-      </w:r>
-      <w:r>
-        <w:rPr>
-          <w:b w:val="0"/>
-          <w:i w:val="0"/>
-          <w:sz w:val="20"/>
-          <w:u w:val="none"/>
-        </w:rPr>
-        <w:t xml:space="preserve"> r__ a____ the man, but he couldn't catch him. The man's gray hair was a </w:t>
-      </w:r>
-      <w:r>
-        <w:rPr>
-          <w:b/>
-          <w:i w:val="0"/>
-          <w:sz w:val="20"/>
-          <w:u w:val="none"/>
-        </w:rPr>
-        <w:t>(d)</w:t>
-      </w:r>
-      <w:r>
-        <w:rPr>
-          <w:b w:val="0"/>
-          <w:i w:val="0"/>
-          <w:sz w:val="20"/>
-          <w:u w:val="none"/>
-        </w:rPr>
-        <w:t xml:space="preserve"> w__. In fact, he was a young man with long brown hair. A </w:t>
-      </w:r>
-      <w:r>
-        <w:rPr>
-          <w:b/>
-          <w:i w:val="0"/>
-          <w:sz w:val="20"/>
-          <w:u w:val="none"/>
-        </w:rPr>
-        <w:t>(e)</w:t>
-      </w:r>
-      <w:r>
-        <w:rPr>
-          <w:b w:val="0"/>
-          <w:i w:val="0"/>
-          <w:sz w:val="20"/>
-          <w:u w:val="none"/>
-        </w:rPr>
-        <w:t xml:space="preserve"> g____ found a cake box from Camila's Bakery next to a wheelchair. The owner of the bakery said, "He spoke only English, and he had blue eyes."</w:t>
+        <w:t>Challenge 02 Reuse</w:t>
+      </w:r>
+      <w:r>
+        <w:rPr>
+          <w:b w:val="0"/>
+          <w:i w:val="0"/>
+          <w:sz w:val="20"/>
+          <w:u w:val="none"/>
+        </w:rPr>
+        <w:t xml:space="preserve"> — Domingo: My dog </w:t>
+      </w:r>
+      <w:r>
+        <w:rPr>
+          <w:b w:val="0"/>
+          <w:i w:val="0"/>
+          <w:sz w:val="20"/>
+          <w:u w:val="single"/>
+        </w:rPr>
+        <w:t>ⓒ tear</w:t>
+      </w:r>
+      <w:r>
+        <w:rPr>
+          <w:b w:val="0"/>
+          <w:i w:val="0"/>
+          <w:sz w:val="20"/>
+          <w:u w:val="none"/>
+        </w:rPr>
+        <w:t xml:space="preserve"> my bag. I wanted to buy a new one, but I thought again. I learned that </w:t>
+      </w:r>
+      <w:r>
+        <w:rPr>
+          <w:b w:val="0"/>
+          <w:i w:val="0"/>
+          <w:sz w:val="20"/>
+          <w:u w:val="single"/>
+        </w:rPr>
+        <w:t>ⓓ reuse</w:t>
+      </w:r>
+      <w:r>
+        <w:rPr>
+          <w:b w:val="0"/>
+          <w:i w:val="0"/>
+          <w:sz w:val="20"/>
+          <w:u w:val="none"/>
+        </w:rPr>
+        <w:t xml:space="preserve"> is important for zero-waste living. So, I decided to fix it and reuse it. I'm not very good at </w:t>
+      </w:r>
+      <w:r>
+        <w:rPr>
+          <w:b w:val="0"/>
+          <w:i w:val="0"/>
+          <w:sz w:val="20"/>
+          <w:u w:val="single"/>
+        </w:rPr>
+        <w:t>ⓔ sew</w:t>
+      </w:r>
+      <w:r>
+        <w:rPr>
+          <w:b w:val="0"/>
+          <w:i w:val="0"/>
+          <w:sz w:val="20"/>
+          <w:u w:val="none"/>
+        </w:rPr>
+        <w:t xml:space="preserve">, and I don't think that the bag </w:t>
+      </w:r>
+      <w:r>
+        <w:rPr>
+          <w:b w:val="0"/>
+          <w:i w:val="0"/>
+          <w:sz w:val="20"/>
+          <w:u w:val="single"/>
+        </w:rPr>
+        <w:t>ⓕ look</w:t>
+      </w:r>
+      <w:r>
+        <w:rPr>
+          <w:b w:val="0"/>
+          <w:i w:val="0"/>
+          <w:sz w:val="20"/>
+          <w:u w:val="none"/>
+        </w:rPr>
+        <w:t xml:space="preserve"> perfect. I guess it's all right.</w:t>
       </w:r>
       <w:r>
         <w:br/>
       </w:r>
       <w:r>
-        <w:rPr>
-          <w:b w:val="0"/>
-          <w:i w:val="0"/>
-          <w:sz w:val="20"/>
-          <w:u w:val="none"/>
-        </w:rPr>
-        <w:t xml:space="preserve"> (1) (a) </w:t>
-      </w:r>
-      <w:r>
-        <w:rPr>
-          <w:b w:val="0"/>
-          <w:i w:val="0"/>
-          <w:sz w:val="20"/>
-          <w:u w:val="none"/>
-        </w:rPr>
-        <w:t>(a)</w:t>
+        <w:br/>
+      </w:r>
+      <w:r>
+        <w:rPr>
+          <w:b w:val="0"/>
+          <w:i w:val="0"/>
+          <w:sz w:val="20"/>
+          <w:u w:val="none"/>
+        </w:rPr>
+        <w:t xml:space="preserve"> &lt;보기&gt; ⓐ getting ⓑ to cook ⓒ tore ⓓ reusing ⓔ sewed ⓕ looking</w:t>
+      </w:r>
+      <w:r>
+        <w:br/>
+      </w:r>
+      <w:r>
+        <w:br/>
+      </w:r>
+      <w:r>
+        <w:rPr>
+          <w:b w:val="0"/>
+          <w:i w:val="0"/>
+          <w:sz w:val="20"/>
+          <w:u w:val="none"/>
+        </w:rPr>
+        <w:t xml:space="preserve"> ① ⓐ, ⓒ, ⓓ</w:t>
+      </w:r>
+      <w:r>
+        <w:br/>
+      </w:r>
+      <w:r>
+        <w:rPr>
+          <w:b w:val="0"/>
+          <w:i w:val="0"/>
+          <w:sz w:val="20"/>
+          <w:u w:val="none"/>
+        </w:rPr>
+        <w:t>② ⓐ, ⓓ, ⓕ</w:t>
+      </w:r>
+      <w:r>
+        <w:br/>
+      </w:r>
+      <w:r>
+        <w:rPr>
+          <w:b w:val="0"/>
+          <w:i w:val="0"/>
+          <w:sz w:val="20"/>
+          <w:u w:val="none"/>
+        </w:rPr>
+        <w:t>③ ⓑ, ⓒ, ⓓ</w:t>
+      </w:r>
+      <w:r>
+        <w:br/>
+      </w:r>
+      <w:r>
+        <w:rPr>
+          <w:b w:val="0"/>
+          <w:i w:val="0"/>
+          <w:sz w:val="20"/>
+          <w:u w:val="none"/>
+        </w:rPr>
+        <w:t>④ ⓐ, ⓒ, ⓔ</w:t>
+      </w:r>
+      <w:r>
+        <w:br/>
+      </w:r>
+      <w:r>
+        <w:rPr>
+          <w:b w:val="0"/>
+          <w:i w:val="0"/>
+          <w:sz w:val="20"/>
+          <w:u w:val="none"/>
+        </w:rPr>
+        <w:t>⑤ ⓓ, ⓔ, ⓕ</w:t>
+      </w:r>
+      <w:r>
+        <w:br/>
+      </w:r>
+      <w:r>
+        <w:rPr>
+          <w:b w:val="0"/>
+          <w:i w:val="0"/>
+          <w:sz w:val="20"/>
+          <w:u w:val="none"/>
+        </w:rPr>
+        <w:t xml:space="preserve"> → </w:t>
       </w:r>
       <w:r>
         <w:rPr>
@@ -3299,536 +4652,6 @@
           <w:u w:val="none"/>
         </w:rPr>
         <w:t>__________</w:t>
-      </w:r>
-      <w:r>
-        <w:rPr>
-          <w:b w:val="0"/>
-          <w:i w:val="0"/>
-          <w:sz w:val="20"/>
-          <w:u w:val="none"/>
-        </w:rPr>
-        <w:t xml:space="preserve"> (b) </w:t>
-      </w:r>
-      <w:r>
-        <w:rPr>
-          <w:b w:val="0"/>
-          <w:i w:val="0"/>
-          <w:sz w:val="20"/>
-          <w:u w:val="none"/>
-        </w:rPr>
-        <w:t>(b)</w:t>
-      </w:r>
-      <w:r>
-        <w:rPr>
-          <w:b w:val="0"/>
-          <w:i w:val="0"/>
-          <w:sz w:val="20"/>
-          <w:u w:val="none"/>
-        </w:rPr>
-        <w:t>__________</w:t>
-      </w:r>
-      <w:r>
-        <w:rPr>
-          <w:b w:val="0"/>
-          <w:i w:val="0"/>
-          <w:sz w:val="20"/>
-          <w:u w:val="none"/>
-        </w:rPr>
-        <w:t xml:space="preserve"> (c) </w:t>
-      </w:r>
-      <w:r>
-        <w:rPr>
-          <w:b w:val="0"/>
-          <w:i w:val="0"/>
-          <w:sz w:val="20"/>
-          <w:u w:val="none"/>
-        </w:rPr>
-        <w:t>(c)</w:t>
-      </w:r>
-      <w:r>
-        <w:rPr>
-          <w:b w:val="0"/>
-          <w:i w:val="0"/>
-          <w:sz w:val="20"/>
-          <w:u w:val="none"/>
-        </w:rPr>
-        <w:t>__________</w:t>
-      </w:r>
-      <w:r>
-        <w:rPr>
-          <w:b w:val="0"/>
-          <w:i w:val="0"/>
-          <w:sz w:val="20"/>
-          <w:u w:val="none"/>
-        </w:rPr>
-        <w:t xml:space="preserve"> (d) </w:t>
-      </w:r>
-      <w:r>
-        <w:rPr>
-          <w:b w:val="0"/>
-          <w:i w:val="0"/>
-          <w:sz w:val="20"/>
-          <w:u w:val="none"/>
-        </w:rPr>
-        <w:t>(d)</w:t>
-      </w:r>
-      <w:r>
-        <w:rPr>
-          <w:b w:val="0"/>
-          <w:i w:val="0"/>
-          <w:sz w:val="20"/>
-          <w:u w:val="none"/>
-        </w:rPr>
-        <w:t>__________</w:t>
-      </w:r>
-      <w:r>
-        <w:rPr>
-          <w:b w:val="0"/>
-          <w:i w:val="0"/>
-          <w:sz w:val="20"/>
-          <w:u w:val="none"/>
-        </w:rPr>
-        <w:t xml:space="preserve"> (e) </w:t>
-      </w:r>
-      <w:r>
-        <w:rPr>
-          <w:b w:val="0"/>
-          <w:i w:val="0"/>
-          <w:sz w:val="20"/>
-          <w:u w:val="none"/>
-        </w:rPr>
-        <w:t>(e)</w:t>
-      </w:r>
-      <w:r>
-        <w:rPr>
-          <w:b w:val="0"/>
-          <w:i w:val="0"/>
-          <w:sz w:val="20"/>
-          <w:u w:val="none"/>
-        </w:rPr>
-        <w:t>__________</w:t>
-      </w:r>
-      <w:r>
-        <w:br/>
-      </w:r>
-      <w:r>
-        <w:br/>
-      </w:r>
-      <w:r>
-        <w:rPr>
-          <w:b w:val="0"/>
-          <w:i w:val="0"/>
-          <w:sz w:val="20"/>
-          <w:u w:val="none"/>
-        </w:rPr>
-        <w:t xml:space="preserve"> </w:t>
-      </w:r>
-      <w:r>
-        <w:rPr>
-          <w:b/>
-          <w:i w:val="0"/>
-          <w:sz w:val="20"/>
-          <w:u w:val="none"/>
-        </w:rPr>
-        <w:t>The Suspects</w:t>
-      </w:r>
-      <w:r>
-        <w:rPr>
-          <w:b w:val="0"/>
-          <w:i w:val="0"/>
-          <w:sz w:val="20"/>
-          <w:u w:val="none"/>
-        </w:rPr>
-        <w:t xml:space="preserve"> (Ann Jones is about 170 cm tall.) </w:t>
-      </w:r>
-      <w:r>
-        <w:rPr>
-          <w:b w:val="0"/>
-          <w:i w:val="0"/>
-          <w:sz w:val="20"/>
-          <w:u w:val="none"/>
-        </w:rPr>
-        <w:t xml:space="preserve"> </w:t>
-      </w:r>
-      <w:r>
-        <w:rPr>
-          <w:b w:val="0"/>
-          <w:i w:val="0"/>
-          <w:sz w:val="20"/>
-          <w:u w:val="none"/>
-        </w:rPr>
-        <w:t>Andres Lozano</w:t>
-      </w:r>
-      <w:r>
-        <w:rPr>
-          <w:b w:val="0"/>
-          <w:i w:val="0"/>
-          <w:sz w:val="20"/>
-          <w:u w:val="none"/>
-        </w:rPr>
-        <w:t>Larry Johnson</w:t>
-      </w:r>
-      <w:r>
-        <w:rPr>
-          <w:b w:val="0"/>
-          <w:i w:val="0"/>
-          <w:sz w:val="20"/>
-          <w:u w:val="none"/>
-        </w:rPr>
-        <w:t>Tim Baker</w:t>
-      </w:r>
-      <w:r>
-        <w:rPr>
-          <w:b w:val="0"/>
-          <w:i w:val="0"/>
-          <w:sz w:val="20"/>
-          <w:u w:val="none"/>
-        </w:rPr>
-        <w:t>Luca Ferez</w:t>
-      </w:r>
-      <w:r>
-        <w:rPr>
-          <w:b w:val="0"/>
-          <w:i w:val="0"/>
-          <w:sz w:val="20"/>
-          <w:u w:val="none"/>
-        </w:rPr>
-        <w:t xml:space="preserve"> </w:t>
-      </w:r>
-      <w:r>
-        <w:rPr>
-          <w:b w:val="0"/>
-          <w:i w:val="0"/>
-          <w:sz w:val="20"/>
-          <w:u w:val="none"/>
-        </w:rPr>
-        <w:t>Height</w:t>
-      </w:r>
-      <w:r>
-        <w:rPr>
-          <w:b w:val="0"/>
-          <w:i w:val="0"/>
-          <w:sz w:val="20"/>
-          <w:u w:val="none"/>
-        </w:rPr>
-        <w:t>176 cm</w:t>
-      </w:r>
-      <w:r>
-        <w:rPr>
-          <w:b w:val="0"/>
-          <w:i w:val="0"/>
-          <w:sz w:val="20"/>
-          <w:u w:val="none"/>
-        </w:rPr>
-        <w:t>173 cm</w:t>
-      </w:r>
-      <w:r>
-        <w:rPr>
-          <w:b w:val="0"/>
-          <w:i w:val="0"/>
-          <w:sz w:val="20"/>
-          <w:u w:val="none"/>
-        </w:rPr>
-        <w:t>182 cm</w:t>
-      </w:r>
-      <w:r>
-        <w:rPr>
-          <w:b w:val="0"/>
-          <w:i w:val="0"/>
-          <w:sz w:val="20"/>
-          <w:u w:val="none"/>
-        </w:rPr>
-        <w:t>166 cm</w:t>
-      </w:r>
-      <w:r>
-        <w:rPr>
-          <w:b w:val="0"/>
-          <w:i w:val="0"/>
-          <w:sz w:val="20"/>
-          <w:u w:val="none"/>
-        </w:rPr>
-        <w:t xml:space="preserve"> </w:t>
-      </w:r>
-      <w:r>
-        <w:rPr>
-          <w:b w:val="0"/>
-          <w:i w:val="0"/>
-          <w:sz w:val="20"/>
-          <w:u w:val="none"/>
-        </w:rPr>
-        <w:t>Hair</w:t>
-      </w:r>
-      <w:r>
-        <w:rPr>
-          <w:b w:val="0"/>
-          <w:i w:val="0"/>
-          <w:sz w:val="20"/>
-          <w:u w:val="none"/>
-        </w:rPr>
-        <w:t>long, black</w:t>
-      </w:r>
-      <w:r>
-        <w:rPr>
-          <w:b w:val="0"/>
-          <w:i w:val="0"/>
-          <w:sz w:val="20"/>
-          <w:u w:val="none"/>
-        </w:rPr>
-        <w:t>long, brown</w:t>
-      </w:r>
-      <w:r>
-        <w:rPr>
-          <w:b w:val="0"/>
-          <w:i w:val="0"/>
-          <w:sz w:val="20"/>
-          <w:u w:val="none"/>
-        </w:rPr>
-        <w:t>long, brown</w:t>
-      </w:r>
-      <w:r>
-        <w:rPr>
-          <w:b w:val="0"/>
-          <w:i w:val="0"/>
-          <w:sz w:val="20"/>
-          <w:u w:val="none"/>
-        </w:rPr>
-        <w:t>short, gray</w:t>
-      </w:r>
-      <w:r>
-        <w:rPr>
-          <w:b w:val="0"/>
-          <w:i w:val="0"/>
-          <w:sz w:val="20"/>
-          <w:u w:val="none"/>
-        </w:rPr>
-        <w:t xml:space="preserve"> </w:t>
-      </w:r>
-      <w:r>
-        <w:rPr>
-          <w:b w:val="0"/>
-          <w:i w:val="0"/>
-          <w:sz w:val="20"/>
-          <w:u w:val="none"/>
-        </w:rPr>
-        <w:t>Languages</w:t>
-      </w:r>
-      <w:r>
-        <w:rPr>
-          <w:b w:val="0"/>
-          <w:i w:val="0"/>
-          <w:sz w:val="20"/>
-          <w:u w:val="none"/>
-        </w:rPr>
-        <w:t>Spanish, English</w:t>
-      </w:r>
-      <w:r>
-        <w:rPr>
-          <w:b w:val="0"/>
-          <w:i w:val="0"/>
-          <w:sz w:val="20"/>
-          <w:u w:val="none"/>
-        </w:rPr>
-        <w:t>English</w:t>
-      </w:r>
-      <w:r>
-        <w:rPr>
-          <w:b w:val="0"/>
-          <w:i w:val="0"/>
-          <w:sz w:val="20"/>
-          <w:u w:val="none"/>
-        </w:rPr>
-        <w:t>English</w:t>
-      </w:r>
-      <w:r>
-        <w:rPr>
-          <w:b w:val="0"/>
-          <w:i w:val="0"/>
-          <w:sz w:val="20"/>
-          <w:u w:val="none"/>
-        </w:rPr>
-        <w:t>Spanish</w:t>
-      </w:r>
-      <w:r>
-        <w:rPr>
-          <w:b w:val="0"/>
-          <w:i w:val="0"/>
-          <w:sz w:val="20"/>
-          <w:u w:val="none"/>
-        </w:rPr>
-        <w:t xml:space="preserve"> </w:t>
-      </w:r>
-      <w:r>
-        <w:rPr>
-          <w:b w:val="0"/>
-          <w:i w:val="0"/>
-          <w:sz w:val="20"/>
-          <w:u w:val="none"/>
-        </w:rPr>
-        <w:t>Eyes</w:t>
-      </w:r>
-      <w:r>
-        <w:rPr>
-          <w:b w:val="0"/>
-          <w:i w:val="0"/>
-          <w:sz w:val="20"/>
-          <w:u w:val="none"/>
-        </w:rPr>
-        <w:t>brown</w:t>
-      </w:r>
-      <w:r>
-        <w:rPr>
-          <w:b w:val="0"/>
-          <w:i w:val="0"/>
-          <w:sz w:val="20"/>
-          <w:u w:val="none"/>
-        </w:rPr>
-        <w:t>blue</w:t>
-      </w:r>
-      <w:r>
-        <w:rPr>
-          <w:b w:val="0"/>
-          <w:i w:val="0"/>
-          <w:sz w:val="20"/>
-          <w:u w:val="none"/>
-        </w:rPr>
-        <w:t>green</w:t>
-      </w:r>
-      <w:r>
-        <w:rPr>
-          <w:b w:val="0"/>
-          <w:i w:val="0"/>
-          <w:sz w:val="20"/>
-          <w:u w:val="none"/>
-        </w:rPr>
-        <w:t>blue</w:t>
-      </w:r>
-      <w:r>
-        <w:rPr>
-          <w:b w:val="0"/>
-          <w:i w:val="0"/>
-          <w:sz w:val="20"/>
-          <w:u w:val="none"/>
-        </w:rPr>
-        <w:t xml:space="preserve"> </w:t>
-      </w:r>
-      <w:r>
-        <w:rPr>
-          <w:b w:val="0"/>
-          <w:i w:val="0"/>
-          <w:sz w:val="20"/>
-          <w:u w:val="none"/>
-        </w:rPr>
-        <w:t xml:space="preserve"> (2) Who threw the cake at the Monalisa?</w:t>
-      </w:r>
-      <w:r>
-        <w:br/>
-      </w:r>
-      <w:r>
-        <w:rPr>
-          <w:b w:val="0"/>
-          <w:i w:val="0"/>
-          <w:sz w:val="20"/>
-          <w:u w:val="none"/>
-        </w:rPr>
-        <w:t xml:space="preserve"> ① Andres Lozano</w:t>
-      </w:r>
-      <w:r>
-        <w:br/>
-      </w:r>
-      <w:r>
-        <w:rPr>
-          <w:b w:val="0"/>
-          <w:i w:val="0"/>
-          <w:sz w:val="20"/>
-          <w:u w:val="none"/>
-        </w:rPr>
-        <w:t>② Larry Johnson</w:t>
-      </w:r>
-      <w:r>
-        <w:br/>
-      </w:r>
-      <w:r>
-        <w:rPr>
-          <w:b w:val="0"/>
-          <w:i w:val="0"/>
-          <w:sz w:val="20"/>
-          <w:u w:val="none"/>
-        </w:rPr>
-        <w:t>③ Tim Baker</w:t>
-      </w:r>
-      <w:r>
-        <w:br/>
-      </w:r>
-      <w:r>
-        <w:rPr>
-          <w:b w:val="0"/>
-          <w:i w:val="0"/>
-          <w:sz w:val="20"/>
-          <w:u w:val="none"/>
-        </w:rPr>
-        <w:t>④ Luca Ferez</w:t>
-      </w:r>
-      <w:r>
-        <w:br/>
-      </w:r>
-      <w:r>
-        <w:rPr>
-          <w:b w:val="0"/>
-          <w:i w:val="0"/>
-          <w:sz w:val="20"/>
-          <w:u w:val="none"/>
-        </w:rPr>
-        <w:t>⑤ 알 수 없음</w:t>
-      </w:r>
-      <w:r>
-        <w:br/>
-      </w:r>
-      <w:r>
-        <w:rPr>
-          <w:b w:val="0"/>
-          <w:i w:val="0"/>
-          <w:sz w:val="20"/>
-          <w:u w:val="none"/>
-        </w:rPr>
-        <w:t xml:space="preserve"> → </w:t>
-      </w:r>
-      <w:r>
-        <w:rPr>
-          <w:b w:val="0"/>
-          <w:i w:val="0"/>
-          <w:sz w:val="20"/>
-          <w:u w:val="none"/>
-        </w:rPr>
-        <w:t>__________</w:t>
-      </w:r>
-    </w:p>
-    <w:p>
-      <w:pPr>
-        <w:spacing w:after="30" w:before="100"/>
-      </w:pPr>
-      <w:r>
-        <w:rPr>
-          <w:b/>
-          <w:i w:val="0"/>
-          <w:color w:val="1F3864"/>
-          <w:sz w:val="21"/>
-          <w:u w:val="none"/>
-        </w:rPr>
-        <w:t>■ 5부 본문필사 — 배열영작★ (16)</w:t>
-      </w:r>
-    </w:p>
-    <w:p>
-      <w:pPr>
-        <w:spacing w:after="20"/>
-      </w:pPr>
-      <w:r>
-        <w:rPr>
-          <w:b w:val="0"/>
-          <w:i/>
-          <w:sz w:val="18"/>
-          <w:u w:val="none"/>
-        </w:rPr>
-        <w:t>◆ 프린트 본문필사(우리말 → 영어 32문장) 중 핵심 문장을 배열영작★으로 점검합니다. 나머지 필사 문장은 2·3·5·7·12·13·14·15번 지문에 원문 그대로 들어 있습니다.</w:t>
       </w:r>
     </w:p>
     <w:p>
@@ -3852,7 +4675,7 @@
           <w:sz w:val="20"/>
           <w:u w:val="none"/>
         </w:rPr>
-        <w:t>우리말과 같은 뜻이 되도록 괄호 안의 말을 모두 한 번씩 사용하여 배열할 때, ★ 자리에 오는 말을 각각 쓰고 문장을 완성하시오. (표적: 배열영작★)</w:t>
+        <w:t>다음 글의 밑줄 친 ⓐ~ⓔ 중 어법상 옳은 것은? (표적: 지문 밑줄 옳은 것 1개)</w:t>
       </w:r>
     </w:p>
     <w:p>
@@ -3868,7 +4691,61 @@
           <w:sz w:val="20"/>
           <w:u w:val="none"/>
         </w:rPr>
-        <w:t xml:space="preserve"> (1) 지난 토요일, 누군가가 '모나리자'에 케이크를 던졌다.</w:t>
+        <w:t xml:space="preserve"> Emma: I often use food delivery services, but </w:t>
+      </w:r>
+      <w:r>
+        <w:rPr>
+          <w:b w:val="0"/>
+          <w:i w:val="0"/>
+          <w:sz w:val="20"/>
+          <w:u w:val="single"/>
+        </w:rPr>
+        <w:t>ⓐ today I wasn't</w:t>
+      </w:r>
+      <w:r>
+        <w:rPr>
+          <w:b w:val="0"/>
+          <w:i w:val="0"/>
+          <w:sz w:val="20"/>
+          <w:u w:val="none"/>
+        </w:rPr>
+        <w:t xml:space="preserve">. Instead, I walked to my favorite restaurant with a reusable container and </w:t>
+      </w:r>
+      <w:r>
+        <w:rPr>
+          <w:b w:val="0"/>
+          <w:i w:val="0"/>
+          <w:sz w:val="20"/>
+          <w:u w:val="single"/>
+        </w:rPr>
+        <w:t>ⓑ picked up the food</w:t>
+      </w:r>
+      <w:r>
+        <w:rPr>
+          <w:b w:val="0"/>
+          <w:i w:val="0"/>
+          <w:sz w:val="20"/>
+          <w:u w:val="none"/>
+        </w:rPr>
+        <w:t xml:space="preserve">. I heard that </w:t>
+      </w:r>
+      <w:r>
+        <w:rPr>
+          <w:b w:val="0"/>
+          <w:i w:val="0"/>
+          <w:sz w:val="20"/>
+          <w:u w:val="single"/>
+        </w:rPr>
+        <w:t>ⓒ plastic never go away completely</w:t>
+      </w:r>
+      <w:r>
+        <w:rPr>
+          <w:b w:val="0"/>
+          <w:i w:val="0"/>
+          <w:sz w:val="20"/>
+          <w:u w:val="none"/>
+        </w:rPr>
+        <w:t>. I didn't use any single-use plastic today. I felt good!</w:t>
       </w:r>
       <w:r>
         <w:br/>
@@ -3880,24 +4757,898 @@
           <w:sz w:val="20"/>
           <w:u w:val="none"/>
         </w:rPr>
-        <w:t xml:space="preserve"> Last Saturday, someone ( at / a cake / threw / the Monalisa ) in the Botero Museum in Bogota, Colombia.</w:t>
+        <w:t xml:space="preserve"> Minsu: Yesterday, I took some plastic and glass bottles to a recycling machine near my house. </w:t>
+      </w:r>
+      <w:r>
+        <w:rPr>
+          <w:b w:val="0"/>
+          <w:i w:val="0"/>
+          <w:sz w:val="20"/>
+          <w:u w:val="single"/>
+        </w:rPr>
+        <w:t>ⓓ I put it into the machine one by one</w:t>
+      </w:r>
+      <w:r>
+        <w:rPr>
+          <w:b w:val="0"/>
+          <w:i w:val="0"/>
+          <w:sz w:val="20"/>
+          <w:u w:val="none"/>
+        </w:rPr>
+        <w:t xml:space="preserve">, and I got some points in return. </w:t>
+      </w:r>
+      <w:r>
+        <w:rPr>
+          <w:b w:val="0"/>
+          <w:i w:val="0"/>
+          <w:sz w:val="20"/>
+          <w:u w:val="single"/>
+        </w:rPr>
+        <w:t>ⓔ What can I do with that points?</w:t>
+      </w:r>
+      <w:r>
+        <w:rPr>
+          <w:b w:val="0"/>
+          <w:i w:val="0"/>
+          <w:sz w:val="20"/>
+          <w:u w:val="none"/>
+        </w:rPr>
+        <w:t xml:space="preserve"> Well, I can use them like money. Don't you think that's cool?</w:t>
       </w:r>
       <w:r>
         <w:br/>
       </w:r>
       <w:r>
-        <w:rPr>
-          <w:b w:val="0"/>
-          <w:i w:val="0"/>
-          <w:sz w:val="20"/>
-          <w:u w:val="none"/>
-        </w:rPr>
-        <w:t xml:space="preserve"> → someone ___ ___ ★ ___ ★ = </w:t>
-      </w:r>
+        <w:br/>
+      </w:r>
+      <w:r>
+        <w:rPr>
+          <w:b w:val="0"/>
+          <w:i w:val="0"/>
+          <w:sz w:val="20"/>
+          <w:u w:val="none"/>
+        </w:rPr>
+        <w:t xml:space="preserve"> ① ⓐ ② ⓑ ③ ⓒ ④ ⓓ ⑤ ⓔ</w:t>
+      </w:r>
+      <w:r>
+        <w:br/>
+      </w:r>
+      <w:r>
+        <w:rPr>
+          <w:b w:val="0"/>
+          <w:i w:val="0"/>
+          <w:sz w:val="20"/>
+          <w:u w:val="none"/>
+        </w:rPr>
+        <w:t xml:space="preserve"> → </w:t>
+      </w:r>
+      <w:r>
+        <w:rPr>
+          <w:b w:val="0"/>
+          <w:i w:val="0"/>
+          <w:sz w:val="20"/>
+          <w:u w:val="none"/>
+        </w:rPr>
+        <w:t>__________</w:t>
+      </w:r>
+    </w:p>
+    <w:p>
+      <w:pPr>
+        <w:spacing w:after="20" w:before="50"/>
+      </w:pPr>
       <w:r>
         <w:rPr>
           <w:b/>
           <w:i w:val="0"/>
+          <w:color w:val="1F3864"/>
+          <w:sz w:val="20"/>
+          <w:u w:val="none"/>
+        </w:rPr>
+        <w:t xml:space="preserve">17. </w:t>
+      </w:r>
+      <w:r>
+        <w:rPr>
+          <w:b w:val="0"/>
+          <w:i w:val="0"/>
+          <w:sz w:val="20"/>
+          <w:u w:val="none"/>
+        </w:rPr>
+        <w:t xml:space="preserve">다음 글의 빈칸 ⓐ~ⓕ 중 that이 들어갈 수 있는 곳을 </w:t>
+      </w:r>
+      <w:r>
+        <w:rPr>
+          <w:b/>
+          <w:i w:val="0"/>
+          <w:sz w:val="20"/>
+          <w:u w:val="none"/>
+        </w:rPr>
+        <w:t>모두 고른 것</w:t>
+      </w:r>
+      <w:r>
+        <w:rPr>
+          <w:b w:val="0"/>
+          <w:i w:val="0"/>
+          <w:sz w:val="20"/>
+          <w:u w:val="none"/>
+        </w:rPr>
+        <w:t>은? (표적: 접속사 that 자리)</w:t>
+      </w:r>
+    </w:p>
+    <w:p>
+      <w:pPr>
+        <w:spacing w:after="30"/>
+        <w:ind w:left="85"/>
+        <w:shd w:val="clear" w:color="auto" w:fill="F1F4F9"/>
+      </w:pPr>
+      <w:r>
+        <w:rPr>
+          <w:b w:val="0"/>
+          <w:i w:val="0"/>
+          <w:sz w:val="20"/>
+          <w:u w:val="none"/>
+        </w:rPr>
+        <w:t xml:space="preserve"> Domingo: My dog tore my bag. I wanted </w:t>
+      </w:r>
+      <w:r>
+        <w:rPr>
+          <w:b/>
+          <w:i w:val="0"/>
+          <w:sz w:val="20"/>
+          <w:u w:val="none"/>
+        </w:rPr>
+        <w:t>ⓐ</w:t>
+      </w:r>
+      <w:r>
+        <w:rPr>
+          <w:b w:val="0"/>
+          <w:i w:val="0"/>
+          <w:sz w:val="20"/>
+          <w:u w:val="none"/>
+        </w:rPr>
+        <w:t xml:space="preserve"> ____ buy a new one, but I thought again. I learned </w:t>
+      </w:r>
+      <w:r>
+        <w:rPr>
+          <w:b/>
+          <w:i w:val="0"/>
+          <w:sz w:val="20"/>
+          <w:u w:val="none"/>
+        </w:rPr>
+        <w:t>ⓑ</w:t>
+      </w:r>
+      <w:r>
+        <w:rPr>
+          <w:b w:val="0"/>
+          <w:i w:val="0"/>
+          <w:sz w:val="20"/>
+          <w:u w:val="none"/>
+        </w:rPr>
+        <w:t xml:space="preserve"> ____ reusing is important for zero-waste living. So, I decided </w:t>
+      </w:r>
+      <w:r>
+        <w:rPr>
+          <w:b/>
+          <w:i w:val="0"/>
+          <w:sz w:val="20"/>
+          <w:u w:val="none"/>
+        </w:rPr>
+        <w:t>ⓒ</w:t>
+      </w:r>
+      <w:r>
+        <w:rPr>
+          <w:b w:val="0"/>
+          <w:i w:val="0"/>
+          <w:sz w:val="20"/>
+          <w:u w:val="none"/>
+        </w:rPr>
+        <w:t xml:space="preserve"> ____ fix it and reuse it. I'm not very good at sewing, and I don't think </w:t>
+      </w:r>
+      <w:r>
+        <w:rPr>
+          <w:b/>
+          <w:i w:val="0"/>
+          <w:sz w:val="20"/>
+          <w:u w:val="none"/>
+        </w:rPr>
+        <w:t>ⓓ</w:t>
+      </w:r>
+      <w:r>
+        <w:rPr>
+          <w:b w:val="0"/>
+          <w:i w:val="0"/>
+          <w:sz w:val="20"/>
+          <w:u w:val="none"/>
+        </w:rPr>
+        <w:t xml:space="preserve"> ____ the bag looks perfect. I guess </w:t>
+      </w:r>
+      <w:r>
+        <w:rPr>
+          <w:b/>
+          <w:i w:val="0"/>
+          <w:sz w:val="20"/>
+          <w:u w:val="none"/>
+        </w:rPr>
+        <w:t>ⓔ</w:t>
+      </w:r>
+      <w:r>
+        <w:rPr>
+          <w:b w:val="0"/>
+          <w:i w:val="0"/>
+          <w:sz w:val="20"/>
+          <w:u w:val="none"/>
+        </w:rPr>
+        <w:t xml:space="preserve"> ____ it's all right.</w:t>
+      </w:r>
+      <w:r>
+        <w:br/>
+      </w:r>
+      <w:r>
+        <w:rPr>
+          <w:b w:val="0"/>
+          <w:i w:val="0"/>
+          <w:sz w:val="20"/>
+          <w:u w:val="none"/>
+        </w:rPr>
+        <w:t xml:space="preserve"> Emma: … I heard </w:t>
+      </w:r>
+      <w:r>
+        <w:rPr>
+          <w:b/>
+          <w:i w:val="0"/>
+          <w:sz w:val="20"/>
+          <w:u w:val="none"/>
+        </w:rPr>
+        <w:t>ⓕ</w:t>
+      </w:r>
+      <w:r>
+        <w:rPr>
+          <w:b w:val="0"/>
+          <w:i w:val="0"/>
+          <w:sz w:val="20"/>
+          <w:u w:val="none"/>
+        </w:rPr>
+        <w:t xml:space="preserve"> ____ plastic never goes away completely. I didn't use any single-use plastic today.</w:t>
+      </w:r>
+      <w:r>
+        <w:br/>
+      </w:r>
+      <w:r>
+        <w:br/>
+      </w:r>
+      <w:r>
+        <w:rPr>
+          <w:b w:val="0"/>
+          <w:i w:val="0"/>
+          <w:sz w:val="20"/>
+          <w:u w:val="none"/>
+        </w:rPr>
+        <w:t xml:space="preserve"> ① ⓑ, ⓓ, ⓕ</w:t>
+      </w:r>
+      <w:r>
+        <w:br/>
+      </w:r>
+      <w:r>
+        <w:rPr>
+          <w:b w:val="0"/>
+          <w:i w:val="0"/>
+          <w:sz w:val="20"/>
+          <w:u w:val="none"/>
+        </w:rPr>
+        <w:t>② ⓐ, ⓑ, ⓓ, ⓔ</w:t>
+      </w:r>
+      <w:r>
+        <w:br/>
+      </w:r>
+      <w:r>
+        <w:rPr>
+          <w:b w:val="0"/>
+          <w:i w:val="0"/>
+          <w:sz w:val="20"/>
+          <w:u w:val="none"/>
+        </w:rPr>
+        <w:t>③ ⓑ, ⓒ, ⓓ, ⓕ</w:t>
+      </w:r>
+      <w:r>
+        <w:br/>
+      </w:r>
+      <w:r>
+        <w:rPr>
+          <w:b w:val="0"/>
+          <w:i w:val="0"/>
+          <w:sz w:val="20"/>
+          <w:u w:val="none"/>
+        </w:rPr>
+        <w:t>④ ⓑ, ⓓ, ⓔ, ⓕ</w:t>
+      </w:r>
+      <w:r>
+        <w:br/>
+      </w:r>
+      <w:r>
+        <w:rPr>
+          <w:b w:val="0"/>
+          <w:i w:val="0"/>
+          <w:sz w:val="20"/>
+          <w:u w:val="none"/>
+        </w:rPr>
+        <w:t>⑤ ⓐ, ⓒ, ⓔ, ⓕ</w:t>
+      </w:r>
+      <w:r>
+        <w:br/>
+      </w:r>
+      <w:r>
+        <w:rPr>
+          <w:b w:val="0"/>
+          <w:i w:val="0"/>
+          <w:sz w:val="20"/>
+          <w:u w:val="none"/>
+        </w:rPr>
+        <w:t xml:space="preserve"> → </w:t>
+      </w:r>
+      <w:r>
+        <w:rPr>
+          <w:b w:val="0"/>
+          <w:i w:val="0"/>
+          <w:sz w:val="20"/>
+          <w:u w:val="none"/>
+        </w:rPr>
+        <w:t>__________</w:t>
+      </w:r>
+    </w:p>
+    <w:p>
+      <w:pPr>
+        <w:spacing w:after="20" w:before="50"/>
+      </w:pPr>
+      <w:r>
+        <w:rPr>
+          <w:b/>
+          <w:i w:val="0"/>
+          <w:color w:val="1F3864"/>
+          <w:sz w:val="20"/>
+          <w:u w:val="none"/>
+        </w:rPr>
+        <w:t xml:space="preserve">18. </w:t>
+      </w:r>
+      <w:r>
+        <w:rPr>
+          <w:b w:val="0"/>
+          <w:i w:val="0"/>
+          <w:sz w:val="20"/>
+          <w:u w:val="none"/>
+        </w:rPr>
+        <w:t xml:space="preserve">다음 밑줄 친 ★to save와 쓰임이 같은 것을 </w:t>
+      </w:r>
+      <w:r>
+        <w:rPr>
+          <w:b/>
+          <w:i w:val="0"/>
+          <w:sz w:val="20"/>
+          <w:u w:val="none"/>
+        </w:rPr>
+        <w:t>모두 고른 것</w:t>
+      </w:r>
+      <w:r>
+        <w:rPr>
+          <w:b w:val="0"/>
+          <w:i w:val="0"/>
+          <w:sz w:val="20"/>
+          <w:u w:val="none"/>
+        </w:rPr>
+        <w:t>은? (표적: 같은 용법 to부정사)</w:t>
+      </w:r>
+    </w:p>
+    <w:p>
+      <w:pPr>
+        <w:spacing w:after="30"/>
+        <w:ind w:left="85"/>
+        <w:shd w:val="clear" w:color="auto" w:fill="F1F4F9"/>
+      </w:pPr>
+      <w:r>
+        <w:rPr>
+          <w:b w:val="0"/>
+          <w:i w:val="0"/>
+          <w:sz w:val="20"/>
+          <w:u w:val="none"/>
+        </w:rPr>
+        <w:t xml:space="preserve"> Every day, we produce lots of waste, and the Earth is getting sicker and sicker. Do you want </w:t>
+      </w:r>
+      <w:r>
+        <w:rPr>
+          <w:b w:val="0"/>
+          <w:i w:val="0"/>
+          <w:sz w:val="20"/>
+          <w:u w:val="single"/>
+        </w:rPr>
+        <w:t>★to save</w:t>
+      </w:r>
+      <w:r>
+        <w:rPr>
+          <w:b w:val="0"/>
+          <w:i w:val="0"/>
+          <w:sz w:val="20"/>
+          <w:u w:val="none"/>
+        </w:rPr>
+        <w:t xml:space="preserve"> the Earth? Then, join the zero-waste challenge, and share your stories.</w:t>
+      </w:r>
+      <w:r>
+        <w:br/>
+      </w:r>
+      <w:r>
+        <w:br/>
+      </w:r>
+      <w:r>
+        <w:rPr>
+          <w:b w:val="0"/>
+          <w:i w:val="0"/>
+          <w:sz w:val="20"/>
+          <w:u w:val="none"/>
+        </w:rPr>
+        <w:t xml:space="preserve"> ⓐ I wanted </w:t>
+      </w:r>
+      <w:r>
+        <w:rPr>
+          <w:b w:val="0"/>
+          <w:i w:val="0"/>
+          <w:sz w:val="20"/>
+          <w:u w:val="single"/>
+        </w:rPr>
+        <w:t>to buy</w:t>
+      </w:r>
+      <w:r>
+        <w:rPr>
+          <w:b w:val="0"/>
+          <w:i w:val="0"/>
+          <w:sz w:val="20"/>
+          <w:u w:val="none"/>
+        </w:rPr>
+        <w:t xml:space="preserve"> a new one, but I thought again.</w:t>
+      </w:r>
+      <w:r>
+        <w:br/>
+      </w:r>
+      <w:r>
+        <w:rPr>
+          <w:b w:val="0"/>
+          <w:i w:val="0"/>
+          <w:sz w:val="20"/>
+          <w:u w:val="none"/>
+        </w:rPr>
+        <w:t xml:space="preserve"> ⓑ I brought leftovers home </w:t>
+      </w:r>
+      <w:r>
+        <w:rPr>
+          <w:b w:val="0"/>
+          <w:i w:val="0"/>
+          <w:sz w:val="20"/>
+          <w:u w:val="single"/>
+        </w:rPr>
+        <w:t>to reduce</w:t>
+      </w:r>
+      <w:r>
+        <w:rPr>
+          <w:b w:val="0"/>
+          <w:i w:val="0"/>
+          <w:sz w:val="20"/>
+          <w:u w:val="none"/>
+        </w:rPr>
+        <w:t xml:space="preserve"> food waste.</w:t>
+      </w:r>
+      <w:r>
+        <w:br/>
+      </w:r>
+      <w:r>
+        <w:rPr>
+          <w:b w:val="0"/>
+          <w:i w:val="0"/>
+          <w:sz w:val="20"/>
+          <w:u w:val="none"/>
+        </w:rPr>
+        <w:t xml:space="preserve"> ⓒ So, I decided </w:t>
+      </w:r>
+      <w:r>
+        <w:rPr>
+          <w:b w:val="0"/>
+          <w:i w:val="0"/>
+          <w:sz w:val="20"/>
+          <w:u w:val="single"/>
+        </w:rPr>
+        <w:t>to fix</w:t>
+      </w:r>
+      <w:r>
+        <w:rPr>
+          <w:b w:val="0"/>
+          <w:i w:val="0"/>
+          <w:sz w:val="20"/>
+          <w:u w:val="none"/>
+        </w:rPr>
+        <w:t xml:space="preserve"> it and reuse it.</w:t>
+      </w:r>
+      <w:r>
+        <w:br/>
+      </w:r>
+      <w:r>
+        <w:rPr>
+          <w:b w:val="0"/>
+          <w:i w:val="0"/>
+          <w:sz w:val="20"/>
+          <w:u w:val="none"/>
+        </w:rPr>
+        <w:t xml:space="preserve"> ⓓ Why did Emma take a reusable container </w:t>
+      </w:r>
+      <w:r>
+        <w:rPr>
+          <w:b w:val="0"/>
+          <w:i w:val="0"/>
+          <w:sz w:val="20"/>
+          <w:u w:val="single"/>
+        </w:rPr>
+        <w:t>to pick up</w:t>
+      </w:r>
+      <w:r>
+        <w:rPr>
+          <w:b w:val="0"/>
+          <w:i w:val="0"/>
+          <w:sz w:val="20"/>
+          <w:u w:val="none"/>
+        </w:rPr>
+        <w:t xml:space="preserve"> the food?</w:t>
+      </w:r>
+      <w:r>
+        <w:br/>
+      </w:r>
+      <w:r>
+        <w:rPr>
+          <w:b w:val="0"/>
+          <w:i w:val="0"/>
+          <w:sz w:val="20"/>
+          <w:u w:val="none"/>
+        </w:rPr>
+        <w:t xml:space="preserve"> ⓔ Instead, I walked </w:t>
+      </w:r>
+      <w:r>
+        <w:rPr>
+          <w:b w:val="0"/>
+          <w:i w:val="0"/>
+          <w:sz w:val="20"/>
+          <w:u w:val="single"/>
+        </w:rPr>
+        <w:t>to my favorite restaurant</w:t>
+      </w:r>
+      <w:r>
+        <w:rPr>
+          <w:b w:val="0"/>
+          <w:i w:val="0"/>
+          <w:sz w:val="20"/>
+          <w:u w:val="none"/>
+        </w:rPr>
+        <w:t xml:space="preserve"> with a reusable container.</w:t>
+      </w:r>
+      <w:r>
+        <w:br/>
+      </w:r>
+      <w:r>
+        <w:br/>
+      </w:r>
+      <w:r>
+        <w:rPr>
+          <w:b w:val="0"/>
+          <w:i w:val="0"/>
+          <w:sz w:val="20"/>
+          <w:u w:val="none"/>
+        </w:rPr>
+        <w:t xml:space="preserve"> ① ⓑ, ⓓ</w:t>
+      </w:r>
+      <w:r>
+        <w:br/>
+      </w:r>
+      <w:r>
+        <w:rPr>
+          <w:b w:val="0"/>
+          <w:i w:val="0"/>
+          <w:sz w:val="20"/>
+          <w:u w:val="none"/>
+        </w:rPr>
+        <w:t>② ⓐ, ⓒ</w:t>
+      </w:r>
+      <w:r>
+        <w:br/>
+      </w:r>
+      <w:r>
+        <w:rPr>
+          <w:b w:val="0"/>
+          <w:i w:val="0"/>
+          <w:sz w:val="20"/>
+          <w:u w:val="none"/>
+        </w:rPr>
+        <w:t>③ ⓐ, ⓒ, ⓔ</w:t>
+      </w:r>
+      <w:r>
+        <w:br/>
+      </w:r>
+      <w:r>
+        <w:rPr>
+          <w:b w:val="0"/>
+          <w:i w:val="0"/>
+          <w:sz w:val="20"/>
+          <w:u w:val="none"/>
+        </w:rPr>
+        <w:t>④ ⓐ, ⓑ, ⓒ</w:t>
+      </w:r>
+      <w:r>
+        <w:br/>
+      </w:r>
+      <w:r>
+        <w:rPr>
+          <w:b w:val="0"/>
+          <w:i w:val="0"/>
+          <w:sz w:val="20"/>
+          <w:u w:val="none"/>
+        </w:rPr>
+        <w:t>⑤ ⓒ, ⓓ, ⓔ</w:t>
+      </w:r>
+      <w:r>
+        <w:br/>
+      </w:r>
+      <w:r>
+        <w:rPr>
+          <w:b w:val="0"/>
+          <w:i w:val="0"/>
+          <w:sz w:val="20"/>
+          <w:u w:val="none"/>
+        </w:rPr>
+        <w:t xml:space="preserve"> → </w:t>
+      </w:r>
+      <w:r>
+        <w:rPr>
+          <w:b w:val="0"/>
+          <w:i w:val="0"/>
+          <w:sz w:val="20"/>
+          <w:u w:val="none"/>
+        </w:rPr>
+        <w:t>__________</w:t>
+      </w:r>
+    </w:p>
+    <w:p>
+      <w:pPr>
+        <w:spacing w:after="30" w:before="100"/>
+      </w:pPr>
+      <w:r>
+        <w:rPr>
+          <w:b/>
+          <w:i w:val="0"/>
+          <w:color w:val="1F3864"/>
+          <w:sz w:val="21"/>
+          <w:u w:val="none"/>
+        </w:rPr>
+        <w:t>■ 6부 L6 Zero-Waste Challenge — Key point 필기 · 영어쓰기 배열 (19~20)</w:t>
+      </w:r>
+    </w:p>
+    <w:p>
+      <w:pPr>
+        <w:spacing w:after="20" w:before="50"/>
+      </w:pPr>
+      <w:r>
+        <w:rPr>
+          <w:b/>
+          <w:i w:val="0"/>
+          <w:color w:val="1F3864"/>
+          <w:sz w:val="20"/>
+          <w:u w:val="none"/>
+        </w:rPr>
+        <w:t xml:space="preserve">19. </w:t>
+      </w:r>
+      <w:r>
+        <w:rPr>
+          <w:b w:val="0"/>
+          <w:i w:val="0"/>
+          <w:sz w:val="20"/>
+          <w:u w:val="none"/>
+        </w:rPr>
+        <w:t>다음은 학생이 본문 문장에 적은 Key point 필기이다. 필기 내용이 옳은 것의 개수는? (표적: 필기 옳은 것 개수)</w:t>
+      </w:r>
+    </w:p>
+    <w:p>
+      <w:pPr>
+        <w:spacing w:after="30"/>
+        <w:ind w:left="85"/>
+        <w:shd w:val="clear" w:color="auto" w:fill="F1F4F9"/>
+      </w:pPr>
+      <w:r>
+        <w:rPr>
+          <w:b w:val="0"/>
+          <w:i w:val="0"/>
+          <w:sz w:val="20"/>
+          <w:u w:val="none"/>
+        </w:rPr>
+        <w:t xml:space="preserve"> ⓐ the Earth is getting sicker and sicker → 「get 비교급 and 비교급」 점점 더 ~해지다</w:t>
+      </w:r>
+      <w:r>
+        <w:br/>
+      </w:r>
+      <w:r>
+        <w:rPr>
+          <w:b w:val="0"/>
+          <w:i w:val="0"/>
+          <w:sz w:val="20"/>
+          <w:u w:val="none"/>
+        </w:rPr>
+        <w:t xml:space="preserve"> ⓑ we produce lots of waste → waste는 셀 수 있는 명사라서 lots of wastes로도 쓴다</w:t>
+      </w:r>
+      <w:r>
+        <w:br/>
+      </w:r>
+      <w:r>
+        <w:rPr>
+          <w:b w:val="0"/>
+          <w:i w:val="0"/>
+          <w:sz w:val="20"/>
+          <w:u w:val="none"/>
+        </w:rPr>
+        <w:t xml:space="preserve"> ⓒ My dog tore my bag. → tore: tear의 과거형 (tear - tore - teared)</w:t>
+      </w:r>
+      <w:r>
+        <w:br/>
+      </w:r>
+      <w:r>
+        <w:rPr>
+          <w:b w:val="0"/>
+          <w:i w:val="0"/>
+          <w:sz w:val="20"/>
+          <w:u w:val="none"/>
+        </w:rPr>
+        <w:t xml:space="preserve"> ⓓ I made a nice lunch out of them. → made A out of B: B로 A를 만들다</w:t>
+      </w:r>
+      <w:r>
+        <w:br/>
+      </w:r>
+      <w:r>
+        <w:rPr>
+          <w:b w:val="0"/>
+          <w:i w:val="0"/>
+          <w:sz w:val="20"/>
+          <w:u w:val="none"/>
+        </w:rPr>
+        <w:t xml:space="preserve"> ⓔ I'm not very good at sewing → 「be good at + (동)명사」 ~을 잘하다</w:t>
+      </w:r>
+      <w:r>
+        <w:br/>
+      </w:r>
+      <w:r>
+        <w:rPr>
+          <w:b w:val="0"/>
+          <w:i w:val="0"/>
+          <w:sz w:val="20"/>
+          <w:u w:val="none"/>
+        </w:rPr>
+        <w:t xml:space="preserve"> ⓕ I often use food delivery services → often: 빈도부사(일반동사 앞)</w:t>
+      </w:r>
+      <w:r>
+        <w:br/>
+      </w:r>
+      <w:r>
+        <w:rPr>
+          <w:b w:val="0"/>
+          <w:i w:val="0"/>
+          <w:sz w:val="20"/>
+          <w:u w:val="none"/>
+        </w:rPr>
+        <w:t xml:space="preserve"> ⓖ Well, I can use them like money. → them = bottles / like 전: ~처럼</w:t>
+      </w:r>
+      <w:r>
+        <w:br/>
+      </w:r>
+      <w:r>
+        <w:rPr>
+          <w:b w:val="0"/>
+          <w:i w:val="0"/>
+          <w:sz w:val="20"/>
+          <w:u w:val="none"/>
+        </w:rPr>
+        <w:t xml:space="preserve"> ⓗ FYI, you can find great cooking ideas → FYI: For your interest의 약어</w:t>
+      </w:r>
+      <w:r>
+        <w:br/>
+      </w:r>
+      <w:r>
+        <w:br/>
+      </w:r>
+      <w:r>
+        <w:rPr>
+          <w:b w:val="0"/>
+          <w:i w:val="0"/>
+          <w:sz w:val="20"/>
+          <w:u w:val="none"/>
+        </w:rPr>
+        <w:t xml:space="preserve"> ① 2개 ② 3개 ③ 4개 ④ 5개 ⑤ 6개</w:t>
+      </w:r>
+      <w:r>
+        <w:br/>
+      </w:r>
+      <w:r>
+        <w:rPr>
+          <w:b w:val="0"/>
+          <w:i w:val="0"/>
+          <w:sz w:val="20"/>
+          <w:u w:val="none"/>
+        </w:rPr>
+        <w:t xml:space="preserve"> → </w:t>
+      </w:r>
+      <w:r>
+        <w:rPr>
+          <w:b w:val="0"/>
+          <w:i w:val="0"/>
+          <w:sz w:val="20"/>
+          <w:u w:val="none"/>
+        </w:rPr>
+        <w:t>__________</w:t>
+      </w:r>
+    </w:p>
+    <w:p>
+      <w:pPr>
+        <w:spacing w:after="20" w:before="50"/>
+      </w:pPr>
+      <w:r>
+        <w:rPr>
+          <w:b/>
+          <w:i w:val="0"/>
+          <w:color w:val="1F3864"/>
+          <w:sz w:val="20"/>
+          <w:u w:val="none"/>
+        </w:rPr>
+        <w:t xml:space="preserve">20. </w:t>
+      </w:r>
+      <w:r>
+        <w:rPr>
+          <w:b w:val="0"/>
+          <w:i w:val="0"/>
+          <w:sz w:val="20"/>
+          <w:u w:val="none"/>
+        </w:rPr>
+        <w:t>우리말과 같은 뜻이 되도록 괄호 안의 말을 모두 한 번씩 사용하여 배열할 때, ★ 자리에 오는 말을 각각 쓰고 문장을 완성하시오. (표적: 배열영작★)</w:t>
+      </w:r>
+    </w:p>
+    <w:p>
+      <w:pPr>
+        <w:spacing w:after="30"/>
+        <w:ind w:left="85"/>
+        <w:shd w:val="clear" w:color="auto" w:fill="F1F4F9"/>
+      </w:pPr>
+      <w:r>
+        <w:rPr>
+          <w:b w:val="0"/>
+          <w:i w:val="0"/>
+          <w:sz w:val="20"/>
+          <w:u w:val="none"/>
+        </w:rPr>
+        <w:t xml:space="preserve"> (1) 매일 우리는 많은 양의 쓰레기를 생산하고, 지구는 점점 더 병들고 있습니다.</w:t>
+      </w:r>
+      <w:r>
+        <w:br/>
+      </w:r>
+      <w:r>
+        <w:rPr>
+          <w:b w:val="0"/>
+          <w:i w:val="0"/>
+          <w:sz w:val="20"/>
+          <w:u w:val="none"/>
+        </w:rPr>
+        <w:t xml:space="preserve"> Every day, we produce lots of waste, and the Earth ( sicker / getting / and / is / sicker ).</w:t>
+      </w:r>
+      <w:r>
+        <w:br/>
+      </w:r>
+      <w:r>
+        <w:rPr>
+          <w:b w:val="0"/>
+          <w:i w:val="0"/>
+          <w:sz w:val="20"/>
+          <w:u w:val="none"/>
+        </w:rPr>
+        <w:t xml:space="preserve"> → the Earth ___ ★ ___ ___ ___ ★ = </w:t>
+      </w:r>
+      <w:r>
+        <w:rPr>
+          <w:b/>
+          <w:i w:val="0"/>
           <w:sz w:val="20"/>
           <w:u w:val="none"/>
         </w:rPr>
@@ -3922,7 +5673,7 @@
           <w:sz w:val="20"/>
           <w:u w:val="none"/>
         </w:rPr>
-        <w:t xml:space="preserve"> (2) 저는 키가 약 170cm 정도인데, 그는 저보다 조금 더 컸어요.</w:t>
+        <w:t xml:space="preserve"> (2) 그다음 날, 나는 그것들로 맛있는 점심을 만들었어.</w:t>
       </w:r>
       <w:r>
         <w:br/>
@@ -3934,7 +5685,7 @@
           <w:sz w:val="20"/>
           <w:u w:val="none"/>
         </w:rPr>
-        <w:t xml:space="preserve"> I'm about 170 cm tall, and he was ( than / a / me / taller / little ).</w:t>
+        <w:t xml:space="preserve"> The next day, I ( of / a nice lunch / made / out / them ).</w:t>
       </w:r>
       <w:r>
         <w:br/>
@@ -3946,7 +5697,7 @@
           <w:sz w:val="20"/>
           <w:u w:val="none"/>
         </w:rPr>
-        <w:t xml:space="preserve"> → he was ___ ___ ★ ___ ___ ★ = </w:t>
+        <w:t xml:space="preserve"> → I ___ ___ ★ ___ ___ ★ = </w:t>
       </w:r>
       <w:r>
         <w:rPr>
@@ -3976,7 +5727,7 @@
           <w:sz w:val="20"/>
           <w:u w:val="none"/>
         </w:rPr>
-        <w:t xml:space="preserve"> (3) 우리는 그날 케이크를 딱 한 개 팔아서, 저는 그를 똑똑히 기억해요.</w:t>
+        <w:t xml:space="preserve"> (3) 나는 바느질을 잘하지 못해서, 가방이 완벽해 보인다고 생각하진 않아.</w:t>
       </w:r>
       <w:r>
         <w:br/>
@@ -3988,7 +5739,7 @@
           <w:sz w:val="20"/>
           <w:u w:val="none"/>
         </w:rPr>
-        <w:t xml:space="preserve"> We ( one / that day / sold / cake / only ), so I remember him clearly.</w:t>
+        <w:t xml:space="preserve"> I'm not very good at sewing, and I ( think / the bag / don't / perfect / looks / that ).</w:t>
       </w:r>
       <w:r>
         <w:br/>
@@ -4000,7 +5751,7 @@
           <w:sz w:val="20"/>
           <w:u w:val="none"/>
         </w:rPr>
-        <w:t xml:space="preserve"> → We ___ ___ ★ ___ ___ ★ = </w:t>
+        <w:t xml:space="preserve"> → I ___ ___ ___ ___ ★ ___ ★ = </w:t>
       </w:r>
       <w:r>
         <w:rPr>
@@ -4010,6 +5761,60 @@
           <w:u w:val="none"/>
         </w:rPr>
         <w:t xml:space="preserve">(3) </w:t>
+      </w:r>
+      <w:r>
+        <w:rPr>
+          <w:b w:val="0"/>
+          <w:i w:val="0"/>
+          <w:sz w:val="20"/>
+          <w:u w:val="none"/>
+        </w:rPr>
+        <w:t>__________</w:t>
+      </w:r>
+      <w:r>
+        <w:br/>
+      </w:r>
+      <w:r>
+        <w:rPr>
+          <w:b w:val="0"/>
+          <w:i w:val="0"/>
+          <w:sz w:val="20"/>
+          <w:u w:val="none"/>
+        </w:rPr>
+        <w:t xml:space="preserve"> (4) 나는 그것들을 하나씩 기계에 집어넣었고, 대가로 포인트를 얻었어.</w:t>
+      </w:r>
+      <w:r>
+        <w:br/>
+      </w:r>
+      <w:r>
+        <w:rPr>
+          <w:b w:val="0"/>
+          <w:i w:val="0"/>
+          <w:sz w:val="20"/>
+          <w:u w:val="none"/>
+        </w:rPr>
+        <w:t xml:space="preserve"> I ( the machine / them / into / put / one by one ), and I got some points in return.</w:t>
+      </w:r>
+      <w:r>
+        <w:br/>
+      </w:r>
+      <w:r>
+        <w:rPr>
+          <w:b w:val="0"/>
+          <w:i w:val="0"/>
+          <w:sz w:val="20"/>
+          <w:u w:val="none"/>
+        </w:rPr>
+        <w:t xml:space="preserve"> → I ___ ___ ★ ___ ___ ★ = </w:t>
+      </w:r>
+      <w:r>
+        <w:rPr>
+          <w:b/>
+          <w:i w:val="0"/>
+          <w:sz w:val="20"/>
+          <w:u w:val="none"/>
+        </w:rPr>
+        <w:t xml:space="preserve">(4) </w:t>
       </w:r>
       <w:r>
         <w:rPr>
@@ -4044,7 +5849,7 @@
           <w:sz w:val="24"/>
           <w:u w:val="none"/>
         </w:rPr>
-        <w:t>L5 Reading 프린트 CHECK — 정답</w:t>
+        <w:t>L5~6 Reading 프린트 CHECK — 정답</w:t>
       </w:r>
     </w:p>
     <w:p>
@@ -4097,7 +5902,7 @@
           <w:sz w:val="18"/>
           <w:u w:val="none"/>
         </w:rPr>
-        <w:t xml:space="preserve"> ⑤ (piece — Diego의 진술에만 있음)</w:t>
+        <w:t xml:space="preserve"> ② around – away – off – after – fact</w:t>
       </w:r>
       <w:r>
         <w:rPr>
@@ -4126,7 +5931,7 @@
           <w:sz w:val="18"/>
           <w:u w:val="none"/>
         </w:rPr>
-        <w:t xml:space="preserve"> ⑤ fell ((a) went (b) found (c) spoke (d) remember)</w:t>
+        <w:t xml:space="preserve"> ⑤ ⓔ</w:t>
       </w:r>
       <w:r>
         <w:rPr>
@@ -4155,7 +5960,7 @@
           <w:sz w:val="18"/>
           <w:u w:val="none"/>
         </w:rPr>
-        <w:t xml:space="preserve"> ① around – away – off – after</w:t>
+        <w:t xml:space="preserve"> ⓐ, ⓓ, ⓔ</w:t>
       </w:r>
       <w:r>
         <w:rPr>
@@ -4184,7 +5989,7 @@
           <w:sz w:val="18"/>
           <w:u w:val="none"/>
         </w:rPr>
-        <w:t xml:space="preserve"> ⑤ ⓔ</w:t>
+        <w:t xml:space="preserve"> ① ⓐ, ⓒ, ⓔ (ⓑ spoke ⓓ smallest ⓕ had)</w:t>
       </w:r>
       <w:r>
         <w:rPr>
@@ -4213,7 +6018,7 @@
           <w:sz w:val="18"/>
           <w:u w:val="none"/>
         </w:rPr>
-        <w:t xml:space="preserve"> ⓐ, ⓓ, ⓔ</w:t>
+        <w:t xml:space="preserve"> ③ 4개 (ⓐ ⓒ ⓓ ⓕ)</w:t>
       </w:r>
       <w:r>
         <w:rPr>
@@ -4242,7 +6047,7 @@
           <w:sz w:val="18"/>
           <w:u w:val="none"/>
         </w:rPr>
-        <w:t xml:space="preserve"> ① ⓐ, ⓒ, ⓔ (ⓑ spoke ⓓ smallest ⓕ had)</w:t>
+        <w:t xml:space="preserve"> ④ ⓐ, ⓑ, ⓕ, ⓖ (ⓒ one = a cake ⓓ that day = last Friday ⓔ about: 부 약, 대략)</w:t>
       </w:r>
       <w:r>
         <w:rPr>
@@ -4271,7 +6076,7 @@
           <w:sz w:val="18"/>
           <w:u w:val="none"/>
         </w:rPr>
-        <w:t xml:space="preserve"> ② ⓑ, ⓒ</w:t>
+        <w:t xml:space="preserve"> (1) cake · eyewitnesses · young · brown · taller · blue · English (2) ② ⓐ, ⓒ, ⓔ, ⓖ, ⓗ (3) Friday→Saturday · shorter→taller · gray→brown · Spanish→English · on→next to</w:t>
       </w:r>
       <w:r>
         <w:rPr>
@@ -4300,7 +6105,7 @@
           <w:sz w:val="18"/>
           <w:u w:val="none"/>
         </w:rPr>
-        <w:t xml:space="preserve"> ② B, D, E</w:t>
+        <w:t xml:space="preserve"> (1) ③ ⓒ, ⓕ (2) ② Larry Johnson</w:t>
       </w:r>
       <w:r>
         <w:rPr>
@@ -4329,7 +6134,7 @@
           <w:sz w:val="18"/>
           <w:u w:val="none"/>
         </w:rPr>
-        <w:t xml:space="preserve"> ① ⓐ — the Monalisa ('모나리자' 그림) / ⓑ~ⓔ는 모두 그 노인(범인)</w:t>
+        <w:t xml:space="preserve"> (1) at — someone threw a cake at the Monalisa (2) taller — he was a little taller than me (3) one — We sold only one cake that day</w:t>
       </w:r>
       <w:r>
         <w:rPr>
@@ -4358,7 +6163,7 @@
           <w:sz w:val="18"/>
           <w:u w:val="none"/>
         </w:rPr>
-        <w:t xml:space="preserve"> ③ 4개 (ⓐ ⓒ ⓓ ⓕ)</w:t>
+        <w:t xml:space="preserve"> ③</w:t>
       </w:r>
       <w:r>
         <w:rPr>
@@ -4387,7 +6192,7 @@
           <w:sz w:val="18"/>
           <w:u w:val="none"/>
         </w:rPr>
-        <w:t xml:space="preserve"> ① (A) looking (B) is (C) found</w:t>
+        <w:t xml:space="preserve"> ⑤ (가) I didn't use any single-use plastic today (나) I can use them like money</w:t>
       </w:r>
       <w:r>
         <w:rPr>
@@ -4416,7 +6221,7 @@
           <w:sz w:val="18"/>
           <w:u w:val="none"/>
         </w:rPr>
-        <w:t xml:space="preserve"> ⑤</w:t>
+        <w:t xml:space="preserve"> (1) ① delivery ((a) leftovers (b) reusing (c) container (d) bottles) (2) (e) reuse (f) plastic (g) completely (h) recycling (i) points — leftovers는 남는 보기</w:t>
       </w:r>
       <w:r>
         <w:rPr>
@@ -4445,7 +6250,7 @@
           <w:sz w:val="18"/>
           <w:u w:val="none"/>
         </w:rPr>
-        <w:t xml:space="preserve"> ② ⓐ, ⓑ, ⓓ, ⓔ</w:t>
+        <w:t xml:space="preserve"> ③ (recycle — Challenge 04 Minsu 부분에만 있음)</w:t>
       </w:r>
       <w:r>
         <w:rPr>
@@ -4474,7 +6279,7 @@
           <w:sz w:val="18"/>
           <w:u w:val="none"/>
         </w:rPr>
-        <w:t xml:space="preserve"> (1) (a) eyewitnesses (b) taller (c) ran after (d) wig (e) guard (2) ② Larry Johnson</w:t>
+        <w:t xml:space="preserve"> ① ⓐ, ⓒ, ⓓ (ⓑ cooking ⓔ sewing ⓕ looks)</w:t>
       </w:r>
       <w:r>
         <w:rPr>
@@ -4503,7 +6308,123 @@
           <w:sz w:val="18"/>
           <w:u w:val="none"/>
         </w:rPr>
-        <w:t xml:space="preserve"> (1) at — someone threw a cake at the Monalisa (2) taller — he was a little taller than me (3) one — We sold only one cake that day</w:t>
+        <w:t xml:space="preserve"> ② ⓑ (ⓐ didn't ⓒ goes ⓓ them ⓔ those)</w:t>
+      </w:r>
+      <w:r>
+        <w:rPr>
+          <w:b w:val="0"/>
+          <w:i w:val="0"/>
+          <w:color w:val="B0B8C8"/>
+          <w:sz w:val="18"/>
+          <w:u w:val="none"/>
+        </w:rPr>
+        <w:t xml:space="preserve">   │   </w:t>
+      </w:r>
+      <w:r>
+        <w:rPr>
+          <w:b/>
+          <w:i w:val="0"/>
+          <w:color w:val="1F3864"/>
+          <w:sz w:val="18"/>
+          <w:u w:val="none"/>
+        </w:rPr>
+        <w:t>17</w:t>
+      </w:r>
+      <w:r>
+        <w:rPr>
+          <w:b w:val="0"/>
+          <w:i w:val="0"/>
+          <w:sz w:val="18"/>
+          <w:u w:val="none"/>
+        </w:rPr>
+        <w:t xml:space="preserve"> ④ ⓑ, ⓓ, ⓔ, ⓕ (ⓐ ⓒ는 to 자리)</w:t>
+      </w:r>
+      <w:r>
+        <w:rPr>
+          <w:b w:val="0"/>
+          <w:i w:val="0"/>
+          <w:color w:val="B0B8C8"/>
+          <w:sz w:val="18"/>
+          <w:u w:val="none"/>
+        </w:rPr>
+        <w:t xml:space="preserve">   │   </w:t>
+      </w:r>
+      <w:r>
+        <w:rPr>
+          <w:b/>
+          <w:i w:val="0"/>
+          <w:color w:val="1F3864"/>
+          <w:sz w:val="18"/>
+          <w:u w:val="none"/>
+        </w:rPr>
+        <w:t>18</w:t>
+      </w:r>
+      <w:r>
+        <w:rPr>
+          <w:b w:val="0"/>
+          <w:i w:val="0"/>
+          <w:sz w:val="18"/>
+          <w:u w:val="none"/>
+        </w:rPr>
+        <w:t xml:space="preserve"> ② ⓐ, ⓒ (명사적 용법 — 동사의 목적어)</w:t>
+      </w:r>
+      <w:r>
+        <w:rPr>
+          <w:b w:val="0"/>
+          <w:i w:val="0"/>
+          <w:color w:val="B0B8C8"/>
+          <w:sz w:val="18"/>
+          <w:u w:val="none"/>
+        </w:rPr>
+        <w:t xml:space="preserve">   │   </w:t>
+      </w:r>
+      <w:r>
+        <w:rPr>
+          <w:b/>
+          <w:i w:val="0"/>
+          <w:color w:val="1F3864"/>
+          <w:sz w:val="18"/>
+          <w:u w:val="none"/>
+        </w:rPr>
+        <w:t>19</w:t>
+      </w:r>
+      <w:r>
+        <w:rPr>
+          <w:b w:val="0"/>
+          <w:i w:val="0"/>
+          <w:sz w:val="18"/>
+          <w:u w:val="none"/>
+        </w:rPr>
+        <w:t xml:space="preserve"> ③ 4개 (ⓐ ⓓ ⓔ ⓕ)</w:t>
+      </w:r>
+      <w:r>
+        <w:rPr>
+          <w:b w:val="0"/>
+          <w:i w:val="0"/>
+          <w:color w:val="B0B8C8"/>
+          <w:sz w:val="18"/>
+          <w:u w:val="none"/>
+        </w:rPr>
+        <w:t xml:space="preserve">   │   </w:t>
+      </w:r>
+      <w:r>
+        <w:rPr>
+          <w:b/>
+          <w:i w:val="0"/>
+          <w:color w:val="1F3864"/>
+          <w:sz w:val="18"/>
+          <w:u w:val="none"/>
+        </w:rPr>
+        <w:t>20</w:t>
+      </w:r>
+      <w:r>
+        <w:rPr>
+          <w:b w:val="0"/>
+          <w:i w:val="0"/>
+          <w:sz w:val="18"/>
+          <w:u w:val="none"/>
+        </w:rPr>
+        <w:t xml:space="preserve"> (1) getting — the Earth is getting sicker and sicker (2) out — I made a nice lunch out of them (3) looks — I don't think that the bag looks perfect (4) into — I put them into the machine one by one</w:t>
       </w:r>
     </w:p>
     <w:sectPr>

--- a/mokdong1/2mid/word/md1s2_reading_check_exam.docx
+++ b/mokdong1/2mid/word/md1s2_reading_check_exam.docx
@@ -19,10 +19,10 @@
     </w:p>
     <w:p>
       <w:pPr>
-        <w:spacing w:after="80"/>
         <w:pBdr>
           <w:bottom w:val="single" w:sz="8" w:space="2" w:color="1F3864"/>
         </w:pBdr>
+        <w:spacing w:after="80"/>
       </w:pPr>
       <w:r>
         <w:rPr>
@@ -85,9 +85,9 @@
     </w:p>
     <w:p>
       <w:pPr>
+        <w:shd w:val="clear" w:color="auto" w:fill="F1F4F9"/>
         <w:spacing w:after="30"/>
         <w:ind w:left="85"/>
-        <w:shd w:val="clear" w:color="auto" w:fill="F1F4F9"/>
       </w:pPr>
       <w:r>
         <w:rPr>
@@ -356,9 +356,9 @@
     </w:p>
     <w:p>
       <w:pPr>
+        <w:shd w:val="clear" w:color="auto" w:fill="F1F4F9"/>
         <w:spacing w:after="30"/>
         <w:ind w:left="85"/>
-        <w:shd w:val="clear" w:color="auto" w:fill="F1F4F9"/>
       </w:pPr>
       <w:r>
         <w:rPr>
@@ -611,9 +611,9 @@
     </w:p>
     <w:p>
       <w:pPr>
+        <w:shd w:val="clear" w:color="auto" w:fill="F1F4F9"/>
         <w:spacing w:after="30"/>
         <w:ind w:left="85"/>
-        <w:shd w:val="clear" w:color="auto" w:fill="F1F4F9"/>
       </w:pPr>
       <w:r>
         <w:rPr>
@@ -807,9 +807,9 @@
     </w:p>
     <w:p>
       <w:pPr>
+        <w:shd w:val="clear" w:color="auto" w:fill="F1F4F9"/>
         <w:spacing w:after="30"/>
         <w:ind w:left="85"/>
-        <w:shd w:val="clear" w:color="auto" w:fill="F1F4F9"/>
       </w:pPr>
       <w:r>
         <w:rPr>
@@ -979,9 +979,9 @@
     </w:p>
     <w:p>
       <w:pPr>
+        <w:shd w:val="clear" w:color="auto" w:fill="F1F4F9"/>
         <w:spacing w:after="30"/>
         <w:ind w:left="85"/>
-        <w:shd w:val="clear" w:color="auto" w:fill="F1F4F9"/>
       </w:pPr>
       <w:r>
         <w:rPr>
@@ -1226,9 +1226,9 @@
     </w:p>
     <w:p>
       <w:pPr>
+        <w:shd w:val="clear" w:color="auto" w:fill="F1F4F9"/>
         <w:spacing w:after="30"/>
         <w:ind w:left="85"/>
-        <w:shd w:val="clear" w:color="auto" w:fill="F1F4F9"/>
       </w:pPr>
       <w:r>
         <w:rPr>
@@ -1422,9 +1422,9 @@
     </w:p>
     <w:p>
       <w:pPr>
+        <w:shd w:val="clear" w:color="auto" w:fill="F1F4F9"/>
         <w:spacing w:after="30"/>
         <w:ind w:left="85"/>
-        <w:shd w:val="clear" w:color="auto" w:fill="F1F4F9"/>
       </w:pPr>
       <w:r>
         <w:rPr>
@@ -1780,9 +1780,9 @@
     </w:p>
     <w:p>
       <w:pPr>
+        <w:shd w:val="clear" w:color="auto" w:fill="F1F4F9"/>
         <w:spacing w:after="30"/>
         <w:ind w:left="85"/>
-        <w:shd w:val="clear" w:color="auto" w:fill="F1F4F9"/>
       </w:pPr>
       <w:r>
         <w:rPr>
@@ -2474,9 +2474,9 @@
     </w:p>
     <w:p>
       <w:pPr>
+        <w:shd w:val="clear" w:color="auto" w:fill="F1F4F9"/>
         <w:spacing w:after="30"/>
         <w:ind w:left="85"/>
-        <w:shd w:val="clear" w:color="auto" w:fill="F1F4F9"/>
       </w:pPr>
       <w:r>
         <w:rPr>
@@ -3048,9 +3048,9 @@
     </w:p>
     <w:p>
       <w:pPr>
+        <w:shd w:val="clear" w:color="auto" w:fill="F1F4F9"/>
         <w:spacing w:after="30"/>
         <w:ind w:left="85"/>
-        <w:shd w:val="clear" w:color="auto" w:fill="F1F4F9"/>
       </w:pPr>
       <w:r>
         <w:rPr>
@@ -3271,9 +3271,9 @@
     </w:p>
     <w:p>
       <w:pPr>
+        <w:shd w:val="clear" w:color="auto" w:fill="F1F4F9"/>
         <w:spacing w:after="30"/>
         <w:ind w:left="85"/>
-        <w:shd w:val="clear" w:color="auto" w:fill="F1F4F9"/>
       </w:pPr>
       <w:r>
         <w:rPr>
@@ -3515,9 +3515,9 @@
     </w:p>
     <w:p>
       <w:pPr>
+        <w:shd w:val="clear" w:color="auto" w:fill="F1F4F9"/>
         <w:spacing w:after="30"/>
         <w:ind w:left="85"/>
-        <w:shd w:val="clear" w:color="auto" w:fill="F1F4F9"/>
       </w:pPr>
       <w:r>
         <w:rPr>
@@ -3747,9 +3747,9 @@
     </w:p>
     <w:p>
       <w:pPr>
+        <w:shd w:val="clear" w:color="auto" w:fill="F1F4F9"/>
         <w:spacing w:after="30"/>
         <w:ind w:left="85"/>
-        <w:shd w:val="clear" w:color="auto" w:fill="F1F4F9"/>
       </w:pPr>
       <w:r>
         <w:rPr>
@@ -4156,9 +4156,9 @@
     </w:p>
     <w:p>
       <w:pPr>
+        <w:shd w:val="clear" w:color="auto" w:fill="F1F4F9"/>
         <w:spacing w:after="30"/>
         <w:ind w:left="85"/>
-        <w:shd w:val="clear" w:color="auto" w:fill="F1F4F9"/>
       </w:pPr>
       <w:r>
         <w:rPr>
@@ -4373,9 +4373,9 @@
     </w:p>
     <w:p>
       <w:pPr>
+        <w:shd w:val="clear" w:color="auto" w:fill="F1F4F9"/>
         <w:spacing w:after="30"/>
         <w:ind w:left="85"/>
-        <w:shd w:val="clear" w:color="auto" w:fill="F1F4F9"/>
       </w:pPr>
       <w:r>
         <w:rPr>
@@ -4680,9 +4680,9 @@
     </w:p>
     <w:p>
       <w:pPr>
+        <w:shd w:val="clear" w:color="auto" w:fill="F1F4F9"/>
         <w:spacing w:after="30"/>
         <w:ind w:left="85"/>
-        <w:shd w:val="clear" w:color="auto" w:fill="F1F4F9"/>
       </w:pPr>
       <w:r>
         <w:rPr>
@@ -4876,9 +4876,9 @@
     </w:p>
     <w:p>
       <w:pPr>
+        <w:shd w:val="clear" w:color="auto" w:fill="F1F4F9"/>
         <w:spacing w:after="30"/>
         <w:ind w:left="85"/>
-        <w:shd w:val="clear" w:color="auto" w:fill="F1F4F9"/>
       </w:pPr>
       <w:r>
         <w:rPr>
@@ -5138,9 +5138,9 @@
     </w:p>
     <w:p>
       <w:pPr>
+        <w:shd w:val="clear" w:color="auto" w:fill="F1F4F9"/>
         <w:spacing w:after="30"/>
         <w:ind w:left="85"/>
-        <w:shd w:val="clear" w:color="auto" w:fill="F1F4F9"/>
       </w:pPr>
       <w:r>
         <w:rPr>
@@ -5448,9 +5448,9 @@
     </w:p>
     <w:p>
       <w:pPr>
+        <w:shd w:val="clear" w:color="auto" w:fill="F1F4F9"/>
         <w:spacing w:after="30"/>
         <w:ind w:left="85"/>
-        <w:shd w:val="clear" w:color="auto" w:fill="F1F4F9"/>
       </w:pPr>
       <w:r>
         <w:rPr>
@@ -5608,9 +5608,9 @@
     </w:p>
     <w:p>
       <w:pPr>
+        <w:shd w:val="clear" w:color="auto" w:fill="F1F4F9"/>
         <w:spacing w:after="30"/>
         <w:ind w:left="85"/>
-        <w:shd w:val="clear" w:color="auto" w:fill="F1F4F9"/>
       </w:pPr>
       <w:r>
         <w:rPr>
@@ -5832,8 +5832,8 @@
           <w:type w:val="continuous"/>
           <w:pgSz w:w="11906" w:h="16838"/>
           <w:pgMar w:top="680" w:right="794" w:bottom="624" w:left="794" w:header="720" w:footer="720" w:gutter="0"/>
+          <w:cols w:num="2" w:space="396" w:sep="1"/>
           <w:docGrid w:linePitch="360"/>
-          <w:cols w:num="2" w:space="396" w:sep="1"/>
         </w:sectPr>
       </w:pPr>
     </w:p>
@@ -6430,8 +6430,8 @@
     <w:sectPr>
       <w:pgSz w:w="11906" w:h="16838"/>
       <w:pgMar w:top="680" w:right="794" w:bottom="624" w:left="794" w:header="720" w:footer="720" w:gutter="0"/>
+      <w:cols w:num="1" w:space="396"/>
       <w:docGrid w:linePitch="360"/>
-      <w:cols w:num="1" w:space="396"/>
     </w:sectPr>
   </w:body>
 </w:document>

--- a/mokdong1/2mid/word/md1s2_reading_check_exam.docx
+++ b/mokdong1/2mid/word/md1s2_reading_check_exam.docx
@@ -19,10 +19,10 @@
     </w:p>
     <w:p>
       <w:pPr>
+        <w:spacing w:after="80"/>
         <w:pBdr>
           <w:bottom w:val="single" w:sz="8" w:space="2" w:color="1F3864"/>
         </w:pBdr>
-        <w:spacing w:after="80"/>
       </w:pPr>
       <w:r>
         <w:rPr>
@@ -85,9 +85,9 @@
     </w:p>
     <w:p>
       <w:pPr>
-        <w:shd w:val="clear" w:color="auto" w:fill="F1F4F9"/>
         <w:spacing w:after="30"/>
         <w:ind w:left="85"/>
+        <w:shd w:val="clear" w:color="auto" w:fill="F1F4F9"/>
       </w:pPr>
       <w:r>
         <w:rPr>
@@ -183,7 +183,7 @@
           <w:sz w:val="20"/>
           <w:u w:val="none"/>
         </w:rPr>
-        <w:t xml:space="preserve"> (가) a person who saw something happen, such as a crime</w:t>
+        <w:t xml:space="preserve"> (가) n. someone who saw a crime or an accident</w:t>
       </w:r>
       <w:r>
         <w:br/>
@@ -195,7 +195,7 @@
           <w:sz w:val="20"/>
           <w:u w:val="none"/>
         </w:rPr>
-        <w:t xml:space="preserve"> (나) a person who has done something against the law</w:t>
+        <w:t xml:space="preserve"> (나) n. a person who does something against the law, like stealing or hurting others</w:t>
       </w:r>
       <w:r>
         <w:br/>
@@ -207,7 +207,7 @@
           <w:sz w:val="20"/>
           <w:u w:val="none"/>
         </w:rPr>
-        <w:t xml:space="preserve"> (다) a person whose job is to clean and take care of a building</w:t>
+        <w:t xml:space="preserve"> (다) n. a person in charge of cleaning and fixing things in a building</w:t>
       </w:r>
       <w:r>
         <w:br/>
@@ -219,7 +219,7 @@
           <w:sz w:val="20"/>
           <w:u w:val="none"/>
         </w:rPr>
-        <w:t xml:space="preserve"> (라) a person whose job is to protect a place or people</w:t>
+        <w:t xml:space="preserve"> (라) n. a person whose job is to protect a person, place or thing from danger or attack</w:t>
       </w:r>
       <w:r>
         <w:br/>
@@ -231,7 +231,7 @@
           <w:sz w:val="20"/>
           <w:u w:val="none"/>
         </w:rPr>
-        <w:t xml:space="preserve"> (마) a covering of false hair that you wear on your head</w:t>
+        <w:t xml:space="preserve"> (마) 가발 (프린트 Words: wig = 가발)</w:t>
       </w:r>
       <w:r>
         <w:br/>
@@ -243,7 +243,7 @@
           <w:sz w:val="20"/>
           <w:u w:val="none"/>
         </w:rPr>
-        <w:t xml:space="preserve"> (바) a person who has something, such as a shop or a house</w:t>
+        <w:t xml:space="preserve"> (바) n. someone who owns something</w:t>
       </w:r>
       <w:r>
         <w:br/>
@@ -356,9 +356,9 @@
     </w:p>
     <w:p>
       <w:pPr>
-        <w:shd w:val="clear" w:color="auto" w:fill="F1F4F9"/>
         <w:spacing w:after="30"/>
         <w:ind w:left="85"/>
+        <w:shd w:val="clear" w:color="auto" w:fill="F1F4F9"/>
       </w:pPr>
       <w:r>
         <w:rPr>
@@ -611,9 +611,9 @@
     </w:p>
     <w:p>
       <w:pPr>
-        <w:shd w:val="clear" w:color="auto" w:fill="F1F4F9"/>
         <w:spacing w:after="30"/>
         <w:ind w:left="85"/>
+        <w:shd w:val="clear" w:color="auto" w:fill="F1F4F9"/>
       </w:pPr>
       <w:r>
         <w:rPr>
@@ -807,9 +807,9 @@
     </w:p>
     <w:p>
       <w:pPr>
-        <w:shd w:val="clear" w:color="auto" w:fill="F1F4F9"/>
         <w:spacing w:after="30"/>
         <w:ind w:left="85"/>
+        <w:shd w:val="clear" w:color="auto" w:fill="F1F4F9"/>
       </w:pPr>
       <w:r>
         <w:rPr>
@@ -979,9 +979,9 @@
     </w:p>
     <w:p>
       <w:pPr>
-        <w:shd w:val="clear" w:color="auto" w:fill="F1F4F9"/>
         <w:spacing w:after="30"/>
         <w:ind w:left="85"/>
+        <w:shd w:val="clear" w:color="auto" w:fill="F1F4F9"/>
       </w:pPr>
       <w:r>
         <w:rPr>
@@ -1226,9 +1226,9 @@
     </w:p>
     <w:p>
       <w:pPr>
-        <w:shd w:val="clear" w:color="auto" w:fill="F1F4F9"/>
         <w:spacing w:after="30"/>
         <w:ind w:left="85"/>
+        <w:shd w:val="clear" w:color="auto" w:fill="F1F4F9"/>
       </w:pPr>
       <w:r>
         <w:rPr>
@@ -1422,9 +1422,9 @@
     </w:p>
     <w:p>
       <w:pPr>
-        <w:shd w:val="clear" w:color="auto" w:fill="F1F4F9"/>
         <w:spacing w:after="30"/>
         <w:ind w:left="85"/>
+        <w:shd w:val="clear" w:color="auto" w:fill="F1F4F9"/>
       </w:pPr>
       <w:r>
         <w:rPr>
@@ -1780,9 +1780,9 @@
     </w:p>
     <w:p>
       <w:pPr>
-        <w:shd w:val="clear" w:color="auto" w:fill="F1F4F9"/>
         <w:spacing w:after="30"/>
         <w:ind w:left="85"/>
+        <w:shd w:val="clear" w:color="auto" w:fill="F1F4F9"/>
       </w:pPr>
       <w:r>
         <w:rPr>
@@ -2474,9 +2474,9 @@
     </w:p>
     <w:p>
       <w:pPr>
-        <w:shd w:val="clear" w:color="auto" w:fill="F1F4F9"/>
         <w:spacing w:after="30"/>
         <w:ind w:left="85"/>
+        <w:shd w:val="clear" w:color="auto" w:fill="F1F4F9"/>
       </w:pPr>
       <w:r>
         <w:rPr>
@@ -3048,9 +3048,9 @@
     </w:p>
     <w:p>
       <w:pPr>
-        <w:shd w:val="clear" w:color="auto" w:fill="F1F4F9"/>
         <w:spacing w:after="30"/>
         <w:ind w:left="85"/>
+        <w:shd w:val="clear" w:color="auto" w:fill="F1F4F9"/>
       </w:pPr>
       <w:r>
         <w:rPr>
@@ -3271,9 +3271,9 @@
     </w:p>
     <w:p>
       <w:pPr>
-        <w:shd w:val="clear" w:color="auto" w:fill="F1F4F9"/>
         <w:spacing w:after="30"/>
         <w:ind w:left="85"/>
+        <w:shd w:val="clear" w:color="auto" w:fill="F1F4F9"/>
       </w:pPr>
       <w:r>
         <w:rPr>
@@ -3515,9 +3515,9 @@
     </w:p>
     <w:p>
       <w:pPr>
-        <w:shd w:val="clear" w:color="auto" w:fill="F1F4F9"/>
         <w:spacing w:after="30"/>
         <w:ind w:left="85"/>
+        <w:shd w:val="clear" w:color="auto" w:fill="F1F4F9"/>
       </w:pPr>
       <w:r>
         <w:rPr>
@@ -3747,9 +3747,9 @@
     </w:p>
     <w:p>
       <w:pPr>
-        <w:shd w:val="clear" w:color="auto" w:fill="F1F4F9"/>
         <w:spacing w:after="30"/>
         <w:ind w:left="85"/>
+        <w:shd w:val="clear" w:color="auto" w:fill="F1F4F9"/>
       </w:pPr>
       <w:r>
         <w:rPr>
@@ -4156,9 +4156,9 @@
     </w:p>
     <w:p>
       <w:pPr>
-        <w:shd w:val="clear" w:color="auto" w:fill="F1F4F9"/>
         <w:spacing w:after="30"/>
         <w:ind w:left="85"/>
+        <w:shd w:val="clear" w:color="auto" w:fill="F1F4F9"/>
       </w:pPr>
       <w:r>
         <w:rPr>
@@ -4260,7 +4260,7 @@
           <w:sz w:val="20"/>
           <w:u w:val="none"/>
         </w:rPr>
-        <w:t xml:space="preserve"> ① food that is left after a meal is finished</w:t>
+        <w:t xml:space="preserve"> ① n. food remaining after a meal</w:t>
       </w:r>
       <w:r>
         <w:br/>
@@ -4272,7 +4272,7 @@
           <w:sz w:val="20"/>
           <w:u w:val="none"/>
         </w:rPr>
-        <w:t xml:space="preserve"> ② to pull something apart into pieces</w:t>
+        <w:t xml:space="preserve"> ② v. to pull paper, cloth, or another material into two pieces</w:t>
       </w:r>
       <w:r>
         <w:br/>
@@ -4284,7 +4284,7 @@
           <w:sz w:val="20"/>
           <w:u w:val="none"/>
         </w:rPr>
-        <w:t xml:space="preserve"> ③ to treat used things such as bottles and paper so that new things can be made from them</w:t>
+        <w:t xml:space="preserve"> ③ v. to put old paper, glass, or other materials through a special process so that they can be used again</w:t>
       </w:r>
       <w:r>
         <w:br/>
@@ -4296,7 +4296,7 @@
           <w:sz w:val="20"/>
           <w:u w:val="none"/>
         </w:rPr>
-        <w:t xml:space="preserve"> ④ to make something smaller in size or amount</w:t>
+        <w:t xml:space="preserve"> ④ v. to make something less or smaller</w:t>
       </w:r>
       <w:r>
         <w:br/>
@@ -4308,7 +4308,7 @@
           <w:sz w:val="20"/>
           <w:u w:val="none"/>
         </w:rPr>
-        <w:t xml:space="preserve"> ⑤ something such as a box or a bottle that you keep things in</w:t>
+        <w:t xml:space="preserve"> ⑤ n. an object for holding things, such as a can, box, or bottle</w:t>
       </w:r>
       <w:r>
         <w:br/>
@@ -4373,9 +4373,9 @@
     </w:p>
     <w:p>
       <w:pPr>
-        <w:shd w:val="clear" w:color="auto" w:fill="F1F4F9"/>
         <w:spacing w:after="30"/>
         <w:ind w:left="85"/>
+        <w:shd w:val="clear" w:color="auto" w:fill="F1F4F9"/>
       </w:pPr>
       <w:r>
         <w:rPr>
@@ -4680,9 +4680,9 @@
     </w:p>
     <w:p>
       <w:pPr>
-        <w:shd w:val="clear" w:color="auto" w:fill="F1F4F9"/>
         <w:spacing w:after="30"/>
         <w:ind w:left="85"/>
+        <w:shd w:val="clear" w:color="auto" w:fill="F1F4F9"/>
       </w:pPr>
       <w:r>
         <w:rPr>
@@ -4876,9 +4876,9 @@
     </w:p>
     <w:p>
       <w:pPr>
-        <w:shd w:val="clear" w:color="auto" w:fill="F1F4F9"/>
         <w:spacing w:after="30"/>
         <w:ind w:left="85"/>
+        <w:shd w:val="clear" w:color="auto" w:fill="F1F4F9"/>
       </w:pPr>
       <w:r>
         <w:rPr>
@@ -5138,9 +5138,9 @@
     </w:p>
     <w:p>
       <w:pPr>
-        <w:shd w:val="clear" w:color="auto" w:fill="F1F4F9"/>
         <w:spacing w:after="30"/>
         <w:ind w:left="85"/>
+        <w:shd w:val="clear" w:color="auto" w:fill="F1F4F9"/>
       </w:pPr>
       <w:r>
         <w:rPr>
@@ -5448,9 +5448,9 @@
     </w:p>
     <w:p>
       <w:pPr>
-        <w:shd w:val="clear" w:color="auto" w:fill="F1F4F9"/>
         <w:spacing w:after="30"/>
         <w:ind w:left="85"/>
+        <w:shd w:val="clear" w:color="auto" w:fill="F1F4F9"/>
       </w:pPr>
       <w:r>
         <w:rPr>
@@ -5608,9 +5608,9 @@
     </w:p>
     <w:p>
       <w:pPr>
-        <w:shd w:val="clear" w:color="auto" w:fill="F1F4F9"/>
         <w:spacing w:after="30"/>
         <w:ind w:left="85"/>
+        <w:shd w:val="clear" w:color="auto" w:fill="F1F4F9"/>
       </w:pPr>
       <w:r>
         <w:rPr>
@@ -5832,8 +5832,8 @@
           <w:type w:val="continuous"/>
           <w:pgSz w:w="11906" w:h="16838"/>
           <w:pgMar w:top="680" w:right="794" w:bottom="624" w:left="794" w:header="720" w:footer="720" w:gutter="0"/>
+          <w:docGrid w:linePitch="360"/>
           <w:cols w:num="2" w:space="396" w:sep="1"/>
-          <w:docGrid w:linePitch="360"/>
         </w:sectPr>
       </w:pPr>
     </w:p>
@@ -6430,8 +6430,8 @@
     <w:sectPr>
       <w:pgSz w:w="11906" w:h="16838"/>
       <w:pgMar w:top="680" w:right="794" w:bottom="624" w:left="794" w:header="720" w:footer="720" w:gutter="0"/>
+      <w:docGrid w:linePitch="360"/>
       <w:cols w:num="1" w:space="396"/>
-      <w:docGrid w:linePitch="360"/>
     </w:sectPr>
   </w:body>
 </w:document>
